--- a/rapport-couverture.docx
+++ b/rapport-couverture.docx
@@ -586,39 +586,17 @@
                                 <w:szCs w:val="22"/>
                                 <w:lang w:val="fr-FR"/>
                               </w:rPr>
-                              <w:t>PO-</w:t>
-                            </w:r>
-                            <w:proofErr w:type="gramStart"/>
-                            <w:r>
-                              <w:rPr>
-                                <w:rFonts w:ascii="Times New Roman" w:hAnsi="Times New Roman" w:cs="Times New Roman"/>
-                                <w:color w:val="000000" w:themeColor="text1"/>
-                                <w:sz w:val="22"/>
-                                <w:szCs w:val="22"/>
-                                <w:lang w:val="fr-FR"/>
-                              </w:rPr>
-                              <w:t>Box</w:t>
-                            </w:r>
-                            <w:r>
-                              <w:rPr>
-                                <w:rFonts w:ascii="Times New Roman" w:hAnsi="Times New Roman" w:cs="Times New Roman"/>
-                                <w:color w:val="000000" w:themeColor="text1"/>
-                                <w:sz w:val="22"/>
-                                <w:szCs w:val="22"/>
-                                <w:lang w:val="fr-FR"/>
-                              </w:rPr>
-                              <w:t>:</w:t>
-                            </w:r>
-                            <w:proofErr w:type="gramEnd"/>
-                            <w:r>
-                              <w:rPr>
-                                <w:rFonts w:ascii="Times New Roman" w:hAnsi="Times New Roman" w:cs="Times New Roman"/>
-                                <w:color w:val="000000" w:themeColor="text1"/>
-                                <w:sz w:val="22"/>
-                                <w:szCs w:val="22"/>
-                                <w:lang w:val="fr-FR"/>
-                              </w:rPr>
-                              <w:t xml:space="preserve"> 8698 DOUALA</w:t>
+                              <w:t>PO-Box</w:t>
+                            </w:r>
+                            <w:r>
+                              <w:rPr>
+                                <w:rFonts w:ascii="Times New Roman" w:hAnsi="Times New Roman" w:cs="Times New Roman"/>
+                                <w:color w:val="000000" w:themeColor="text1"/>
+                                <w:sz w:val="22"/>
+                                <w:szCs w:val="22"/>
+                                <w:lang w:val="fr-FR"/>
+                              </w:rPr>
+                              <w:t>: 8698 DOUALA</w:t>
                             </w:r>
                           </w:p>
                           <w:p>
@@ -633,7 +611,6 @@
                                 <w:lang w:val="fr-FR"/>
                               </w:rPr>
                             </w:pPr>
-                            <w:proofErr w:type="gramStart"/>
                             <w:r>
                               <w:rPr>
                                 <w:rFonts w:ascii="Times New Roman" w:hAnsi="Times New Roman" w:cs="Times New Roman"/>
@@ -652,18 +629,7 @@
                                 <w:szCs w:val="22"/>
                                 <w:lang w:val="fr-FR"/>
                               </w:rPr>
-                              <w:t>:</w:t>
-                            </w:r>
-                            <w:proofErr w:type="gramEnd"/>
-                            <w:r>
-                              <w:rPr>
-                                <w:rFonts w:ascii="Times New Roman" w:hAnsi="Times New Roman" w:cs="Times New Roman"/>
-                                <w:color w:val="000000" w:themeColor="text1"/>
-                                <w:sz w:val="22"/>
-                                <w:szCs w:val="22"/>
-                                <w:lang w:val="fr-FR"/>
-                              </w:rPr>
-                              <w:t xml:space="preserve"> (237) 233 40 24 82</w:t>
+                              <w:t>: (237) 233 40 24 82</w:t>
                             </w:r>
                           </w:p>
                           <w:p>
@@ -1042,39 +1008,17 @@
                           <w:szCs w:val="22"/>
                           <w:lang w:val="fr-FR"/>
                         </w:rPr>
-                        <w:t>PO-</w:t>
-                      </w:r>
-                      <w:proofErr w:type="gramStart"/>
-                      <w:r>
-                        <w:rPr>
-                          <w:rFonts w:ascii="Times New Roman" w:hAnsi="Times New Roman" w:cs="Times New Roman"/>
-                          <w:color w:val="000000" w:themeColor="text1"/>
-                          <w:sz w:val="22"/>
-                          <w:szCs w:val="22"/>
-                          <w:lang w:val="fr-FR"/>
-                        </w:rPr>
-                        <w:t>Box</w:t>
-                      </w:r>
-                      <w:r>
-                        <w:rPr>
-                          <w:rFonts w:ascii="Times New Roman" w:hAnsi="Times New Roman" w:cs="Times New Roman"/>
-                          <w:color w:val="000000" w:themeColor="text1"/>
-                          <w:sz w:val="22"/>
-                          <w:szCs w:val="22"/>
-                          <w:lang w:val="fr-FR"/>
-                        </w:rPr>
-                        <w:t>:</w:t>
-                      </w:r>
-                      <w:proofErr w:type="gramEnd"/>
-                      <w:r>
-                        <w:rPr>
-                          <w:rFonts w:ascii="Times New Roman" w:hAnsi="Times New Roman" w:cs="Times New Roman"/>
-                          <w:color w:val="000000" w:themeColor="text1"/>
-                          <w:sz w:val="22"/>
-                          <w:szCs w:val="22"/>
-                          <w:lang w:val="fr-FR"/>
-                        </w:rPr>
-                        <w:t xml:space="preserve"> 8698 DOUALA</w:t>
+                        <w:t>PO-Box</w:t>
+                      </w:r>
+                      <w:r>
+                        <w:rPr>
+                          <w:rFonts w:ascii="Times New Roman" w:hAnsi="Times New Roman" w:cs="Times New Roman"/>
+                          <w:color w:val="000000" w:themeColor="text1"/>
+                          <w:sz w:val="22"/>
+                          <w:szCs w:val="22"/>
+                          <w:lang w:val="fr-FR"/>
+                        </w:rPr>
+                        <w:t>: 8698 DOUALA</w:t>
                       </w:r>
                     </w:p>
                     <w:p>
@@ -1089,7 +1033,6 @@
                           <w:lang w:val="fr-FR"/>
                         </w:rPr>
                       </w:pPr>
-                      <w:proofErr w:type="gramStart"/>
                       <w:r>
                         <w:rPr>
                           <w:rFonts w:ascii="Times New Roman" w:hAnsi="Times New Roman" w:cs="Times New Roman"/>
@@ -1108,18 +1051,7 @@
                           <w:szCs w:val="22"/>
                           <w:lang w:val="fr-FR"/>
                         </w:rPr>
-                        <w:t>:</w:t>
-                      </w:r>
-                      <w:proofErr w:type="gramEnd"/>
-                      <w:r>
-                        <w:rPr>
-                          <w:rFonts w:ascii="Times New Roman" w:hAnsi="Times New Roman" w:cs="Times New Roman"/>
-                          <w:color w:val="000000" w:themeColor="text1"/>
-                          <w:sz w:val="22"/>
-                          <w:szCs w:val="22"/>
-                          <w:lang w:val="fr-FR"/>
-                        </w:rPr>
-                        <w:t xml:space="preserve"> (237) 233 40 24 82</w:t>
+                        <w:t>: (237) 233 40 24 82</w:t>
                       </w:r>
                     </w:p>
                     <w:p>
@@ -2102,7 +2034,6 @@
                                 <w:lang w:val="fr-FR"/>
                               </w:rPr>
                             </w:pPr>
-                            <w:proofErr w:type="gramStart"/>
                             <w:r>
                               <w:rPr>
                                 <w:rFonts w:ascii="Times New Roman" w:hAnsi="Times New Roman" w:cs="Times New Roman"/>
@@ -2113,25 +2044,22 @@
                                 <w:u w:val="single"/>
                                 <w:lang w:val="fr-FR"/>
                               </w:rPr>
-                              <w:t>THEME:</w:t>
-                            </w:r>
-                            <w:proofErr w:type="gramEnd"/>
-                            <w:r>
+                              <w:t xml:space="preserve">THEME: </w:t>
+                            </w:r>
+                          </w:p>
+                          <w:p>
+                            <w:pPr>
+                              <w:jc w:val="center"/>
                               <w:rPr>
                                 <w:rFonts w:ascii="Times New Roman" w:hAnsi="Times New Roman" w:cs="Times New Roman"/>
                                 <w:b/>
                                 <w:bCs/>
                                 <w:sz w:val="28"/>
                                 <w:szCs w:val="28"/>
-                                <w:u w:val="single"/>
-                                <w:lang w:val="fr-FR"/>
-                              </w:rPr>
-                              <w:t xml:space="preserve"> </w:t>
-                            </w:r>
-                          </w:p>
-                          <w:p>
-                            <w:pPr>
-                              <w:jc w:val="center"/>
+                                <w:lang w:val="fr-FR"/>
+                              </w:rPr>
+                            </w:pPr>
+                            <w:r>
                               <w:rPr>
                                 <w:rFonts w:ascii="Times New Roman" w:hAnsi="Times New Roman" w:cs="Times New Roman"/>
                                 <w:b/>
@@ -2140,7 +2068,8 @@
                                 <w:szCs w:val="28"/>
                                 <w:lang w:val="fr-FR"/>
                               </w:rPr>
-                            </w:pPr>
+                              <w:t>MISE EN PLACE D'UN</w:t>
+                            </w:r>
                             <w:r>
                               <w:rPr>
                                 <w:rFonts w:ascii="Times New Roman" w:hAnsi="Times New Roman" w:cs="Times New Roman"/>
@@ -2150,7 +2079,106 @@
                                 <w:szCs w:val="28"/>
                                 <w:lang w:val="fr-FR"/>
                               </w:rPr>
-                              <w:t>MISE EN PLACE D'UN OUTIL WEB POUR LA GESTION ET LE SUIVI DES STOCKS DE PHARMACIE HOSPITALIERE : CAS DE L’HOPITAL LAQUINTINIE</w:t>
+                              <w:t xml:space="preserve">E </w:t>
+                            </w:r>
+                            <w:r>
+                              <w:rPr>
+                                <w:rFonts w:ascii="Times New Roman" w:hAnsi="Times New Roman" w:cs="Times New Roman"/>
+                                <w:b/>
+                                <w:bCs/>
+                                <w:sz w:val="28"/>
+                                <w:szCs w:val="28"/>
+                                <w:lang w:val="fr-FR"/>
+                              </w:rPr>
+                              <w:t>A</w:t>
+                            </w:r>
+                            <w:r>
+                              <w:rPr>
+                                <w:rFonts w:ascii="Times New Roman" w:hAnsi="Times New Roman" w:cs="Times New Roman"/>
+                                <w:b/>
+                                <w:bCs/>
+                                <w:sz w:val="28"/>
+                                <w:szCs w:val="28"/>
+                                <w:lang w:val="fr-FR"/>
+                              </w:rPr>
+                              <w:t xml:space="preserve">PPLICATION </w:t>
+                            </w:r>
+                            <w:r>
+                              <w:rPr>
+                                <w:rFonts w:ascii="Times New Roman" w:hAnsi="Times New Roman" w:cs="Times New Roman"/>
+                                <w:b/>
+                                <w:bCs/>
+                                <w:sz w:val="28"/>
+                                <w:szCs w:val="28"/>
+                                <w:lang w:val="fr-FR"/>
+                              </w:rPr>
+                              <w:t xml:space="preserve">WEB </w:t>
+                            </w:r>
+                            <w:r>
+                              <w:rPr>
+                                <w:rFonts w:ascii="Times New Roman" w:hAnsi="Times New Roman" w:cs="Times New Roman"/>
+                                <w:b/>
+                                <w:bCs/>
+                                <w:sz w:val="28"/>
+                                <w:szCs w:val="28"/>
+                                <w:lang w:val="fr-FR"/>
+                              </w:rPr>
+                              <w:t>DE</w:t>
+                            </w:r>
+                            <w:r>
+                              <w:rPr>
+                                <w:rFonts w:ascii="Times New Roman" w:hAnsi="Times New Roman" w:cs="Times New Roman"/>
+                                <w:b/>
+                                <w:bCs/>
+                                <w:sz w:val="28"/>
+                                <w:szCs w:val="28"/>
+                                <w:lang w:val="fr-FR"/>
+                              </w:rPr>
+                              <w:t xml:space="preserve"> GESTION ET</w:t>
+                            </w:r>
+                            <w:r>
+                              <w:rPr>
+                                <w:rFonts w:ascii="Times New Roman" w:hAnsi="Times New Roman" w:cs="Times New Roman"/>
+                                <w:b/>
+                                <w:bCs/>
+                                <w:sz w:val="28"/>
+                                <w:szCs w:val="28"/>
+                                <w:lang w:val="fr-FR"/>
+                              </w:rPr>
+                              <w:t xml:space="preserve"> </w:t>
+                            </w:r>
+                            <w:r>
+                              <w:rPr>
+                                <w:rFonts w:ascii="Times New Roman" w:hAnsi="Times New Roman" w:cs="Times New Roman"/>
+                                <w:b/>
+                                <w:bCs/>
+                                <w:sz w:val="28"/>
+                                <w:szCs w:val="28"/>
+                                <w:lang w:val="fr-FR"/>
+                              </w:rPr>
+                              <w:t>SUIVI DES STOCKS D</w:t>
+                            </w:r>
+                            <w:r>
+                              <w:rPr>
+                                <w:rFonts w:ascii="Times New Roman" w:hAnsi="Times New Roman" w:cs="Times New Roman"/>
+                                <w:b/>
+                                <w:bCs/>
+                                <w:sz w:val="28"/>
+                                <w:szCs w:val="28"/>
+                                <w:lang w:val="fr-FR"/>
+                              </w:rPr>
+                              <w:t>ANS UNE</w:t>
+                            </w:r>
+                            <w:r>
+                              <w:rPr>
+                                <w:rFonts w:ascii="Times New Roman" w:hAnsi="Times New Roman" w:cs="Times New Roman"/>
+                                <w:b/>
+                                <w:bCs/>
+                                <w:sz w:val="28"/>
+                                <w:szCs w:val="28"/>
+                                <w:lang w:val="fr-FR"/>
+                              </w:rPr>
+                              <w:t xml:space="preserve"> PHARMACIE HOSPITALIERE : CAS DE L’HOPITAL LAQUINTINIE</w:t>
                             </w:r>
                           </w:p>
                         </w:txbxContent>
@@ -2216,7 +2244,6 @@
                           <w:lang w:val="fr-FR"/>
                         </w:rPr>
                       </w:pPr>
-                      <w:proofErr w:type="gramStart"/>
                       <w:r>
                         <w:rPr>
                           <w:rFonts w:ascii="Times New Roman" w:hAnsi="Times New Roman" w:cs="Times New Roman"/>
@@ -2227,20 +2254,7 @@
                           <w:u w:val="single"/>
                           <w:lang w:val="fr-FR"/>
                         </w:rPr>
-                        <w:t>THEME:</w:t>
-                      </w:r>
-                      <w:proofErr w:type="gramEnd"/>
-                      <w:r>
-                        <w:rPr>
-                          <w:rFonts w:ascii="Times New Roman" w:hAnsi="Times New Roman" w:cs="Times New Roman"/>
-                          <w:b/>
-                          <w:bCs/>
-                          <w:sz w:val="28"/>
-                          <w:szCs w:val="28"/>
-                          <w:u w:val="single"/>
-                          <w:lang w:val="fr-FR"/>
-                        </w:rPr>
-                        <w:t xml:space="preserve"> </w:t>
+                        <w:t xml:space="preserve">THEME: </w:t>
                       </w:r>
                     </w:p>
                     <w:p>
@@ -2264,7 +2278,117 @@
                           <w:szCs w:val="28"/>
                           <w:lang w:val="fr-FR"/>
                         </w:rPr>
-                        <w:t>MISE EN PLACE D'UN OUTIL WEB POUR LA GESTION ET LE SUIVI DES STOCKS DE PHARMACIE HOSPITALIERE : CAS DE L’HOPITAL LAQUINTINIE</w:t>
+                        <w:t>MISE EN PLACE D'UN</w:t>
+                      </w:r>
+                      <w:r>
+                        <w:rPr>
+                          <w:rFonts w:ascii="Times New Roman" w:hAnsi="Times New Roman" w:cs="Times New Roman"/>
+                          <w:b/>
+                          <w:bCs/>
+                          <w:sz w:val="28"/>
+                          <w:szCs w:val="28"/>
+                          <w:lang w:val="fr-FR"/>
+                        </w:rPr>
+                        <w:t xml:space="preserve">E </w:t>
+                      </w:r>
+                      <w:r>
+                        <w:rPr>
+                          <w:rFonts w:ascii="Times New Roman" w:hAnsi="Times New Roman" w:cs="Times New Roman"/>
+                          <w:b/>
+                          <w:bCs/>
+                          <w:sz w:val="28"/>
+                          <w:szCs w:val="28"/>
+                          <w:lang w:val="fr-FR"/>
+                        </w:rPr>
+                        <w:t>A</w:t>
+                      </w:r>
+                      <w:r>
+                        <w:rPr>
+                          <w:rFonts w:ascii="Times New Roman" w:hAnsi="Times New Roman" w:cs="Times New Roman"/>
+                          <w:b/>
+                          <w:bCs/>
+                          <w:sz w:val="28"/>
+                          <w:szCs w:val="28"/>
+                          <w:lang w:val="fr-FR"/>
+                        </w:rPr>
+                        <w:t xml:space="preserve">PPLICATION </w:t>
+                      </w:r>
+                      <w:r>
+                        <w:rPr>
+                          <w:rFonts w:ascii="Times New Roman" w:hAnsi="Times New Roman" w:cs="Times New Roman"/>
+                          <w:b/>
+                          <w:bCs/>
+                          <w:sz w:val="28"/>
+                          <w:szCs w:val="28"/>
+                          <w:lang w:val="fr-FR"/>
+                        </w:rPr>
+                        <w:t xml:space="preserve">WEB </w:t>
+                      </w:r>
+                      <w:r>
+                        <w:rPr>
+                          <w:rFonts w:ascii="Times New Roman" w:hAnsi="Times New Roman" w:cs="Times New Roman"/>
+                          <w:b/>
+                          <w:bCs/>
+                          <w:sz w:val="28"/>
+                          <w:szCs w:val="28"/>
+                          <w:lang w:val="fr-FR"/>
+                        </w:rPr>
+                        <w:t>DE</w:t>
+                      </w:r>
+                      <w:r>
+                        <w:rPr>
+                          <w:rFonts w:ascii="Times New Roman" w:hAnsi="Times New Roman" w:cs="Times New Roman"/>
+                          <w:b/>
+                          <w:bCs/>
+                          <w:sz w:val="28"/>
+                          <w:szCs w:val="28"/>
+                          <w:lang w:val="fr-FR"/>
+                        </w:rPr>
+                        <w:t xml:space="preserve"> GESTION ET</w:t>
+                      </w:r>
+                      <w:r>
+                        <w:rPr>
+                          <w:rFonts w:ascii="Times New Roman" w:hAnsi="Times New Roman" w:cs="Times New Roman"/>
+                          <w:b/>
+                          <w:bCs/>
+                          <w:sz w:val="28"/>
+                          <w:szCs w:val="28"/>
+                          <w:lang w:val="fr-FR"/>
+                        </w:rPr>
+                        <w:t xml:space="preserve"> </w:t>
+                      </w:r>
+                      <w:r>
+                        <w:rPr>
+                          <w:rFonts w:ascii="Times New Roman" w:hAnsi="Times New Roman" w:cs="Times New Roman"/>
+                          <w:b/>
+                          <w:bCs/>
+                          <w:sz w:val="28"/>
+                          <w:szCs w:val="28"/>
+                          <w:lang w:val="fr-FR"/>
+                        </w:rPr>
+                        <w:t>SUIVI DES STOCKS D</w:t>
+                      </w:r>
+                      <w:r>
+                        <w:rPr>
+                          <w:rFonts w:ascii="Times New Roman" w:hAnsi="Times New Roman" w:cs="Times New Roman"/>
+                          <w:b/>
+                          <w:bCs/>
+                          <w:sz w:val="28"/>
+                          <w:szCs w:val="28"/>
+                          <w:lang w:val="fr-FR"/>
+                        </w:rPr>
+                        <w:t>ANS UNE</w:t>
+                      </w:r>
+                      <w:r>
+                        <w:rPr>
+                          <w:rFonts w:ascii="Times New Roman" w:hAnsi="Times New Roman" w:cs="Times New Roman"/>
+                          <w:b/>
+                          <w:bCs/>
+                          <w:sz w:val="28"/>
+                          <w:szCs w:val="28"/>
+                          <w:lang w:val="fr-FR"/>
+                        </w:rPr>
+                        <w:t xml:space="preserve"> PHARMACIE HOSPITALIERE : CAS DE L’HOPITAL LAQUINTINIE</w:t>
                       </w:r>
                     </w:p>
                   </w:txbxContent>
@@ -2880,7 +3004,6 @@
                                 <w:lang w:val="fr-FR"/>
                               </w:rPr>
                             </w:pPr>
-                            <w:proofErr w:type="spellStart"/>
                             <w:r>
                               <w:rPr>
                                 <w:rFonts w:ascii="Times New Roman" w:hAnsi="Times New Roman" w:cs="Times New Roman"/>
@@ -2900,7 +3023,6 @@
                               </w:rPr>
                               <w:t>mique</w:t>
                             </w:r>
-                            <w:proofErr w:type="spellEnd"/>
                             <w:r>
                               <w:rPr>
                                 <w:rFonts w:ascii="Times New Roman" w:hAnsi="Times New Roman" w:cs="Times New Roman"/>
@@ -3184,8 +3306,6 @@
                                 <w:szCs w:val="28"/>
                               </w:rPr>
                             </w:pPr>
-                            <w:proofErr w:type="spellStart"/>
-                            <w:proofErr w:type="gramStart"/>
                             <w:r>
                               <w:rPr>
                                 <w:rFonts w:ascii="Times New Roman" w:hAnsi="Times New Roman" w:cs="Times New Roman"/>
@@ -3193,19 +3313,8 @@
                                 <w:sz w:val="28"/>
                                 <w:szCs w:val="28"/>
                               </w:rPr>
-                              <w:t>Matricule</w:t>
-                            </w:r>
-                            <w:proofErr w:type="spellEnd"/>
-                            <w:r>
-                              <w:rPr>
-                                <w:rFonts w:ascii="Times New Roman" w:hAnsi="Times New Roman" w:cs="Times New Roman"/>
-                                <w:color w:val="000000" w:themeColor="text1"/>
-                                <w:sz w:val="28"/>
-                                <w:szCs w:val="28"/>
-                              </w:rPr>
-                              <w:t xml:space="preserve"> :</w:t>
-                            </w:r>
-                            <w:proofErr w:type="gramEnd"/>
+                              <w:t>Matricule :</w:t>
+                            </w:r>
                           </w:p>
                           <w:p>
                             <w:pPr>
@@ -3250,39 +3359,8 @@
                                 <w:sz w:val="28"/>
                                 <w:szCs w:val="28"/>
                               </w:rPr>
-                              <w:t xml:space="preserve">Sous </w:t>
-                            </w:r>
-                            <w:proofErr w:type="spellStart"/>
-                            <w:r>
-                              <w:rPr>
-                                <w:rFonts w:ascii="Times New Roman" w:hAnsi="Times New Roman" w:cs="Times New Roman"/>
-                                <w:color w:val="000000" w:themeColor="text1"/>
-                                <w:sz w:val="28"/>
-                                <w:szCs w:val="28"/>
-                              </w:rPr>
-                              <w:t>l’encardrement</w:t>
-                            </w:r>
-                            <w:proofErr w:type="spellEnd"/>
-                            <w:r>
-                              <w:rPr>
-                                <w:rFonts w:ascii="Times New Roman" w:hAnsi="Times New Roman" w:cs="Times New Roman"/>
-                                <w:color w:val="000000" w:themeColor="text1"/>
-                                <w:sz w:val="28"/>
-                                <w:szCs w:val="28"/>
-                              </w:rPr>
-                              <w:t xml:space="preserve"> </w:t>
-                            </w:r>
-                            <w:proofErr w:type="gramStart"/>
-                            <w:r>
-                              <w:rPr>
-                                <w:rFonts w:ascii="Times New Roman" w:hAnsi="Times New Roman" w:cs="Times New Roman"/>
-                                <w:color w:val="000000" w:themeColor="text1"/>
-                                <w:sz w:val="28"/>
-                                <w:szCs w:val="28"/>
-                              </w:rPr>
-                              <w:t>de :</w:t>
-                            </w:r>
-                            <w:proofErr w:type="gramEnd"/>
+                              <w:t>Sous l’encardrement de :</w:t>
+                            </w:r>
                           </w:p>
                         </w:txbxContent>
                       </wps:txbx>

--- a/rapport-couverture.docx
+++ b/rapport-couverture.docx
@@ -11,6 +11,1716 @@
           <w:lang w:val="fr-FR"/>
         </w:rPr>
       </w:pPr>
+      <w:r>
+        <w:rPr>
+          <w:rFonts w:ascii="Times New Roman" w:hAnsi="Times New Roman" w:cs="Times New Roman"/>
+          <w:noProof/>
+          <w:sz w:val="28"/>
+          <w:szCs w:val="28"/>
+        </w:rPr>
+        <mc:AlternateContent>
+          <mc:Choice Requires="wps">
+            <w:drawing>
+              <wp:anchor distT="0" distB="0" distL="114300" distR="114300" simplePos="0" relativeHeight="251661312" behindDoc="0" locked="0" layoutInCell="1" allowOverlap="1" wp14:anchorId="131DA42C" wp14:editId="377C346A">
+                <wp:simplePos x="0" y="0"/>
+                <wp:positionH relativeFrom="column">
+                  <wp:posOffset>3586480</wp:posOffset>
+                </wp:positionH>
+                <wp:positionV relativeFrom="paragraph">
+                  <wp:posOffset>-588010</wp:posOffset>
+                </wp:positionV>
+                <wp:extent cx="2847340" cy="2945130"/>
+                <wp:effectExtent l="0" t="0" r="0" b="0"/>
+                <wp:wrapNone/>
+                <wp:docPr id="1812035516" name="Rectangle 1"/>
+                <wp:cNvGraphicFramePr/>
+                <a:graphic xmlns:a="http://schemas.openxmlformats.org/drawingml/2006/main">
+                  <a:graphicData uri="http://schemas.microsoft.com/office/word/2010/wordprocessingShape">
+                    <wps:wsp>
+                      <wps:cNvSpPr/>
+                      <wps:spPr>
+                        <a:xfrm>
+                          <a:off x="0" y="0"/>
+                          <a:ext cx="2847340" cy="2945130"/>
+                        </a:xfrm>
+                        <a:prstGeom prst="rect">
+                          <a:avLst/>
+                        </a:prstGeom>
+                        <a:noFill/>
+                        <a:ln>
+                          <a:noFill/>
+                        </a:ln>
+                      </wps:spPr>
+                      <wps:style>
+                        <a:lnRef idx="2">
+                          <a:schemeClr val="accent1">
+                            <a:shade val="15000"/>
+                          </a:schemeClr>
+                        </a:lnRef>
+                        <a:fillRef idx="1">
+                          <a:schemeClr val="accent1"/>
+                        </a:fillRef>
+                        <a:effectRef idx="0">
+                          <a:schemeClr val="accent1"/>
+                        </a:effectRef>
+                        <a:fontRef idx="minor">
+                          <a:schemeClr val="lt1"/>
+                        </a:fontRef>
+                      </wps:style>
+                      <wps:txbx>
+                        <w:txbxContent>
+                          <w:p>
+                            <w:pPr>
+                              <w:spacing w:after="0" w:line="240" w:lineRule="auto"/>
+                              <w:jc w:val="center"/>
+                              <w:rPr>
+                                <w:rFonts w:ascii="Times New Roman" w:hAnsi="Times New Roman" w:cs="Times New Roman"/>
+                                <w:color w:val="000000" w:themeColor="text1"/>
+                                <w:sz w:val="22"/>
+                                <w:szCs w:val="22"/>
+                              </w:rPr>
+                            </w:pPr>
+                            <w:r>
+                              <w:rPr>
+                                <w:rFonts w:ascii="Times New Roman" w:hAnsi="Times New Roman" w:cs="Times New Roman"/>
+                                <w:color w:val="000000" w:themeColor="text1"/>
+                                <w:sz w:val="22"/>
+                                <w:szCs w:val="22"/>
+                              </w:rPr>
+                              <w:t>REPUBLIC OF CAMEROON</w:t>
+                            </w:r>
+                          </w:p>
+                          <w:p>
+                            <w:pPr>
+                              <w:spacing w:after="0" w:line="240" w:lineRule="auto"/>
+                              <w:jc w:val="center"/>
+                              <w:rPr>
+                                <w:rFonts w:ascii="Times New Roman" w:hAnsi="Times New Roman" w:cs="Times New Roman"/>
+                                <w:color w:val="000000" w:themeColor="text1"/>
+                                <w:sz w:val="22"/>
+                                <w:szCs w:val="22"/>
+                              </w:rPr>
+                            </w:pPr>
+                            <w:r>
+                              <w:rPr>
+                                <w:rFonts w:ascii="Times New Roman" w:hAnsi="Times New Roman" w:cs="Times New Roman"/>
+                                <w:color w:val="000000" w:themeColor="text1"/>
+                                <w:sz w:val="22"/>
+                                <w:szCs w:val="22"/>
+                              </w:rPr>
+                              <w:t>Peace – Work – Fatherland</w:t>
+                            </w:r>
+                          </w:p>
+                          <w:p>
+                            <w:pPr>
+                              <w:spacing w:after="0" w:line="240" w:lineRule="auto"/>
+                              <w:jc w:val="center"/>
+                              <w:rPr>
+                                <w:rFonts w:ascii="Times New Roman" w:hAnsi="Times New Roman" w:cs="Times New Roman"/>
+                                <w:color w:val="000000" w:themeColor="text1"/>
+                                <w:sz w:val="22"/>
+                                <w:szCs w:val="22"/>
+                              </w:rPr>
+                            </w:pPr>
+                            <w:r>
+                              <w:rPr>
+                                <w:rFonts w:ascii="Times New Roman" w:hAnsi="Times New Roman" w:cs="Times New Roman"/>
+                                <w:color w:val="000000" w:themeColor="text1"/>
+                                <w:sz w:val="22"/>
+                                <w:szCs w:val="22"/>
+                              </w:rPr>
+                              <w:t>--------------------</w:t>
+                            </w:r>
+                          </w:p>
+                          <w:p>
+                            <w:pPr>
+                              <w:spacing w:after="0" w:line="240" w:lineRule="auto"/>
+                              <w:jc w:val="center"/>
+                              <w:rPr>
+                                <w:rFonts w:ascii="Times New Roman" w:hAnsi="Times New Roman" w:cs="Times New Roman"/>
+                                <w:color w:val="000000" w:themeColor="text1"/>
+                                <w:sz w:val="22"/>
+                                <w:szCs w:val="22"/>
+                              </w:rPr>
+                            </w:pPr>
+                            <w:r>
+                              <w:rPr>
+                                <w:rFonts w:ascii="Times New Roman" w:hAnsi="Times New Roman" w:cs="Times New Roman"/>
+                                <w:color w:val="000000" w:themeColor="text1"/>
+                                <w:sz w:val="22"/>
+                                <w:szCs w:val="22"/>
+                              </w:rPr>
+                              <w:t>MINIST</w:t>
+                            </w:r>
+                            <w:r>
+                              <w:rPr>
+                                <w:rFonts w:ascii="Times New Roman" w:hAnsi="Times New Roman" w:cs="Times New Roman"/>
+                                <w:color w:val="000000" w:themeColor="text1"/>
+                                <w:sz w:val="22"/>
+                                <w:szCs w:val="22"/>
+                              </w:rPr>
+                              <w:t>RY OF HIGHER EDUCATION</w:t>
+                            </w:r>
+                          </w:p>
+                          <w:p>
+                            <w:pPr>
+                              <w:spacing w:after="0" w:line="240" w:lineRule="auto"/>
+                              <w:jc w:val="center"/>
+                              <w:rPr>
+                                <w:rFonts w:ascii="Times New Roman" w:hAnsi="Times New Roman" w:cs="Times New Roman"/>
+                                <w:color w:val="000000" w:themeColor="text1"/>
+                                <w:sz w:val="22"/>
+                                <w:szCs w:val="22"/>
+                              </w:rPr>
+                            </w:pPr>
+                            <w:r>
+                              <w:rPr>
+                                <w:rFonts w:ascii="Times New Roman" w:hAnsi="Times New Roman" w:cs="Times New Roman"/>
+                                <w:color w:val="000000" w:themeColor="text1"/>
+                                <w:sz w:val="22"/>
+                                <w:szCs w:val="22"/>
+                              </w:rPr>
+                              <w:t>--------------------</w:t>
+                            </w:r>
+                          </w:p>
+                          <w:p>
+                            <w:pPr>
+                              <w:spacing w:after="0" w:line="240" w:lineRule="auto"/>
+                              <w:jc w:val="center"/>
+                              <w:rPr>
+                                <w:rFonts w:ascii="Times New Roman" w:hAnsi="Times New Roman" w:cs="Times New Roman"/>
+                                <w:color w:val="000000" w:themeColor="text1"/>
+                                <w:sz w:val="22"/>
+                                <w:szCs w:val="22"/>
+                              </w:rPr>
+                            </w:pPr>
+                            <w:r>
+                              <w:rPr>
+                                <w:rFonts w:ascii="Times New Roman" w:hAnsi="Times New Roman" w:cs="Times New Roman"/>
+                                <w:color w:val="000000" w:themeColor="text1"/>
+                                <w:sz w:val="22"/>
+                                <w:szCs w:val="22"/>
+                              </w:rPr>
+                              <w:t>THE UNIVERSITY OF</w:t>
+                            </w:r>
+                            <w:r>
+                              <w:rPr>
+                                <w:rFonts w:ascii="Times New Roman" w:hAnsi="Times New Roman" w:cs="Times New Roman"/>
+                                <w:color w:val="000000" w:themeColor="text1"/>
+                                <w:sz w:val="22"/>
+                                <w:szCs w:val="22"/>
+                              </w:rPr>
+                              <w:t xml:space="preserve"> DOUALA</w:t>
+                            </w:r>
+                          </w:p>
+                          <w:p>
+                            <w:pPr>
+                              <w:spacing w:after="0" w:line="240" w:lineRule="auto"/>
+                              <w:jc w:val="center"/>
+                              <w:rPr>
+                                <w:rFonts w:ascii="Times New Roman" w:hAnsi="Times New Roman" w:cs="Times New Roman"/>
+                                <w:color w:val="000000" w:themeColor="text1"/>
+                                <w:sz w:val="22"/>
+                                <w:szCs w:val="22"/>
+                              </w:rPr>
+                            </w:pPr>
+                            <w:r>
+                              <w:rPr>
+                                <w:rFonts w:ascii="Times New Roman" w:hAnsi="Times New Roman" w:cs="Times New Roman"/>
+                                <w:color w:val="000000" w:themeColor="text1"/>
+                                <w:sz w:val="22"/>
+                                <w:szCs w:val="22"/>
+                              </w:rPr>
+                              <w:t>--------------------</w:t>
+                            </w:r>
+                          </w:p>
+                          <w:p>
+                            <w:pPr>
+                              <w:spacing w:after="0" w:line="240" w:lineRule="auto"/>
+                              <w:jc w:val="center"/>
+                              <w:rPr>
+                                <w:rFonts w:ascii="Times New Roman" w:hAnsi="Times New Roman" w:cs="Times New Roman"/>
+                                <w:color w:val="000000" w:themeColor="text1"/>
+                                <w:sz w:val="22"/>
+                                <w:szCs w:val="22"/>
+                              </w:rPr>
+                            </w:pPr>
+                            <w:r>
+                              <w:rPr>
+                                <w:rFonts w:ascii="Times New Roman" w:hAnsi="Times New Roman" w:cs="Times New Roman"/>
+                                <w:color w:val="000000" w:themeColor="text1"/>
+                                <w:sz w:val="22"/>
+                                <w:szCs w:val="22"/>
+                              </w:rPr>
+                              <w:t xml:space="preserve">UNIVERSITY </w:t>
+                            </w:r>
+                            <w:r>
+                              <w:rPr>
+                                <w:rFonts w:ascii="Times New Roman" w:hAnsi="Times New Roman" w:cs="Times New Roman"/>
+                                <w:color w:val="000000" w:themeColor="text1"/>
+                                <w:sz w:val="22"/>
+                                <w:szCs w:val="22"/>
+                              </w:rPr>
+                              <w:t>INSTITUT</w:t>
+                            </w:r>
+                            <w:r>
+                              <w:rPr>
+                                <w:rFonts w:ascii="Times New Roman" w:hAnsi="Times New Roman" w:cs="Times New Roman"/>
+                                <w:color w:val="000000" w:themeColor="text1"/>
+                                <w:sz w:val="22"/>
+                                <w:szCs w:val="22"/>
+                              </w:rPr>
+                              <w:t>E</w:t>
+                            </w:r>
+                            <w:r>
+                              <w:rPr>
+                                <w:rFonts w:ascii="Times New Roman" w:hAnsi="Times New Roman" w:cs="Times New Roman"/>
+                                <w:color w:val="000000" w:themeColor="text1"/>
+                                <w:sz w:val="22"/>
+                                <w:szCs w:val="22"/>
+                              </w:rPr>
+                              <w:t xml:space="preserve"> </w:t>
+                            </w:r>
+                            <w:r>
+                              <w:rPr>
+                                <w:rFonts w:ascii="Times New Roman" w:hAnsi="Times New Roman" w:cs="Times New Roman"/>
+                                <w:color w:val="000000" w:themeColor="text1"/>
+                                <w:sz w:val="22"/>
+                                <w:szCs w:val="22"/>
+                              </w:rPr>
+                              <w:t>OF TECHNOLOGY</w:t>
+                            </w:r>
+                          </w:p>
+                          <w:p>
+                            <w:pPr>
+                              <w:spacing w:after="0" w:line="240" w:lineRule="auto"/>
+                              <w:jc w:val="center"/>
+                              <w:rPr>
+                                <w:rFonts w:ascii="Times New Roman" w:hAnsi="Times New Roman" w:cs="Times New Roman"/>
+                                <w:color w:val="000000" w:themeColor="text1"/>
+                                <w:sz w:val="22"/>
+                                <w:szCs w:val="22"/>
+                              </w:rPr>
+                            </w:pPr>
+                            <w:r>
+                              <w:rPr>
+                                <w:rFonts w:ascii="Times New Roman" w:hAnsi="Times New Roman" w:cs="Times New Roman"/>
+                                <w:color w:val="000000" w:themeColor="text1"/>
+                                <w:sz w:val="22"/>
+                                <w:szCs w:val="22"/>
+                              </w:rPr>
+                              <w:t>--------------------</w:t>
+                            </w:r>
+                          </w:p>
+                          <w:p>
+                            <w:pPr>
+                              <w:spacing w:after="0" w:line="240" w:lineRule="auto"/>
+                              <w:jc w:val="center"/>
+                              <w:rPr>
+                                <w:rFonts w:ascii="Times New Roman" w:hAnsi="Times New Roman" w:cs="Times New Roman"/>
+                                <w:color w:val="000000" w:themeColor="text1"/>
+                                <w:sz w:val="22"/>
+                                <w:szCs w:val="22"/>
+                              </w:rPr>
+                            </w:pPr>
+                            <w:r>
+                              <w:rPr>
+                                <w:rFonts w:ascii="Times New Roman" w:hAnsi="Times New Roman" w:cs="Times New Roman"/>
+                                <w:color w:val="000000" w:themeColor="text1"/>
+                                <w:sz w:val="22"/>
+                                <w:szCs w:val="22"/>
+                              </w:rPr>
+                              <w:t xml:space="preserve">DEPARTEMENT </w:t>
+                            </w:r>
+                            <w:r>
+                              <w:rPr>
+                                <w:rFonts w:ascii="Times New Roman" w:hAnsi="Times New Roman" w:cs="Times New Roman"/>
+                                <w:color w:val="000000" w:themeColor="text1"/>
+                                <w:sz w:val="22"/>
+                                <w:szCs w:val="22"/>
+                              </w:rPr>
+                              <w:t>OF COMPUTER SCIENCE ENGINEERING</w:t>
+                            </w:r>
+                          </w:p>
+                          <w:p>
+                            <w:pPr>
+                              <w:spacing w:after="0" w:line="240" w:lineRule="auto"/>
+                              <w:jc w:val="center"/>
+                              <w:rPr>
+                                <w:rFonts w:ascii="Times New Roman" w:hAnsi="Times New Roman" w:cs="Times New Roman"/>
+                                <w:color w:val="000000" w:themeColor="text1"/>
+                                <w:sz w:val="22"/>
+                                <w:szCs w:val="22"/>
+                                <w:lang w:val="fr-FR"/>
+                              </w:rPr>
+                            </w:pPr>
+                            <w:r>
+                              <w:rPr>
+                                <w:rFonts w:ascii="Times New Roman" w:hAnsi="Times New Roman" w:cs="Times New Roman"/>
+                                <w:color w:val="000000" w:themeColor="text1"/>
+                                <w:sz w:val="22"/>
+                                <w:szCs w:val="22"/>
+                                <w:lang w:val="fr-FR"/>
+                              </w:rPr>
+                              <w:t>--------------------</w:t>
+                            </w:r>
+                          </w:p>
+                          <w:p>
+                            <w:pPr>
+                              <w:spacing w:after="0" w:line="240" w:lineRule="auto"/>
+                              <w:jc w:val="center"/>
+                              <w:rPr>
+                                <w:rFonts w:ascii="Times New Roman" w:hAnsi="Times New Roman" w:cs="Times New Roman"/>
+                                <w:color w:val="000000" w:themeColor="text1"/>
+                                <w:sz w:val="22"/>
+                                <w:szCs w:val="22"/>
+                                <w:lang w:val="fr-FR"/>
+                              </w:rPr>
+                            </w:pPr>
+                            <w:r>
+                              <w:rPr>
+                                <w:rFonts w:ascii="Times New Roman" w:hAnsi="Times New Roman" w:cs="Times New Roman"/>
+                                <w:color w:val="000000" w:themeColor="text1"/>
+                                <w:sz w:val="22"/>
+                                <w:szCs w:val="22"/>
+                                <w:lang w:val="fr-FR"/>
+                              </w:rPr>
+                              <w:t>PO-</w:t>
+                            </w:r>
+                            <w:proofErr w:type="gramStart"/>
+                            <w:r>
+                              <w:rPr>
+                                <w:rFonts w:ascii="Times New Roman" w:hAnsi="Times New Roman" w:cs="Times New Roman"/>
+                                <w:color w:val="000000" w:themeColor="text1"/>
+                                <w:sz w:val="22"/>
+                                <w:szCs w:val="22"/>
+                                <w:lang w:val="fr-FR"/>
+                              </w:rPr>
+                              <w:t>Box</w:t>
+                            </w:r>
+                            <w:r>
+                              <w:rPr>
+                                <w:rFonts w:ascii="Times New Roman" w:hAnsi="Times New Roman" w:cs="Times New Roman"/>
+                                <w:color w:val="000000" w:themeColor="text1"/>
+                                <w:sz w:val="22"/>
+                                <w:szCs w:val="22"/>
+                                <w:lang w:val="fr-FR"/>
+                              </w:rPr>
+                              <w:t>:</w:t>
+                            </w:r>
+                            <w:proofErr w:type="gramEnd"/>
+                            <w:r>
+                              <w:rPr>
+                                <w:rFonts w:ascii="Times New Roman" w:hAnsi="Times New Roman" w:cs="Times New Roman"/>
+                                <w:color w:val="000000" w:themeColor="text1"/>
+                                <w:sz w:val="22"/>
+                                <w:szCs w:val="22"/>
+                                <w:lang w:val="fr-FR"/>
+                              </w:rPr>
+                              <w:t xml:space="preserve"> 8698 DOUALA</w:t>
+                            </w:r>
+                          </w:p>
+                          <w:p>
+                            <w:pPr>
+                              <w:spacing w:after="0" w:line="240" w:lineRule="auto"/>
+                              <w:jc w:val="center"/>
+                              <w:rPr>
+                                <w:rFonts w:ascii="Times New Roman" w:hAnsi="Times New Roman" w:cs="Times New Roman"/>
+                                <w:color w:val="000000" w:themeColor="text1"/>
+                                <w:sz w:val="22"/>
+                                <w:szCs w:val="22"/>
+                                <w:lang w:val="fr-FR"/>
+                              </w:rPr>
+                            </w:pPr>
+                            <w:proofErr w:type="gramStart"/>
+                            <w:r>
+                              <w:rPr>
+                                <w:rFonts w:ascii="Times New Roman" w:hAnsi="Times New Roman" w:cs="Times New Roman"/>
+                                <w:color w:val="000000" w:themeColor="text1"/>
+                                <w:sz w:val="22"/>
+                                <w:szCs w:val="22"/>
+                                <w:lang w:val="fr-FR"/>
+                              </w:rPr>
+                              <w:t>Phone</w:t>
+                            </w:r>
+                            <w:r>
+                              <w:rPr>
+                                <w:rFonts w:ascii="Times New Roman" w:hAnsi="Times New Roman" w:cs="Times New Roman"/>
+                                <w:color w:val="000000" w:themeColor="text1"/>
+                                <w:sz w:val="22"/>
+                                <w:szCs w:val="22"/>
+                                <w:lang w:val="fr-FR"/>
+                              </w:rPr>
+                              <w:t>:</w:t>
+                            </w:r>
+                            <w:proofErr w:type="gramEnd"/>
+                            <w:r>
+                              <w:rPr>
+                                <w:rFonts w:ascii="Times New Roman" w:hAnsi="Times New Roman" w:cs="Times New Roman"/>
+                                <w:color w:val="000000" w:themeColor="text1"/>
+                                <w:sz w:val="22"/>
+                                <w:szCs w:val="22"/>
+                                <w:lang w:val="fr-FR"/>
+                              </w:rPr>
+                              <w:t xml:space="preserve"> (237) 233 40 24 82</w:t>
+                            </w:r>
+                          </w:p>
+                          <w:p>
+                            <w:pPr>
+                              <w:spacing w:after="0" w:line="240" w:lineRule="auto"/>
+                              <w:jc w:val="center"/>
+                              <w:rPr>
+                                <w:rFonts w:ascii="Times New Roman" w:hAnsi="Times New Roman" w:cs="Times New Roman"/>
+                                <w:color w:val="000000" w:themeColor="text1"/>
+                                <w:sz w:val="22"/>
+                                <w:szCs w:val="22"/>
+                                <w:lang w:val="fr-FR"/>
+                              </w:rPr>
+                            </w:pPr>
+                            <w:r>
+                              <w:rPr>
+                                <w:rFonts w:ascii="Times New Roman" w:hAnsi="Times New Roman" w:cs="Times New Roman"/>
+                                <w:color w:val="000000" w:themeColor="text1"/>
+                                <w:sz w:val="22"/>
+                                <w:szCs w:val="22"/>
+                                <w:lang w:val="fr-FR"/>
+                              </w:rPr>
+                              <w:t xml:space="preserve">E-mail : </w:t>
+                            </w:r>
+                            <w:hyperlink r:id="rId4" w:history="1">
+                              <w:r>
+                                <w:rPr>
+                                  <w:rStyle w:val="Heading1Char"/>
+                                  <w:rFonts w:ascii="Times New Roman" w:hAnsi="Times New Roman" w:cs="Times New Roman"/>
+                                  <w:sz w:val="22"/>
+                                  <w:szCs w:val="22"/>
+                                  <w:lang w:val="fr-FR"/>
+                                </w:rPr>
+                                <w:t>infos.iut@univ-douala.com</w:t>
+                              </w:r>
+                            </w:hyperlink>
+                          </w:p>
+                        </w:txbxContent>
+                      </wps:txbx>
+                      <wps:bodyPr rot="0" spcFirstLastPara="0" vertOverflow="overflow" horzOverflow="overflow" vert="horz" wrap="square" lIns="91440" tIns="45720" rIns="91440" bIns="45720" numCol="1" spcCol="0" rtlCol="0" fromWordArt="0" anchor="ctr" anchorCtr="0" forceAA="0" compatLnSpc="1">
+                        <a:prstTxWarp prst="textNoShape">
+                          <a:avLst/>
+                        </a:prstTxWarp>
+                        <a:noAutofit/>
+                      </wps:bodyPr>
+                    </wps:wsp>
+                  </a:graphicData>
+                </a:graphic>
+                <wp14:sizeRelH relativeFrom="margin">
+                  <wp14:pctWidth>0</wp14:pctWidth>
+                </wp14:sizeRelH>
+                <wp14:sizeRelV relativeFrom="margin">
+                  <wp14:pctHeight>0</wp14:pctHeight>
+                </wp14:sizeRelV>
+              </wp:anchor>
+            </w:drawing>
+          </mc:Choice>
+          <mc:Fallback>
+            <w:pict>
+              <v:rect w14:anchorId="131DA42C" id="Rectangle 1" o:spid="_x0000_s1026" style="position:absolute;margin-left:282.4pt;margin-top:-46.3pt;width:224.2pt;height:231.9pt;z-index:251661312;visibility:visible;mso-wrap-style:square;mso-width-percent:0;mso-height-percent:0;mso-wrap-distance-left:9pt;mso-wrap-distance-top:0;mso-wrap-distance-right:9pt;mso-wrap-distance-bottom:0;mso-position-horizontal:absolute;mso-position-horizontal-relative:text;mso-position-vertical:absolute;mso-position-vertical-relative:text;mso-width-percent:0;mso-height-percent:0;mso-width-relative:margin;mso-height-relative:margin;v-text-anchor:middle" o:gfxdata="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" filled="f" stroked="f" strokeweight="1pt">
+                <v:textbox>
+                  <w:txbxContent>
+                    <w:p>
+                      <w:pPr>
+                        <w:spacing w:after="0" w:line="240" w:lineRule="auto"/>
+                        <w:jc w:val="center"/>
+                        <w:rPr>
+                          <w:rFonts w:ascii="Times New Roman" w:hAnsi="Times New Roman" w:cs="Times New Roman"/>
+                          <w:color w:val="000000" w:themeColor="text1"/>
+                          <w:sz w:val="22"/>
+                          <w:szCs w:val="22"/>
+                        </w:rPr>
+                      </w:pPr>
+                      <w:r>
+                        <w:rPr>
+                          <w:rFonts w:ascii="Times New Roman" w:hAnsi="Times New Roman" w:cs="Times New Roman"/>
+                          <w:color w:val="000000" w:themeColor="text1"/>
+                          <w:sz w:val="22"/>
+                          <w:szCs w:val="22"/>
+                        </w:rPr>
+                        <w:t>REPUBLIC OF CAMEROON</w:t>
+                      </w:r>
+                    </w:p>
+                    <w:p>
+                      <w:pPr>
+                        <w:spacing w:after="0" w:line="240" w:lineRule="auto"/>
+                        <w:jc w:val="center"/>
+                        <w:rPr>
+                          <w:rFonts w:ascii="Times New Roman" w:hAnsi="Times New Roman" w:cs="Times New Roman"/>
+                          <w:color w:val="000000" w:themeColor="text1"/>
+                          <w:sz w:val="22"/>
+                          <w:szCs w:val="22"/>
+                        </w:rPr>
+                      </w:pPr>
+                      <w:r>
+                        <w:rPr>
+                          <w:rFonts w:ascii="Times New Roman" w:hAnsi="Times New Roman" w:cs="Times New Roman"/>
+                          <w:color w:val="000000" w:themeColor="text1"/>
+                          <w:sz w:val="22"/>
+                          <w:szCs w:val="22"/>
+                        </w:rPr>
+                        <w:t>Peace – Work – Fatherland</w:t>
+                      </w:r>
+                    </w:p>
+                    <w:p>
+                      <w:pPr>
+                        <w:spacing w:after="0" w:line="240" w:lineRule="auto"/>
+                        <w:jc w:val="center"/>
+                        <w:rPr>
+                          <w:rFonts w:ascii="Times New Roman" w:hAnsi="Times New Roman" w:cs="Times New Roman"/>
+                          <w:color w:val="000000" w:themeColor="text1"/>
+                          <w:sz w:val="22"/>
+                          <w:szCs w:val="22"/>
+                        </w:rPr>
+                      </w:pPr>
+                      <w:r>
+                        <w:rPr>
+                          <w:rFonts w:ascii="Times New Roman" w:hAnsi="Times New Roman" w:cs="Times New Roman"/>
+                          <w:color w:val="000000" w:themeColor="text1"/>
+                          <w:sz w:val="22"/>
+                          <w:szCs w:val="22"/>
+                        </w:rPr>
+                        <w:t>--------------------</w:t>
+                      </w:r>
+                    </w:p>
+                    <w:p>
+                      <w:pPr>
+                        <w:spacing w:after="0" w:line="240" w:lineRule="auto"/>
+                        <w:jc w:val="center"/>
+                        <w:rPr>
+                          <w:rFonts w:ascii="Times New Roman" w:hAnsi="Times New Roman" w:cs="Times New Roman"/>
+                          <w:color w:val="000000" w:themeColor="text1"/>
+                          <w:sz w:val="22"/>
+                          <w:szCs w:val="22"/>
+                        </w:rPr>
+                      </w:pPr>
+                      <w:r>
+                        <w:rPr>
+                          <w:rFonts w:ascii="Times New Roman" w:hAnsi="Times New Roman" w:cs="Times New Roman"/>
+                          <w:color w:val="000000" w:themeColor="text1"/>
+                          <w:sz w:val="22"/>
+                          <w:szCs w:val="22"/>
+                        </w:rPr>
+                        <w:t>MINIST</w:t>
+                      </w:r>
+                      <w:r>
+                        <w:rPr>
+                          <w:rFonts w:ascii="Times New Roman" w:hAnsi="Times New Roman" w:cs="Times New Roman"/>
+                          <w:color w:val="000000" w:themeColor="text1"/>
+                          <w:sz w:val="22"/>
+                          <w:szCs w:val="22"/>
+                        </w:rPr>
+                        <w:t>RY OF HIGHER EDUCATION</w:t>
+                      </w:r>
+                    </w:p>
+                    <w:p>
+                      <w:pPr>
+                        <w:spacing w:after="0" w:line="240" w:lineRule="auto"/>
+                        <w:jc w:val="center"/>
+                        <w:rPr>
+                          <w:rFonts w:ascii="Times New Roman" w:hAnsi="Times New Roman" w:cs="Times New Roman"/>
+                          <w:color w:val="000000" w:themeColor="text1"/>
+                          <w:sz w:val="22"/>
+                          <w:szCs w:val="22"/>
+                        </w:rPr>
+                      </w:pPr>
+                      <w:r>
+                        <w:rPr>
+                          <w:rFonts w:ascii="Times New Roman" w:hAnsi="Times New Roman" w:cs="Times New Roman"/>
+                          <w:color w:val="000000" w:themeColor="text1"/>
+                          <w:sz w:val="22"/>
+                          <w:szCs w:val="22"/>
+                        </w:rPr>
+                        <w:t>--------------------</w:t>
+                      </w:r>
+                    </w:p>
+                    <w:p>
+                      <w:pPr>
+                        <w:spacing w:after="0" w:line="240" w:lineRule="auto"/>
+                        <w:jc w:val="center"/>
+                        <w:rPr>
+                          <w:rFonts w:ascii="Times New Roman" w:hAnsi="Times New Roman" w:cs="Times New Roman"/>
+                          <w:color w:val="000000" w:themeColor="text1"/>
+                          <w:sz w:val="22"/>
+                          <w:szCs w:val="22"/>
+                        </w:rPr>
+                      </w:pPr>
+                      <w:r>
+                        <w:rPr>
+                          <w:rFonts w:ascii="Times New Roman" w:hAnsi="Times New Roman" w:cs="Times New Roman"/>
+                          <w:color w:val="000000" w:themeColor="text1"/>
+                          <w:sz w:val="22"/>
+                          <w:szCs w:val="22"/>
+                        </w:rPr>
+                        <w:t>THE UNIVERSITY OF</w:t>
+                      </w:r>
+                      <w:r>
+                        <w:rPr>
+                          <w:rFonts w:ascii="Times New Roman" w:hAnsi="Times New Roman" w:cs="Times New Roman"/>
+                          <w:color w:val="000000" w:themeColor="text1"/>
+                          <w:sz w:val="22"/>
+                          <w:szCs w:val="22"/>
+                        </w:rPr>
+                        <w:t xml:space="preserve"> DOUALA</w:t>
+                      </w:r>
+                    </w:p>
+                    <w:p>
+                      <w:pPr>
+                        <w:spacing w:after="0" w:line="240" w:lineRule="auto"/>
+                        <w:jc w:val="center"/>
+                        <w:rPr>
+                          <w:rFonts w:ascii="Times New Roman" w:hAnsi="Times New Roman" w:cs="Times New Roman"/>
+                          <w:color w:val="000000" w:themeColor="text1"/>
+                          <w:sz w:val="22"/>
+                          <w:szCs w:val="22"/>
+                        </w:rPr>
+                      </w:pPr>
+                      <w:r>
+                        <w:rPr>
+                          <w:rFonts w:ascii="Times New Roman" w:hAnsi="Times New Roman" w:cs="Times New Roman"/>
+                          <w:color w:val="000000" w:themeColor="text1"/>
+                          <w:sz w:val="22"/>
+                          <w:szCs w:val="22"/>
+                        </w:rPr>
+                        <w:t>--------------------</w:t>
+                      </w:r>
+                    </w:p>
+                    <w:p>
+                      <w:pPr>
+                        <w:spacing w:after="0" w:line="240" w:lineRule="auto"/>
+                        <w:jc w:val="center"/>
+                        <w:rPr>
+                          <w:rFonts w:ascii="Times New Roman" w:hAnsi="Times New Roman" w:cs="Times New Roman"/>
+                          <w:color w:val="000000" w:themeColor="text1"/>
+                          <w:sz w:val="22"/>
+                          <w:szCs w:val="22"/>
+                        </w:rPr>
+                      </w:pPr>
+                      <w:r>
+                        <w:rPr>
+                          <w:rFonts w:ascii="Times New Roman" w:hAnsi="Times New Roman" w:cs="Times New Roman"/>
+                          <w:color w:val="000000" w:themeColor="text1"/>
+                          <w:sz w:val="22"/>
+                          <w:szCs w:val="22"/>
+                        </w:rPr>
+                        <w:t xml:space="preserve">UNIVERSITY </w:t>
+                      </w:r>
+                      <w:r>
+                        <w:rPr>
+                          <w:rFonts w:ascii="Times New Roman" w:hAnsi="Times New Roman" w:cs="Times New Roman"/>
+                          <w:color w:val="000000" w:themeColor="text1"/>
+                          <w:sz w:val="22"/>
+                          <w:szCs w:val="22"/>
+                        </w:rPr>
+                        <w:t>INSTITUT</w:t>
+                      </w:r>
+                      <w:r>
+                        <w:rPr>
+                          <w:rFonts w:ascii="Times New Roman" w:hAnsi="Times New Roman" w:cs="Times New Roman"/>
+                          <w:color w:val="000000" w:themeColor="text1"/>
+                          <w:sz w:val="22"/>
+                          <w:szCs w:val="22"/>
+                        </w:rPr>
+                        <w:t>E</w:t>
+                      </w:r>
+                      <w:r>
+                        <w:rPr>
+                          <w:rFonts w:ascii="Times New Roman" w:hAnsi="Times New Roman" w:cs="Times New Roman"/>
+                          <w:color w:val="000000" w:themeColor="text1"/>
+                          <w:sz w:val="22"/>
+                          <w:szCs w:val="22"/>
+                        </w:rPr>
+                        <w:t xml:space="preserve"> </w:t>
+                      </w:r>
+                      <w:r>
+                        <w:rPr>
+                          <w:rFonts w:ascii="Times New Roman" w:hAnsi="Times New Roman" w:cs="Times New Roman"/>
+                          <w:color w:val="000000" w:themeColor="text1"/>
+                          <w:sz w:val="22"/>
+                          <w:szCs w:val="22"/>
+                        </w:rPr>
+                        <w:t>OF TECHNOLOGY</w:t>
+                      </w:r>
+                    </w:p>
+                    <w:p>
+                      <w:pPr>
+                        <w:spacing w:after="0" w:line="240" w:lineRule="auto"/>
+                        <w:jc w:val="center"/>
+                        <w:rPr>
+                          <w:rFonts w:ascii="Times New Roman" w:hAnsi="Times New Roman" w:cs="Times New Roman"/>
+                          <w:color w:val="000000" w:themeColor="text1"/>
+                          <w:sz w:val="22"/>
+                          <w:szCs w:val="22"/>
+                        </w:rPr>
+                      </w:pPr>
+                      <w:r>
+                        <w:rPr>
+                          <w:rFonts w:ascii="Times New Roman" w:hAnsi="Times New Roman" w:cs="Times New Roman"/>
+                          <w:color w:val="000000" w:themeColor="text1"/>
+                          <w:sz w:val="22"/>
+                          <w:szCs w:val="22"/>
+                        </w:rPr>
+                        <w:t>--------------------</w:t>
+                      </w:r>
+                    </w:p>
+                    <w:p>
+                      <w:pPr>
+                        <w:spacing w:after="0" w:line="240" w:lineRule="auto"/>
+                        <w:jc w:val="center"/>
+                        <w:rPr>
+                          <w:rFonts w:ascii="Times New Roman" w:hAnsi="Times New Roman" w:cs="Times New Roman"/>
+                          <w:color w:val="000000" w:themeColor="text1"/>
+                          <w:sz w:val="22"/>
+                          <w:szCs w:val="22"/>
+                        </w:rPr>
+                      </w:pPr>
+                      <w:r>
+                        <w:rPr>
+                          <w:rFonts w:ascii="Times New Roman" w:hAnsi="Times New Roman" w:cs="Times New Roman"/>
+                          <w:color w:val="000000" w:themeColor="text1"/>
+                          <w:sz w:val="22"/>
+                          <w:szCs w:val="22"/>
+                        </w:rPr>
+                        <w:t xml:space="preserve">DEPARTEMENT </w:t>
+                      </w:r>
+                      <w:r>
+                        <w:rPr>
+                          <w:rFonts w:ascii="Times New Roman" w:hAnsi="Times New Roman" w:cs="Times New Roman"/>
+                          <w:color w:val="000000" w:themeColor="text1"/>
+                          <w:sz w:val="22"/>
+                          <w:szCs w:val="22"/>
+                        </w:rPr>
+                        <w:t>OF COMPUTER SCIENCE ENGINEERING</w:t>
+                      </w:r>
+                    </w:p>
+                    <w:p>
+                      <w:pPr>
+                        <w:spacing w:after="0" w:line="240" w:lineRule="auto"/>
+                        <w:jc w:val="center"/>
+                        <w:rPr>
+                          <w:rFonts w:ascii="Times New Roman" w:hAnsi="Times New Roman" w:cs="Times New Roman"/>
+                          <w:color w:val="000000" w:themeColor="text1"/>
+                          <w:sz w:val="22"/>
+                          <w:szCs w:val="22"/>
+                          <w:lang w:val="fr-FR"/>
+                        </w:rPr>
+                      </w:pPr>
+                      <w:r>
+                        <w:rPr>
+                          <w:rFonts w:ascii="Times New Roman" w:hAnsi="Times New Roman" w:cs="Times New Roman"/>
+                          <w:color w:val="000000" w:themeColor="text1"/>
+                          <w:sz w:val="22"/>
+                          <w:szCs w:val="22"/>
+                          <w:lang w:val="fr-FR"/>
+                        </w:rPr>
+                        <w:t>--------------------</w:t>
+                      </w:r>
+                    </w:p>
+                    <w:p>
+                      <w:pPr>
+                        <w:spacing w:after="0" w:line="240" w:lineRule="auto"/>
+                        <w:jc w:val="center"/>
+                        <w:rPr>
+                          <w:rFonts w:ascii="Times New Roman" w:hAnsi="Times New Roman" w:cs="Times New Roman"/>
+                          <w:color w:val="000000" w:themeColor="text1"/>
+                          <w:sz w:val="22"/>
+                          <w:szCs w:val="22"/>
+                          <w:lang w:val="fr-FR"/>
+                        </w:rPr>
+                      </w:pPr>
+                      <w:r>
+                        <w:rPr>
+                          <w:rFonts w:ascii="Times New Roman" w:hAnsi="Times New Roman" w:cs="Times New Roman"/>
+                          <w:color w:val="000000" w:themeColor="text1"/>
+                          <w:sz w:val="22"/>
+                          <w:szCs w:val="22"/>
+                          <w:lang w:val="fr-FR"/>
+                        </w:rPr>
+                        <w:t>PO-</w:t>
+                      </w:r>
+                      <w:proofErr w:type="gramStart"/>
+                      <w:r>
+                        <w:rPr>
+                          <w:rFonts w:ascii="Times New Roman" w:hAnsi="Times New Roman" w:cs="Times New Roman"/>
+                          <w:color w:val="000000" w:themeColor="text1"/>
+                          <w:sz w:val="22"/>
+                          <w:szCs w:val="22"/>
+                          <w:lang w:val="fr-FR"/>
+                        </w:rPr>
+                        <w:t>Box</w:t>
+                      </w:r>
+                      <w:r>
+                        <w:rPr>
+                          <w:rFonts w:ascii="Times New Roman" w:hAnsi="Times New Roman" w:cs="Times New Roman"/>
+                          <w:color w:val="000000" w:themeColor="text1"/>
+                          <w:sz w:val="22"/>
+                          <w:szCs w:val="22"/>
+                          <w:lang w:val="fr-FR"/>
+                        </w:rPr>
+                        <w:t>:</w:t>
+                      </w:r>
+                      <w:proofErr w:type="gramEnd"/>
+                      <w:r>
+                        <w:rPr>
+                          <w:rFonts w:ascii="Times New Roman" w:hAnsi="Times New Roman" w:cs="Times New Roman"/>
+                          <w:color w:val="000000" w:themeColor="text1"/>
+                          <w:sz w:val="22"/>
+                          <w:szCs w:val="22"/>
+                          <w:lang w:val="fr-FR"/>
+                        </w:rPr>
+                        <w:t xml:space="preserve"> 8698 DOUALA</w:t>
+                      </w:r>
+                    </w:p>
+                    <w:p>
+                      <w:pPr>
+                        <w:spacing w:after="0" w:line="240" w:lineRule="auto"/>
+                        <w:jc w:val="center"/>
+                        <w:rPr>
+                          <w:rFonts w:ascii="Times New Roman" w:hAnsi="Times New Roman" w:cs="Times New Roman"/>
+                          <w:color w:val="000000" w:themeColor="text1"/>
+                          <w:sz w:val="22"/>
+                          <w:szCs w:val="22"/>
+                          <w:lang w:val="fr-FR"/>
+                        </w:rPr>
+                      </w:pPr>
+                      <w:proofErr w:type="gramStart"/>
+                      <w:r>
+                        <w:rPr>
+                          <w:rFonts w:ascii="Times New Roman" w:hAnsi="Times New Roman" w:cs="Times New Roman"/>
+                          <w:color w:val="000000" w:themeColor="text1"/>
+                          <w:sz w:val="22"/>
+                          <w:szCs w:val="22"/>
+                          <w:lang w:val="fr-FR"/>
+                        </w:rPr>
+                        <w:t>Phone</w:t>
+                      </w:r>
+                      <w:r>
+                        <w:rPr>
+                          <w:rFonts w:ascii="Times New Roman" w:hAnsi="Times New Roman" w:cs="Times New Roman"/>
+                          <w:color w:val="000000" w:themeColor="text1"/>
+                          <w:sz w:val="22"/>
+                          <w:szCs w:val="22"/>
+                          <w:lang w:val="fr-FR"/>
+                        </w:rPr>
+                        <w:t>:</w:t>
+                      </w:r>
+                      <w:proofErr w:type="gramEnd"/>
+                      <w:r>
+                        <w:rPr>
+                          <w:rFonts w:ascii="Times New Roman" w:hAnsi="Times New Roman" w:cs="Times New Roman"/>
+                          <w:color w:val="000000" w:themeColor="text1"/>
+                          <w:sz w:val="22"/>
+                          <w:szCs w:val="22"/>
+                          <w:lang w:val="fr-FR"/>
+                        </w:rPr>
+                        <w:t xml:space="preserve"> (237) 233 40 24 82</w:t>
+                      </w:r>
+                    </w:p>
+                    <w:p>
+                      <w:pPr>
+                        <w:spacing w:after="0" w:line="240" w:lineRule="auto"/>
+                        <w:jc w:val="center"/>
+                        <w:rPr>
+                          <w:rFonts w:ascii="Times New Roman" w:hAnsi="Times New Roman" w:cs="Times New Roman"/>
+                          <w:color w:val="000000" w:themeColor="text1"/>
+                          <w:sz w:val="22"/>
+                          <w:szCs w:val="22"/>
+                          <w:lang w:val="fr-FR"/>
+                        </w:rPr>
+                      </w:pPr>
+                      <w:r>
+                        <w:rPr>
+                          <w:rFonts w:ascii="Times New Roman" w:hAnsi="Times New Roman" w:cs="Times New Roman"/>
+                          <w:color w:val="000000" w:themeColor="text1"/>
+                          <w:sz w:val="22"/>
+                          <w:szCs w:val="22"/>
+                          <w:lang w:val="fr-FR"/>
+                        </w:rPr>
+                        <w:t xml:space="preserve">E-mail : </w:t>
+                      </w:r>
+                      <w:hyperlink r:id="rId5" w:history="1">
+                        <w:r>
+                          <w:rPr>
+                            <w:rStyle w:val="Heading1Char"/>
+                            <w:rFonts w:ascii="Times New Roman" w:hAnsi="Times New Roman" w:cs="Times New Roman"/>
+                            <w:sz w:val="22"/>
+                            <w:szCs w:val="22"/>
+                            <w:lang w:val="fr-FR"/>
+                          </w:rPr>
+                          <w:t>infos.iut@univ-douala.com</w:t>
+                        </w:r>
+                      </w:hyperlink>
+                    </w:p>
+                  </w:txbxContent>
+                </v:textbox>
+              </v:rect>
+            </w:pict>
+          </mc:Fallback>
+        </mc:AlternateContent>
+      </w:r>
+      <w:r>
+        <w:rPr>
+          <w:rFonts w:ascii="Times New Roman" w:hAnsi="Times New Roman" w:cs="Times New Roman"/>
+          <w:noProof/>
+          <w:sz w:val="28"/>
+          <w:szCs w:val="28"/>
+        </w:rPr>
+        <mc:AlternateContent>
+          <mc:Choice Requires="wps">
+            <w:drawing>
+              <wp:anchor distT="0" distB="0" distL="114300" distR="114300" simplePos="0" relativeHeight="251659264" behindDoc="0" locked="0" layoutInCell="1" allowOverlap="1" wp14:anchorId="2782D93F" wp14:editId="5FBEF266">
+                <wp:simplePos x="0" y="0"/>
+                <wp:positionH relativeFrom="column">
+                  <wp:posOffset>-674370</wp:posOffset>
+                </wp:positionH>
+                <wp:positionV relativeFrom="paragraph">
+                  <wp:posOffset>-629285</wp:posOffset>
+                </wp:positionV>
+                <wp:extent cx="2847340" cy="3200400"/>
+                <wp:effectExtent l="0" t="0" r="0" b="0"/>
+                <wp:wrapNone/>
+                <wp:docPr id="879720452" name="Rectangle 1"/>
+                <wp:cNvGraphicFramePr/>
+                <a:graphic xmlns:a="http://schemas.openxmlformats.org/drawingml/2006/main">
+                  <a:graphicData uri="http://schemas.microsoft.com/office/word/2010/wordprocessingShape">
+                    <wps:wsp>
+                      <wps:cNvSpPr/>
+                      <wps:spPr>
+                        <a:xfrm>
+                          <a:off x="0" y="0"/>
+                          <a:ext cx="2847340" cy="3200400"/>
+                        </a:xfrm>
+                        <a:prstGeom prst="rect">
+                          <a:avLst/>
+                        </a:prstGeom>
+                        <a:noFill/>
+                        <a:ln>
+                          <a:noFill/>
+                        </a:ln>
+                      </wps:spPr>
+                      <wps:style>
+                        <a:lnRef idx="2">
+                          <a:schemeClr val="accent1">
+                            <a:shade val="15000"/>
+                          </a:schemeClr>
+                        </a:lnRef>
+                        <a:fillRef idx="1">
+                          <a:schemeClr val="accent1"/>
+                        </a:fillRef>
+                        <a:effectRef idx="0">
+                          <a:schemeClr val="accent1"/>
+                        </a:effectRef>
+                        <a:fontRef idx="minor">
+                          <a:schemeClr val="lt1"/>
+                        </a:fontRef>
+                      </wps:style>
+                      <wps:txbx>
+                        <w:txbxContent>
+                          <w:p>
+                            <w:pPr>
+                              <w:spacing w:after="0" w:line="240" w:lineRule="auto"/>
+                              <w:jc w:val="center"/>
+                              <w:rPr>
+                                <w:rFonts w:ascii="Times New Roman" w:hAnsi="Times New Roman" w:cs="Times New Roman"/>
+                                <w:color w:val="000000" w:themeColor="text1"/>
+                                <w:sz w:val="22"/>
+                                <w:szCs w:val="22"/>
+                                <w:lang w:val="fr-FR"/>
+                              </w:rPr>
+                            </w:pPr>
+                            <w:r>
+                              <w:rPr>
+                                <w:rFonts w:ascii="Times New Roman" w:hAnsi="Times New Roman" w:cs="Times New Roman"/>
+                                <w:color w:val="000000" w:themeColor="text1"/>
+                                <w:sz w:val="22"/>
+                                <w:szCs w:val="22"/>
+                                <w:lang w:val="fr-FR"/>
+                              </w:rPr>
+                              <w:t>REPUBLIQUE DU CAMEROUN</w:t>
+                            </w:r>
+                          </w:p>
+                          <w:p>
+                            <w:pPr>
+                              <w:spacing w:after="0" w:line="240" w:lineRule="auto"/>
+                              <w:jc w:val="center"/>
+                              <w:rPr>
+                                <w:rFonts w:ascii="Times New Roman" w:hAnsi="Times New Roman" w:cs="Times New Roman"/>
+                                <w:color w:val="000000" w:themeColor="text1"/>
+                                <w:sz w:val="22"/>
+                                <w:szCs w:val="22"/>
+                                <w:lang w:val="fr-FR"/>
+                              </w:rPr>
+                            </w:pPr>
+                            <w:r>
+                              <w:rPr>
+                                <w:rFonts w:ascii="Times New Roman" w:hAnsi="Times New Roman" w:cs="Times New Roman"/>
+                                <w:color w:val="000000" w:themeColor="text1"/>
+                                <w:sz w:val="22"/>
+                                <w:szCs w:val="22"/>
+                                <w:lang w:val="fr-FR"/>
+                              </w:rPr>
+                              <w:t>Paix – Travail – Patrie</w:t>
+                            </w:r>
+                          </w:p>
+                          <w:p>
+                            <w:pPr>
+                              <w:spacing w:after="0" w:line="240" w:lineRule="auto"/>
+                              <w:jc w:val="center"/>
+                              <w:rPr>
+                                <w:rFonts w:ascii="Times New Roman" w:hAnsi="Times New Roman" w:cs="Times New Roman"/>
+                                <w:color w:val="000000" w:themeColor="text1"/>
+                                <w:sz w:val="22"/>
+                                <w:szCs w:val="22"/>
+                                <w:lang w:val="fr-FR"/>
+                              </w:rPr>
+                            </w:pPr>
+                            <w:r>
+                              <w:rPr>
+                                <w:rFonts w:ascii="Times New Roman" w:hAnsi="Times New Roman" w:cs="Times New Roman"/>
+                                <w:color w:val="000000" w:themeColor="text1"/>
+                                <w:sz w:val="22"/>
+                                <w:szCs w:val="22"/>
+                                <w:lang w:val="fr-FR"/>
+                              </w:rPr>
+                              <w:t>--------------------</w:t>
+                            </w:r>
+                          </w:p>
+                          <w:p>
+                            <w:pPr>
+                              <w:spacing w:after="0" w:line="240" w:lineRule="auto"/>
+                              <w:jc w:val="center"/>
+                              <w:rPr>
+                                <w:rFonts w:ascii="Times New Roman" w:hAnsi="Times New Roman" w:cs="Times New Roman"/>
+                                <w:color w:val="000000" w:themeColor="text1"/>
+                                <w:sz w:val="22"/>
+                                <w:szCs w:val="22"/>
+                                <w:lang w:val="fr-FR"/>
+                              </w:rPr>
+                            </w:pPr>
+                            <w:r>
+                              <w:rPr>
+                                <w:rFonts w:ascii="Times New Roman" w:hAnsi="Times New Roman" w:cs="Times New Roman"/>
+                                <w:color w:val="000000" w:themeColor="text1"/>
+                                <w:sz w:val="22"/>
+                                <w:szCs w:val="22"/>
+                                <w:lang w:val="fr-FR"/>
+                              </w:rPr>
+                              <w:t>MINISTERE DE L’ENSEIGNEMENT SUPERIEUR</w:t>
+                            </w:r>
+                          </w:p>
+                          <w:p>
+                            <w:pPr>
+                              <w:spacing w:after="0" w:line="240" w:lineRule="auto"/>
+                              <w:jc w:val="center"/>
+                              <w:rPr>
+                                <w:rFonts w:ascii="Times New Roman" w:hAnsi="Times New Roman" w:cs="Times New Roman"/>
+                                <w:color w:val="000000" w:themeColor="text1"/>
+                                <w:sz w:val="22"/>
+                                <w:szCs w:val="22"/>
+                                <w:lang w:val="fr-FR"/>
+                              </w:rPr>
+                            </w:pPr>
+                            <w:r>
+                              <w:rPr>
+                                <w:rFonts w:ascii="Times New Roman" w:hAnsi="Times New Roman" w:cs="Times New Roman"/>
+                                <w:color w:val="000000" w:themeColor="text1"/>
+                                <w:sz w:val="22"/>
+                                <w:szCs w:val="22"/>
+                                <w:lang w:val="fr-FR"/>
+                              </w:rPr>
+                              <w:t>--------------------</w:t>
+                            </w:r>
+                          </w:p>
+                          <w:p>
+                            <w:pPr>
+                              <w:spacing w:after="0" w:line="240" w:lineRule="auto"/>
+                              <w:jc w:val="center"/>
+                              <w:rPr>
+                                <w:rFonts w:ascii="Times New Roman" w:hAnsi="Times New Roman" w:cs="Times New Roman"/>
+                                <w:color w:val="000000" w:themeColor="text1"/>
+                                <w:sz w:val="22"/>
+                                <w:szCs w:val="22"/>
+                                <w:lang w:val="fr-FR"/>
+                              </w:rPr>
+                            </w:pPr>
+                            <w:r>
+                              <w:rPr>
+                                <w:rFonts w:ascii="Times New Roman" w:hAnsi="Times New Roman" w:cs="Times New Roman"/>
+                                <w:color w:val="000000" w:themeColor="text1"/>
+                                <w:sz w:val="22"/>
+                                <w:szCs w:val="22"/>
+                                <w:lang w:val="fr-FR"/>
+                              </w:rPr>
+                              <w:t>UNIVERSITE DE DOUALA</w:t>
+                            </w:r>
+                          </w:p>
+                          <w:p>
+                            <w:pPr>
+                              <w:spacing w:after="0" w:line="240" w:lineRule="auto"/>
+                              <w:jc w:val="center"/>
+                              <w:rPr>
+                                <w:rFonts w:ascii="Times New Roman" w:hAnsi="Times New Roman" w:cs="Times New Roman"/>
+                                <w:color w:val="000000" w:themeColor="text1"/>
+                                <w:sz w:val="22"/>
+                                <w:szCs w:val="22"/>
+                                <w:lang w:val="fr-FR"/>
+                              </w:rPr>
+                            </w:pPr>
+                            <w:r>
+                              <w:rPr>
+                                <w:rFonts w:ascii="Times New Roman" w:hAnsi="Times New Roman" w:cs="Times New Roman"/>
+                                <w:color w:val="000000" w:themeColor="text1"/>
+                                <w:sz w:val="22"/>
+                                <w:szCs w:val="22"/>
+                                <w:lang w:val="fr-FR"/>
+                              </w:rPr>
+                              <w:t>--------------------</w:t>
+                            </w:r>
+                          </w:p>
+                          <w:p>
+                            <w:pPr>
+                              <w:spacing w:after="0" w:line="240" w:lineRule="auto"/>
+                              <w:jc w:val="center"/>
+                              <w:rPr>
+                                <w:rFonts w:ascii="Times New Roman" w:hAnsi="Times New Roman" w:cs="Times New Roman"/>
+                                <w:color w:val="000000" w:themeColor="text1"/>
+                                <w:sz w:val="22"/>
+                                <w:szCs w:val="22"/>
+                                <w:lang w:val="fr-FR"/>
+                              </w:rPr>
+                            </w:pPr>
+                            <w:r>
+                              <w:rPr>
+                                <w:rFonts w:ascii="Times New Roman" w:hAnsi="Times New Roman" w:cs="Times New Roman"/>
+                                <w:color w:val="000000" w:themeColor="text1"/>
+                                <w:sz w:val="22"/>
+                                <w:szCs w:val="22"/>
+                                <w:lang w:val="fr-FR"/>
+                              </w:rPr>
+                              <w:t>INSTITUT UNIVERSITAIRE DE TECHNOLOGIE</w:t>
+                            </w:r>
+                          </w:p>
+                          <w:p>
+                            <w:pPr>
+                              <w:spacing w:after="0" w:line="240" w:lineRule="auto"/>
+                              <w:jc w:val="center"/>
+                              <w:rPr>
+                                <w:rFonts w:ascii="Times New Roman" w:hAnsi="Times New Roman" w:cs="Times New Roman"/>
+                                <w:color w:val="000000" w:themeColor="text1"/>
+                                <w:sz w:val="22"/>
+                                <w:szCs w:val="22"/>
+                                <w:lang w:val="fr-FR"/>
+                              </w:rPr>
+                            </w:pPr>
+                            <w:r>
+                              <w:rPr>
+                                <w:rFonts w:ascii="Times New Roman" w:hAnsi="Times New Roman" w:cs="Times New Roman"/>
+                                <w:color w:val="000000" w:themeColor="text1"/>
+                                <w:sz w:val="22"/>
+                                <w:szCs w:val="22"/>
+                                <w:lang w:val="fr-FR"/>
+                              </w:rPr>
+                              <w:t>--------------------</w:t>
+                            </w:r>
+                          </w:p>
+                          <w:p>
+                            <w:pPr>
+                              <w:spacing w:after="0" w:line="240" w:lineRule="auto"/>
+                              <w:jc w:val="center"/>
+                              <w:rPr>
+                                <w:rFonts w:ascii="Times New Roman" w:hAnsi="Times New Roman" w:cs="Times New Roman"/>
+                                <w:color w:val="000000" w:themeColor="text1"/>
+                                <w:sz w:val="22"/>
+                                <w:szCs w:val="22"/>
+                                <w:lang w:val="fr-FR"/>
+                              </w:rPr>
+                            </w:pPr>
+                            <w:r>
+                              <w:rPr>
+                                <w:rFonts w:ascii="Times New Roman" w:hAnsi="Times New Roman" w:cs="Times New Roman"/>
+                                <w:color w:val="000000" w:themeColor="text1"/>
+                                <w:sz w:val="22"/>
+                                <w:szCs w:val="22"/>
+                                <w:lang w:val="fr-FR"/>
+                              </w:rPr>
+                              <w:t>DEPARTEMENT DE GENIE INFORMATIQUE</w:t>
+                            </w:r>
+                          </w:p>
+                          <w:p>
+                            <w:pPr>
+                              <w:spacing w:after="0" w:line="240" w:lineRule="auto"/>
+                              <w:jc w:val="center"/>
+                              <w:rPr>
+                                <w:rFonts w:ascii="Times New Roman" w:hAnsi="Times New Roman" w:cs="Times New Roman"/>
+                                <w:color w:val="000000" w:themeColor="text1"/>
+                                <w:sz w:val="22"/>
+                                <w:szCs w:val="22"/>
+                                <w:lang w:val="fr-FR"/>
+                              </w:rPr>
+                            </w:pPr>
+                            <w:r>
+                              <w:rPr>
+                                <w:rFonts w:ascii="Times New Roman" w:hAnsi="Times New Roman" w:cs="Times New Roman"/>
+                                <w:color w:val="000000" w:themeColor="text1"/>
+                                <w:sz w:val="22"/>
+                                <w:szCs w:val="22"/>
+                                <w:lang w:val="fr-FR"/>
+                              </w:rPr>
+                              <w:t>--------------------</w:t>
+                            </w:r>
+                          </w:p>
+                          <w:p>
+                            <w:pPr>
+                              <w:spacing w:after="0" w:line="240" w:lineRule="auto"/>
+                              <w:jc w:val="center"/>
+                              <w:rPr>
+                                <w:rFonts w:ascii="Times New Roman" w:hAnsi="Times New Roman" w:cs="Times New Roman"/>
+                                <w:color w:val="000000" w:themeColor="text1"/>
+                                <w:sz w:val="22"/>
+                                <w:szCs w:val="22"/>
+                                <w:lang w:val="fr-FR"/>
+                              </w:rPr>
+                            </w:pPr>
+                            <w:r>
+                              <w:rPr>
+                                <w:rFonts w:ascii="Times New Roman" w:hAnsi="Times New Roman" w:cs="Times New Roman"/>
+                                <w:color w:val="000000" w:themeColor="text1"/>
+                                <w:sz w:val="22"/>
+                                <w:szCs w:val="22"/>
+                                <w:lang w:val="fr-FR"/>
+                              </w:rPr>
+                              <w:t>BP : 8698 DOUALA</w:t>
+                            </w:r>
+                          </w:p>
+                          <w:p>
+                            <w:pPr>
+                              <w:spacing w:after="0" w:line="240" w:lineRule="auto"/>
+                              <w:jc w:val="center"/>
+                              <w:rPr>
+                                <w:rFonts w:ascii="Times New Roman" w:hAnsi="Times New Roman" w:cs="Times New Roman"/>
+                                <w:color w:val="000000" w:themeColor="text1"/>
+                                <w:sz w:val="22"/>
+                                <w:szCs w:val="22"/>
+                                <w:lang w:val="fr-FR"/>
+                              </w:rPr>
+                            </w:pPr>
+                            <w:r>
+                              <w:rPr>
+                                <w:rFonts w:ascii="Times New Roman" w:hAnsi="Times New Roman" w:cs="Times New Roman"/>
+                                <w:color w:val="000000" w:themeColor="text1"/>
+                                <w:sz w:val="22"/>
+                                <w:szCs w:val="22"/>
+                                <w:lang w:val="fr-FR"/>
+                              </w:rPr>
+                              <w:t>Tel. : (237) 233 40 24 82</w:t>
+                            </w:r>
+                          </w:p>
+                          <w:p>
+                            <w:pPr>
+                              <w:spacing w:after="0" w:line="240" w:lineRule="auto"/>
+                              <w:jc w:val="center"/>
+                              <w:rPr>
+                                <w:rFonts w:ascii="Times New Roman" w:hAnsi="Times New Roman" w:cs="Times New Roman"/>
+                                <w:color w:val="000000" w:themeColor="text1"/>
+                                <w:sz w:val="22"/>
+                                <w:szCs w:val="22"/>
+                                <w:lang w:val="fr-FR"/>
+                              </w:rPr>
+                            </w:pPr>
+                            <w:r>
+                              <w:rPr>
+                                <w:rFonts w:ascii="Times New Roman" w:hAnsi="Times New Roman" w:cs="Times New Roman"/>
+                                <w:color w:val="000000" w:themeColor="text1"/>
+                                <w:sz w:val="22"/>
+                                <w:szCs w:val="22"/>
+                                <w:lang w:val="fr-FR"/>
+                              </w:rPr>
+                              <w:t xml:space="preserve">E-mail : </w:t>
+                            </w:r>
+                            <w:hyperlink r:id="rId6" w:history="1">
+                              <w:r>
+                                <w:rPr>
+                                  <w:rStyle w:val="Hyperlink"/>
+                                  <w:rFonts w:ascii="Times New Roman" w:hAnsi="Times New Roman" w:cs="Times New Roman"/>
+                                  <w:sz w:val="22"/>
+                                  <w:szCs w:val="22"/>
+                                  <w:lang w:val="fr-FR"/>
+                                </w:rPr>
+                                <w:t>infos.iut@univ-douala.com</w:t>
+                              </w:r>
+                            </w:hyperlink>
+                          </w:p>
+                        </w:txbxContent>
+                      </wps:txbx>
+                      <wps:bodyPr rot="0" spcFirstLastPara="0" vertOverflow="overflow" horzOverflow="overflow" vert="horz" wrap="square" lIns="91440" tIns="45720" rIns="91440" bIns="45720" numCol="1" spcCol="0" rtlCol="0" fromWordArt="0" anchor="ctr" anchorCtr="0" forceAA="0" compatLnSpc="1">
+                        <a:prstTxWarp prst="textNoShape">
+                          <a:avLst/>
+                        </a:prstTxWarp>
+                        <a:noAutofit/>
+                      </wps:bodyPr>
+                    </wps:wsp>
+                  </a:graphicData>
+                </a:graphic>
+                <wp14:sizeRelH relativeFrom="margin">
+                  <wp14:pctWidth>0</wp14:pctWidth>
+                </wp14:sizeRelH>
+                <wp14:sizeRelV relativeFrom="margin">
+                  <wp14:pctHeight>0</wp14:pctHeight>
+                </wp14:sizeRelV>
+              </wp:anchor>
+            </w:drawing>
+          </mc:Choice>
+          <mc:Fallback>
+            <w:pict>
+              <v:rect w14:anchorId="2782D93F" id="_x0000_s1027" style="position:absolute;margin-left:-53.1pt;margin-top:-49.55pt;width:224.2pt;height:252pt;z-index:251659264;visibility:visible;mso-wrap-style:square;mso-width-percent:0;mso-height-percent:0;mso-wrap-distance-left:9pt;mso-wrap-distance-top:0;mso-wrap-distance-right:9pt;mso-wrap-distance-bottom:0;mso-position-horizontal:absolute;mso-position-horizontal-relative:text;mso-position-vertical:absolute;mso-position-vertical-relative:text;mso-width-percent:0;mso-height-percent:0;mso-width-relative:margin;mso-height-relative:margin;v-text-anchor:middle" o:gfxdata="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" filled="f" stroked="f" strokeweight="1pt">
+                <v:textbox>
+                  <w:txbxContent>
+                    <w:p>
+                      <w:pPr>
+                        <w:spacing w:after="0" w:line="240" w:lineRule="auto"/>
+                        <w:jc w:val="center"/>
+                        <w:rPr>
+                          <w:rFonts w:ascii="Times New Roman" w:hAnsi="Times New Roman" w:cs="Times New Roman"/>
+                          <w:color w:val="000000" w:themeColor="text1"/>
+                          <w:sz w:val="22"/>
+                          <w:szCs w:val="22"/>
+                          <w:lang w:val="fr-FR"/>
+                        </w:rPr>
+                      </w:pPr>
+                      <w:r>
+                        <w:rPr>
+                          <w:rFonts w:ascii="Times New Roman" w:hAnsi="Times New Roman" w:cs="Times New Roman"/>
+                          <w:color w:val="000000" w:themeColor="text1"/>
+                          <w:sz w:val="22"/>
+                          <w:szCs w:val="22"/>
+                          <w:lang w:val="fr-FR"/>
+                        </w:rPr>
+                        <w:t>REPUBLIQUE DU CAMEROUN</w:t>
+                      </w:r>
+                    </w:p>
+                    <w:p>
+                      <w:pPr>
+                        <w:spacing w:after="0" w:line="240" w:lineRule="auto"/>
+                        <w:jc w:val="center"/>
+                        <w:rPr>
+                          <w:rFonts w:ascii="Times New Roman" w:hAnsi="Times New Roman" w:cs="Times New Roman"/>
+                          <w:color w:val="000000" w:themeColor="text1"/>
+                          <w:sz w:val="22"/>
+                          <w:szCs w:val="22"/>
+                          <w:lang w:val="fr-FR"/>
+                        </w:rPr>
+                      </w:pPr>
+                      <w:r>
+                        <w:rPr>
+                          <w:rFonts w:ascii="Times New Roman" w:hAnsi="Times New Roman" w:cs="Times New Roman"/>
+                          <w:color w:val="000000" w:themeColor="text1"/>
+                          <w:sz w:val="22"/>
+                          <w:szCs w:val="22"/>
+                          <w:lang w:val="fr-FR"/>
+                        </w:rPr>
+                        <w:t>Paix – Travail – Patrie</w:t>
+                      </w:r>
+                    </w:p>
+                    <w:p>
+                      <w:pPr>
+                        <w:spacing w:after="0" w:line="240" w:lineRule="auto"/>
+                        <w:jc w:val="center"/>
+                        <w:rPr>
+                          <w:rFonts w:ascii="Times New Roman" w:hAnsi="Times New Roman" w:cs="Times New Roman"/>
+                          <w:color w:val="000000" w:themeColor="text1"/>
+                          <w:sz w:val="22"/>
+                          <w:szCs w:val="22"/>
+                          <w:lang w:val="fr-FR"/>
+                        </w:rPr>
+                      </w:pPr>
+                      <w:r>
+                        <w:rPr>
+                          <w:rFonts w:ascii="Times New Roman" w:hAnsi="Times New Roman" w:cs="Times New Roman"/>
+                          <w:color w:val="000000" w:themeColor="text1"/>
+                          <w:sz w:val="22"/>
+                          <w:szCs w:val="22"/>
+                          <w:lang w:val="fr-FR"/>
+                        </w:rPr>
+                        <w:t>--------------------</w:t>
+                      </w:r>
+                    </w:p>
+                    <w:p>
+                      <w:pPr>
+                        <w:spacing w:after="0" w:line="240" w:lineRule="auto"/>
+                        <w:jc w:val="center"/>
+                        <w:rPr>
+                          <w:rFonts w:ascii="Times New Roman" w:hAnsi="Times New Roman" w:cs="Times New Roman"/>
+                          <w:color w:val="000000" w:themeColor="text1"/>
+                          <w:sz w:val="22"/>
+                          <w:szCs w:val="22"/>
+                          <w:lang w:val="fr-FR"/>
+                        </w:rPr>
+                      </w:pPr>
+                      <w:r>
+                        <w:rPr>
+                          <w:rFonts w:ascii="Times New Roman" w:hAnsi="Times New Roman" w:cs="Times New Roman"/>
+                          <w:color w:val="000000" w:themeColor="text1"/>
+                          <w:sz w:val="22"/>
+                          <w:szCs w:val="22"/>
+                          <w:lang w:val="fr-FR"/>
+                        </w:rPr>
+                        <w:t>MINISTERE DE L’ENSEIGNEMENT SUPERIEUR</w:t>
+                      </w:r>
+                    </w:p>
+                    <w:p>
+                      <w:pPr>
+                        <w:spacing w:after="0" w:line="240" w:lineRule="auto"/>
+                        <w:jc w:val="center"/>
+                        <w:rPr>
+                          <w:rFonts w:ascii="Times New Roman" w:hAnsi="Times New Roman" w:cs="Times New Roman"/>
+                          <w:color w:val="000000" w:themeColor="text1"/>
+                          <w:sz w:val="22"/>
+                          <w:szCs w:val="22"/>
+                          <w:lang w:val="fr-FR"/>
+                        </w:rPr>
+                      </w:pPr>
+                      <w:r>
+                        <w:rPr>
+                          <w:rFonts w:ascii="Times New Roman" w:hAnsi="Times New Roman" w:cs="Times New Roman"/>
+                          <w:color w:val="000000" w:themeColor="text1"/>
+                          <w:sz w:val="22"/>
+                          <w:szCs w:val="22"/>
+                          <w:lang w:val="fr-FR"/>
+                        </w:rPr>
+                        <w:t>--------------------</w:t>
+                      </w:r>
+                    </w:p>
+                    <w:p>
+                      <w:pPr>
+                        <w:spacing w:after="0" w:line="240" w:lineRule="auto"/>
+                        <w:jc w:val="center"/>
+                        <w:rPr>
+                          <w:rFonts w:ascii="Times New Roman" w:hAnsi="Times New Roman" w:cs="Times New Roman"/>
+                          <w:color w:val="000000" w:themeColor="text1"/>
+                          <w:sz w:val="22"/>
+                          <w:szCs w:val="22"/>
+                          <w:lang w:val="fr-FR"/>
+                        </w:rPr>
+                      </w:pPr>
+                      <w:r>
+                        <w:rPr>
+                          <w:rFonts w:ascii="Times New Roman" w:hAnsi="Times New Roman" w:cs="Times New Roman"/>
+                          <w:color w:val="000000" w:themeColor="text1"/>
+                          <w:sz w:val="22"/>
+                          <w:szCs w:val="22"/>
+                          <w:lang w:val="fr-FR"/>
+                        </w:rPr>
+                        <w:t>UNIVERSITE DE DOUALA</w:t>
+                      </w:r>
+                    </w:p>
+                    <w:p>
+                      <w:pPr>
+                        <w:spacing w:after="0" w:line="240" w:lineRule="auto"/>
+                        <w:jc w:val="center"/>
+                        <w:rPr>
+                          <w:rFonts w:ascii="Times New Roman" w:hAnsi="Times New Roman" w:cs="Times New Roman"/>
+                          <w:color w:val="000000" w:themeColor="text1"/>
+                          <w:sz w:val="22"/>
+                          <w:szCs w:val="22"/>
+                          <w:lang w:val="fr-FR"/>
+                        </w:rPr>
+                      </w:pPr>
+                      <w:r>
+                        <w:rPr>
+                          <w:rFonts w:ascii="Times New Roman" w:hAnsi="Times New Roman" w:cs="Times New Roman"/>
+                          <w:color w:val="000000" w:themeColor="text1"/>
+                          <w:sz w:val="22"/>
+                          <w:szCs w:val="22"/>
+                          <w:lang w:val="fr-FR"/>
+                        </w:rPr>
+                        <w:t>--------------------</w:t>
+                      </w:r>
+                    </w:p>
+                    <w:p>
+                      <w:pPr>
+                        <w:spacing w:after="0" w:line="240" w:lineRule="auto"/>
+                        <w:jc w:val="center"/>
+                        <w:rPr>
+                          <w:rFonts w:ascii="Times New Roman" w:hAnsi="Times New Roman" w:cs="Times New Roman"/>
+                          <w:color w:val="000000" w:themeColor="text1"/>
+                          <w:sz w:val="22"/>
+                          <w:szCs w:val="22"/>
+                          <w:lang w:val="fr-FR"/>
+                        </w:rPr>
+                      </w:pPr>
+                      <w:r>
+                        <w:rPr>
+                          <w:rFonts w:ascii="Times New Roman" w:hAnsi="Times New Roman" w:cs="Times New Roman"/>
+                          <w:color w:val="000000" w:themeColor="text1"/>
+                          <w:sz w:val="22"/>
+                          <w:szCs w:val="22"/>
+                          <w:lang w:val="fr-FR"/>
+                        </w:rPr>
+                        <w:t>INSTITUT UNIVERSITAIRE DE TECHNOLOGIE</w:t>
+                      </w:r>
+                    </w:p>
+                    <w:p>
+                      <w:pPr>
+                        <w:spacing w:after="0" w:line="240" w:lineRule="auto"/>
+                        <w:jc w:val="center"/>
+                        <w:rPr>
+                          <w:rFonts w:ascii="Times New Roman" w:hAnsi="Times New Roman" w:cs="Times New Roman"/>
+                          <w:color w:val="000000" w:themeColor="text1"/>
+                          <w:sz w:val="22"/>
+                          <w:szCs w:val="22"/>
+                          <w:lang w:val="fr-FR"/>
+                        </w:rPr>
+                      </w:pPr>
+                      <w:r>
+                        <w:rPr>
+                          <w:rFonts w:ascii="Times New Roman" w:hAnsi="Times New Roman" w:cs="Times New Roman"/>
+                          <w:color w:val="000000" w:themeColor="text1"/>
+                          <w:sz w:val="22"/>
+                          <w:szCs w:val="22"/>
+                          <w:lang w:val="fr-FR"/>
+                        </w:rPr>
+                        <w:t>--------------------</w:t>
+                      </w:r>
+                    </w:p>
+                    <w:p>
+                      <w:pPr>
+                        <w:spacing w:after="0" w:line="240" w:lineRule="auto"/>
+                        <w:jc w:val="center"/>
+                        <w:rPr>
+                          <w:rFonts w:ascii="Times New Roman" w:hAnsi="Times New Roman" w:cs="Times New Roman"/>
+                          <w:color w:val="000000" w:themeColor="text1"/>
+                          <w:sz w:val="22"/>
+                          <w:szCs w:val="22"/>
+                          <w:lang w:val="fr-FR"/>
+                        </w:rPr>
+                      </w:pPr>
+                      <w:r>
+                        <w:rPr>
+                          <w:rFonts w:ascii="Times New Roman" w:hAnsi="Times New Roman" w:cs="Times New Roman"/>
+                          <w:color w:val="000000" w:themeColor="text1"/>
+                          <w:sz w:val="22"/>
+                          <w:szCs w:val="22"/>
+                          <w:lang w:val="fr-FR"/>
+                        </w:rPr>
+                        <w:t>DEPARTEMENT DE GENIE INFORMATIQUE</w:t>
+                      </w:r>
+                    </w:p>
+                    <w:p>
+                      <w:pPr>
+                        <w:spacing w:after="0" w:line="240" w:lineRule="auto"/>
+                        <w:jc w:val="center"/>
+                        <w:rPr>
+                          <w:rFonts w:ascii="Times New Roman" w:hAnsi="Times New Roman" w:cs="Times New Roman"/>
+                          <w:color w:val="000000" w:themeColor="text1"/>
+                          <w:sz w:val="22"/>
+                          <w:szCs w:val="22"/>
+                          <w:lang w:val="fr-FR"/>
+                        </w:rPr>
+                      </w:pPr>
+                      <w:r>
+                        <w:rPr>
+                          <w:rFonts w:ascii="Times New Roman" w:hAnsi="Times New Roman" w:cs="Times New Roman"/>
+                          <w:color w:val="000000" w:themeColor="text1"/>
+                          <w:sz w:val="22"/>
+                          <w:szCs w:val="22"/>
+                          <w:lang w:val="fr-FR"/>
+                        </w:rPr>
+                        <w:t>--------------------</w:t>
+                      </w:r>
+                    </w:p>
+                    <w:p>
+                      <w:pPr>
+                        <w:spacing w:after="0" w:line="240" w:lineRule="auto"/>
+                        <w:jc w:val="center"/>
+                        <w:rPr>
+                          <w:rFonts w:ascii="Times New Roman" w:hAnsi="Times New Roman" w:cs="Times New Roman"/>
+                          <w:color w:val="000000" w:themeColor="text1"/>
+                          <w:sz w:val="22"/>
+                          <w:szCs w:val="22"/>
+                          <w:lang w:val="fr-FR"/>
+                        </w:rPr>
+                      </w:pPr>
+                      <w:r>
+                        <w:rPr>
+                          <w:rFonts w:ascii="Times New Roman" w:hAnsi="Times New Roman" w:cs="Times New Roman"/>
+                          <w:color w:val="000000" w:themeColor="text1"/>
+                          <w:sz w:val="22"/>
+                          <w:szCs w:val="22"/>
+                          <w:lang w:val="fr-FR"/>
+                        </w:rPr>
+                        <w:t>BP : 8698 DOUALA</w:t>
+                      </w:r>
+                    </w:p>
+                    <w:p>
+                      <w:pPr>
+                        <w:spacing w:after="0" w:line="240" w:lineRule="auto"/>
+                        <w:jc w:val="center"/>
+                        <w:rPr>
+                          <w:rFonts w:ascii="Times New Roman" w:hAnsi="Times New Roman" w:cs="Times New Roman"/>
+                          <w:color w:val="000000" w:themeColor="text1"/>
+                          <w:sz w:val="22"/>
+                          <w:szCs w:val="22"/>
+                          <w:lang w:val="fr-FR"/>
+                        </w:rPr>
+                      </w:pPr>
+                      <w:r>
+                        <w:rPr>
+                          <w:rFonts w:ascii="Times New Roman" w:hAnsi="Times New Roman" w:cs="Times New Roman"/>
+                          <w:color w:val="000000" w:themeColor="text1"/>
+                          <w:sz w:val="22"/>
+                          <w:szCs w:val="22"/>
+                          <w:lang w:val="fr-FR"/>
+                        </w:rPr>
+                        <w:t>Tel. : (237) 233 40 24 82</w:t>
+                      </w:r>
+                    </w:p>
+                    <w:p>
+                      <w:pPr>
+                        <w:spacing w:after="0" w:line="240" w:lineRule="auto"/>
+                        <w:jc w:val="center"/>
+                        <w:rPr>
+                          <w:rFonts w:ascii="Times New Roman" w:hAnsi="Times New Roman" w:cs="Times New Roman"/>
+                          <w:color w:val="000000" w:themeColor="text1"/>
+                          <w:sz w:val="22"/>
+                          <w:szCs w:val="22"/>
+                          <w:lang w:val="fr-FR"/>
+                        </w:rPr>
+                      </w:pPr>
+                      <w:r>
+                        <w:rPr>
+                          <w:rFonts w:ascii="Times New Roman" w:hAnsi="Times New Roman" w:cs="Times New Roman"/>
+                          <w:color w:val="000000" w:themeColor="text1"/>
+                          <w:sz w:val="22"/>
+                          <w:szCs w:val="22"/>
+                          <w:lang w:val="fr-FR"/>
+                        </w:rPr>
+                        <w:t xml:space="preserve">E-mail : </w:t>
+                      </w:r>
+                      <w:hyperlink r:id="rId7" w:history="1">
+                        <w:r>
+                          <w:rPr>
+                            <w:rStyle w:val="Hyperlink"/>
+                            <w:rFonts w:ascii="Times New Roman" w:hAnsi="Times New Roman" w:cs="Times New Roman"/>
+                            <w:sz w:val="22"/>
+                            <w:szCs w:val="22"/>
+                            <w:lang w:val="fr-FR"/>
+                          </w:rPr>
+                          <w:t>infos.iut@univ-douala.com</w:t>
+                        </w:r>
+                      </w:hyperlink>
+                    </w:p>
+                  </w:txbxContent>
+                </v:textbox>
+              </v:rect>
+            </w:pict>
+          </mc:Fallback>
+        </mc:AlternateContent>
+      </w:r>
       <w:r>
         <w:rPr>
           <w:noProof/>
@@ -41,7 +1751,7 @@
                     </pic:cNvPicPr>
                   </pic:nvPicPr>
                   <pic:blipFill>
-                    <a:blip r:embed="rId4">
+                    <a:blip r:embed="rId8">
                       <a:extLst>
                         <a:ext uri="{28A0092B-C50C-407E-A947-70E740481C1C}">
                           <a14:useLocalDpi xmlns:a14="http://schemas.microsoft.com/office/drawing/2010/main" val="0"/>
@@ -108,7 +1818,7 @@
                     </pic:cNvPicPr>
                   </pic:nvPicPr>
                   <pic:blipFill>
-                    <a:blip r:embed="rId5" cstate="print">
+                    <a:blip r:embed="rId9" cstate="print">
                       <a:extLst>
                         <a:ext uri="{28A0092B-C50C-407E-A947-70E740481C1C}">
                           <a14:useLocalDpi xmlns:a14="http://schemas.microsoft.com/office/drawing/2010/main" val="0"/>
@@ -150,7 +1860,7 @@
           <w:noProof/>
         </w:rPr>
         <w:drawing>
-          <wp:anchor distT="0" distB="0" distL="114300" distR="114300" simplePos="0" relativeHeight="251664384" behindDoc="0" locked="0" layoutInCell="1" allowOverlap="1" wp14:anchorId="06072D5C" wp14:editId="0D93EF67">
+          <wp:anchor distT="0" distB="0" distL="114300" distR="114300" simplePos="0" relativeHeight="251664384" behindDoc="0" locked="0" layoutInCell="1" allowOverlap="1" wp14:anchorId="06072D5C" wp14:editId="13A5ACB0">
             <wp:simplePos x="0" y="0"/>
             <wp:positionH relativeFrom="margin">
               <wp:posOffset>1886810</wp:posOffset>
@@ -175,7 +1885,7 @@
                     </pic:cNvPicPr>
                   </pic:nvPicPr>
                   <pic:blipFill>
-                    <a:blip r:embed="rId6">
+                    <a:blip r:embed="rId10">
                       <a:extLst>
                         <a:ext uri="{28A0092B-C50C-407E-A947-70E740481C1C}">
                           <a14:useLocalDpi xmlns:a14="http://schemas.microsoft.com/office/drawing/2010/main" val="0"/>
@@ -211,1648 +1921,6 @@
             </wp14:sizeRelV>
           </wp:anchor>
         </w:drawing>
-      </w:r>
-      <w:r>
-        <w:rPr>
-          <w:rFonts w:ascii="Times New Roman" w:hAnsi="Times New Roman" w:cs="Times New Roman"/>
-          <w:noProof/>
-          <w:sz w:val="28"/>
-          <w:szCs w:val="28"/>
-        </w:rPr>
-        <mc:AlternateContent>
-          <mc:Choice Requires="wps">
-            <w:drawing>
-              <wp:anchor distT="0" distB="0" distL="114300" distR="114300" simplePos="0" relativeHeight="251661312" behindDoc="0" locked="0" layoutInCell="1" allowOverlap="1" wp14:anchorId="131DA42C" wp14:editId="35874748">
-                <wp:simplePos x="0" y="0"/>
-                <wp:positionH relativeFrom="column">
-                  <wp:posOffset>3586552</wp:posOffset>
-                </wp:positionH>
-                <wp:positionV relativeFrom="paragraph">
-                  <wp:posOffset>-607060</wp:posOffset>
-                </wp:positionV>
-                <wp:extent cx="2847340" cy="2945130"/>
-                <wp:effectExtent l="0" t="0" r="0" b="0"/>
-                <wp:wrapNone/>
-                <wp:docPr id="1812035516" name="Rectangle 1"/>
-                <wp:cNvGraphicFramePr/>
-                <a:graphic xmlns:a="http://schemas.openxmlformats.org/drawingml/2006/main">
-                  <a:graphicData uri="http://schemas.microsoft.com/office/word/2010/wordprocessingShape">
-                    <wps:wsp>
-                      <wps:cNvSpPr/>
-                      <wps:spPr>
-                        <a:xfrm>
-                          <a:off x="0" y="0"/>
-                          <a:ext cx="2847340" cy="2945130"/>
-                        </a:xfrm>
-                        <a:prstGeom prst="rect">
-                          <a:avLst/>
-                        </a:prstGeom>
-                        <a:noFill/>
-                        <a:ln>
-                          <a:noFill/>
-                        </a:ln>
-                      </wps:spPr>
-                      <wps:style>
-                        <a:lnRef idx="2">
-                          <a:schemeClr val="accent1">
-                            <a:shade val="15000"/>
-                          </a:schemeClr>
-                        </a:lnRef>
-                        <a:fillRef idx="1">
-                          <a:schemeClr val="accent1"/>
-                        </a:fillRef>
-                        <a:effectRef idx="0">
-                          <a:schemeClr val="accent1"/>
-                        </a:effectRef>
-                        <a:fontRef idx="minor">
-                          <a:schemeClr val="lt1"/>
-                        </a:fontRef>
-                      </wps:style>
-                      <wps:txbx>
-                        <w:txbxContent>
-                          <w:p>
-                            <w:pPr>
-                              <w:spacing w:after="0" w:line="240" w:lineRule="auto"/>
-                              <w:jc w:val="center"/>
-                              <w:rPr>
-                                <w:rFonts w:ascii="Times New Roman" w:hAnsi="Times New Roman" w:cs="Times New Roman"/>
-                                <w:color w:val="000000" w:themeColor="text1"/>
-                                <w:sz w:val="22"/>
-                                <w:szCs w:val="22"/>
-                              </w:rPr>
-                            </w:pPr>
-                            <w:r>
-                              <w:rPr>
-                                <w:rFonts w:ascii="Times New Roman" w:hAnsi="Times New Roman" w:cs="Times New Roman"/>
-                                <w:color w:val="000000" w:themeColor="text1"/>
-                                <w:sz w:val="22"/>
-                                <w:szCs w:val="22"/>
-                              </w:rPr>
-                              <w:t>REPUBLIC OF CAMEROON</w:t>
-                            </w:r>
-                          </w:p>
-                          <w:p>
-                            <w:pPr>
-                              <w:spacing w:after="0" w:line="240" w:lineRule="auto"/>
-                              <w:jc w:val="center"/>
-                              <w:rPr>
-                                <w:rFonts w:ascii="Times New Roman" w:hAnsi="Times New Roman" w:cs="Times New Roman"/>
-                                <w:color w:val="000000" w:themeColor="text1"/>
-                                <w:sz w:val="22"/>
-                                <w:szCs w:val="22"/>
-                              </w:rPr>
-                            </w:pPr>
-                            <w:r>
-                              <w:rPr>
-                                <w:rFonts w:ascii="Times New Roman" w:hAnsi="Times New Roman" w:cs="Times New Roman"/>
-                                <w:color w:val="000000" w:themeColor="text1"/>
-                                <w:sz w:val="22"/>
-                                <w:szCs w:val="22"/>
-                              </w:rPr>
-                              <w:t>Peace – Work – Fatherland</w:t>
-                            </w:r>
-                          </w:p>
-                          <w:p>
-                            <w:pPr>
-                              <w:spacing w:after="0" w:line="240" w:lineRule="auto"/>
-                              <w:jc w:val="center"/>
-                              <w:rPr>
-                                <w:rFonts w:ascii="Times New Roman" w:hAnsi="Times New Roman" w:cs="Times New Roman"/>
-                                <w:color w:val="000000" w:themeColor="text1"/>
-                                <w:sz w:val="22"/>
-                                <w:szCs w:val="22"/>
-                              </w:rPr>
-                            </w:pPr>
-                            <w:r>
-                              <w:rPr>
-                                <w:rFonts w:ascii="Times New Roman" w:hAnsi="Times New Roman" w:cs="Times New Roman"/>
-                                <w:color w:val="000000" w:themeColor="text1"/>
-                                <w:sz w:val="22"/>
-                                <w:szCs w:val="22"/>
-                              </w:rPr>
-                              <w:t>--------------------</w:t>
-                            </w:r>
-                          </w:p>
-                          <w:p>
-                            <w:pPr>
-                              <w:spacing w:after="0" w:line="240" w:lineRule="auto"/>
-                              <w:jc w:val="center"/>
-                              <w:rPr>
-                                <w:rFonts w:ascii="Times New Roman" w:hAnsi="Times New Roman" w:cs="Times New Roman"/>
-                                <w:color w:val="000000" w:themeColor="text1"/>
-                                <w:sz w:val="22"/>
-                                <w:szCs w:val="22"/>
-                              </w:rPr>
-                            </w:pPr>
-                            <w:r>
-                              <w:rPr>
-                                <w:rFonts w:ascii="Times New Roman" w:hAnsi="Times New Roman" w:cs="Times New Roman"/>
-                                <w:color w:val="000000" w:themeColor="text1"/>
-                                <w:sz w:val="22"/>
-                                <w:szCs w:val="22"/>
-                              </w:rPr>
-                              <w:t>MINIST</w:t>
-                            </w:r>
-                            <w:r>
-                              <w:rPr>
-                                <w:rFonts w:ascii="Times New Roman" w:hAnsi="Times New Roman" w:cs="Times New Roman"/>
-                                <w:color w:val="000000" w:themeColor="text1"/>
-                                <w:sz w:val="22"/>
-                                <w:szCs w:val="22"/>
-                              </w:rPr>
-                              <w:t>RY OF HIGHER EDUCATION</w:t>
-                            </w:r>
-                          </w:p>
-                          <w:p>
-                            <w:pPr>
-                              <w:spacing w:after="0" w:line="240" w:lineRule="auto"/>
-                              <w:jc w:val="center"/>
-                              <w:rPr>
-                                <w:rFonts w:ascii="Times New Roman" w:hAnsi="Times New Roman" w:cs="Times New Roman"/>
-                                <w:color w:val="000000" w:themeColor="text1"/>
-                                <w:sz w:val="22"/>
-                                <w:szCs w:val="22"/>
-                              </w:rPr>
-                            </w:pPr>
-                            <w:r>
-                              <w:rPr>
-                                <w:rFonts w:ascii="Times New Roman" w:hAnsi="Times New Roman" w:cs="Times New Roman"/>
-                                <w:color w:val="000000" w:themeColor="text1"/>
-                                <w:sz w:val="22"/>
-                                <w:szCs w:val="22"/>
-                              </w:rPr>
-                              <w:t>--------------------</w:t>
-                            </w:r>
-                          </w:p>
-                          <w:p>
-                            <w:pPr>
-                              <w:spacing w:after="0" w:line="240" w:lineRule="auto"/>
-                              <w:jc w:val="center"/>
-                              <w:rPr>
-                                <w:rFonts w:ascii="Times New Roman" w:hAnsi="Times New Roman" w:cs="Times New Roman"/>
-                                <w:color w:val="000000" w:themeColor="text1"/>
-                                <w:sz w:val="22"/>
-                                <w:szCs w:val="22"/>
-                              </w:rPr>
-                            </w:pPr>
-                            <w:r>
-                              <w:rPr>
-                                <w:rFonts w:ascii="Times New Roman" w:hAnsi="Times New Roman" w:cs="Times New Roman"/>
-                                <w:color w:val="000000" w:themeColor="text1"/>
-                                <w:sz w:val="22"/>
-                                <w:szCs w:val="22"/>
-                              </w:rPr>
-                              <w:t>THE UNIVERSITY OF</w:t>
-                            </w:r>
-                            <w:r>
-                              <w:rPr>
-                                <w:rFonts w:ascii="Times New Roman" w:hAnsi="Times New Roman" w:cs="Times New Roman"/>
-                                <w:color w:val="000000" w:themeColor="text1"/>
-                                <w:sz w:val="22"/>
-                                <w:szCs w:val="22"/>
-                              </w:rPr>
-                              <w:t xml:space="preserve"> DOUALA</w:t>
-                            </w:r>
-                          </w:p>
-                          <w:p>
-                            <w:pPr>
-                              <w:spacing w:after="0" w:line="240" w:lineRule="auto"/>
-                              <w:jc w:val="center"/>
-                              <w:rPr>
-                                <w:rFonts w:ascii="Times New Roman" w:hAnsi="Times New Roman" w:cs="Times New Roman"/>
-                                <w:color w:val="000000" w:themeColor="text1"/>
-                                <w:sz w:val="22"/>
-                                <w:szCs w:val="22"/>
-                              </w:rPr>
-                            </w:pPr>
-                            <w:r>
-                              <w:rPr>
-                                <w:rFonts w:ascii="Times New Roman" w:hAnsi="Times New Roman" w:cs="Times New Roman"/>
-                                <w:color w:val="000000" w:themeColor="text1"/>
-                                <w:sz w:val="22"/>
-                                <w:szCs w:val="22"/>
-                              </w:rPr>
-                              <w:t>--------------------</w:t>
-                            </w:r>
-                          </w:p>
-                          <w:p>
-                            <w:pPr>
-                              <w:spacing w:after="0" w:line="240" w:lineRule="auto"/>
-                              <w:jc w:val="center"/>
-                              <w:rPr>
-                                <w:rFonts w:ascii="Times New Roman" w:hAnsi="Times New Roman" w:cs="Times New Roman"/>
-                                <w:color w:val="000000" w:themeColor="text1"/>
-                                <w:sz w:val="22"/>
-                                <w:szCs w:val="22"/>
-                              </w:rPr>
-                            </w:pPr>
-                            <w:r>
-                              <w:rPr>
-                                <w:rFonts w:ascii="Times New Roman" w:hAnsi="Times New Roman" w:cs="Times New Roman"/>
-                                <w:color w:val="000000" w:themeColor="text1"/>
-                                <w:sz w:val="22"/>
-                                <w:szCs w:val="22"/>
-                              </w:rPr>
-                              <w:t xml:space="preserve">UNIVERSITY </w:t>
-                            </w:r>
-                            <w:r>
-                              <w:rPr>
-                                <w:rFonts w:ascii="Times New Roman" w:hAnsi="Times New Roman" w:cs="Times New Roman"/>
-                                <w:color w:val="000000" w:themeColor="text1"/>
-                                <w:sz w:val="22"/>
-                                <w:szCs w:val="22"/>
-                              </w:rPr>
-                              <w:t>INSTITUT</w:t>
-                            </w:r>
-                            <w:r>
-                              <w:rPr>
-                                <w:rFonts w:ascii="Times New Roman" w:hAnsi="Times New Roman" w:cs="Times New Roman"/>
-                                <w:color w:val="000000" w:themeColor="text1"/>
-                                <w:sz w:val="22"/>
-                                <w:szCs w:val="22"/>
-                              </w:rPr>
-                              <w:t>E</w:t>
-                            </w:r>
-                            <w:r>
-                              <w:rPr>
-                                <w:rFonts w:ascii="Times New Roman" w:hAnsi="Times New Roman" w:cs="Times New Roman"/>
-                                <w:color w:val="000000" w:themeColor="text1"/>
-                                <w:sz w:val="22"/>
-                                <w:szCs w:val="22"/>
-                              </w:rPr>
-                              <w:t xml:space="preserve"> </w:t>
-                            </w:r>
-                            <w:r>
-                              <w:rPr>
-                                <w:rFonts w:ascii="Times New Roman" w:hAnsi="Times New Roman" w:cs="Times New Roman"/>
-                                <w:color w:val="000000" w:themeColor="text1"/>
-                                <w:sz w:val="22"/>
-                                <w:szCs w:val="22"/>
-                              </w:rPr>
-                              <w:t>OF TECHNOLOGY</w:t>
-                            </w:r>
-                          </w:p>
-                          <w:p>
-                            <w:pPr>
-                              <w:spacing w:after="0" w:line="240" w:lineRule="auto"/>
-                              <w:jc w:val="center"/>
-                              <w:rPr>
-                                <w:rFonts w:ascii="Times New Roman" w:hAnsi="Times New Roman" w:cs="Times New Roman"/>
-                                <w:color w:val="000000" w:themeColor="text1"/>
-                                <w:sz w:val="22"/>
-                                <w:szCs w:val="22"/>
-                              </w:rPr>
-                            </w:pPr>
-                            <w:r>
-                              <w:rPr>
-                                <w:rFonts w:ascii="Times New Roman" w:hAnsi="Times New Roman" w:cs="Times New Roman"/>
-                                <w:color w:val="000000" w:themeColor="text1"/>
-                                <w:sz w:val="22"/>
-                                <w:szCs w:val="22"/>
-                              </w:rPr>
-                              <w:t>--------------------</w:t>
-                            </w:r>
-                          </w:p>
-                          <w:p>
-                            <w:pPr>
-                              <w:spacing w:after="0" w:line="240" w:lineRule="auto"/>
-                              <w:jc w:val="center"/>
-                              <w:rPr>
-                                <w:rFonts w:ascii="Times New Roman" w:hAnsi="Times New Roman" w:cs="Times New Roman"/>
-                                <w:color w:val="000000" w:themeColor="text1"/>
-                                <w:sz w:val="22"/>
-                                <w:szCs w:val="22"/>
-                              </w:rPr>
-                            </w:pPr>
-                            <w:r>
-                              <w:rPr>
-                                <w:rFonts w:ascii="Times New Roman" w:hAnsi="Times New Roman" w:cs="Times New Roman"/>
-                                <w:color w:val="000000" w:themeColor="text1"/>
-                                <w:sz w:val="22"/>
-                                <w:szCs w:val="22"/>
-                              </w:rPr>
-                              <w:t xml:space="preserve">DEPARTEMENT </w:t>
-                            </w:r>
-                            <w:r>
-                              <w:rPr>
-                                <w:rFonts w:ascii="Times New Roman" w:hAnsi="Times New Roman" w:cs="Times New Roman"/>
-                                <w:color w:val="000000" w:themeColor="text1"/>
-                                <w:sz w:val="22"/>
-                                <w:szCs w:val="22"/>
-                              </w:rPr>
-                              <w:t>OF COMPUTER SCIENCE ENGINEERING</w:t>
-                            </w:r>
-                          </w:p>
-                          <w:p>
-                            <w:pPr>
-                              <w:spacing w:after="0" w:line="240" w:lineRule="auto"/>
-                              <w:jc w:val="center"/>
-                              <w:rPr>
-                                <w:rFonts w:ascii="Times New Roman" w:hAnsi="Times New Roman" w:cs="Times New Roman"/>
-                                <w:color w:val="000000" w:themeColor="text1"/>
-                                <w:sz w:val="22"/>
-                                <w:szCs w:val="22"/>
-                                <w:lang w:val="fr-FR"/>
-                              </w:rPr>
-                            </w:pPr>
-                            <w:r>
-                              <w:rPr>
-                                <w:rFonts w:ascii="Times New Roman" w:hAnsi="Times New Roman" w:cs="Times New Roman"/>
-                                <w:color w:val="000000" w:themeColor="text1"/>
-                                <w:sz w:val="22"/>
-                                <w:szCs w:val="22"/>
-                                <w:lang w:val="fr-FR"/>
-                              </w:rPr>
-                              <w:t>--------------------</w:t>
-                            </w:r>
-                          </w:p>
-                          <w:p>
-                            <w:pPr>
-                              <w:spacing w:after="0" w:line="240" w:lineRule="auto"/>
-                              <w:jc w:val="center"/>
-                              <w:rPr>
-                                <w:rFonts w:ascii="Times New Roman" w:hAnsi="Times New Roman" w:cs="Times New Roman"/>
-                                <w:color w:val="000000" w:themeColor="text1"/>
-                                <w:sz w:val="22"/>
-                                <w:szCs w:val="22"/>
-                                <w:lang w:val="fr-FR"/>
-                              </w:rPr>
-                            </w:pPr>
-                            <w:r>
-                              <w:rPr>
-                                <w:rFonts w:ascii="Times New Roman" w:hAnsi="Times New Roman" w:cs="Times New Roman"/>
-                                <w:color w:val="000000" w:themeColor="text1"/>
-                                <w:sz w:val="22"/>
-                                <w:szCs w:val="22"/>
-                                <w:lang w:val="fr-FR"/>
-                              </w:rPr>
-                              <w:t>PO-Box</w:t>
-                            </w:r>
-                            <w:r>
-                              <w:rPr>
-                                <w:rFonts w:ascii="Times New Roman" w:hAnsi="Times New Roman" w:cs="Times New Roman"/>
-                                <w:color w:val="000000" w:themeColor="text1"/>
-                                <w:sz w:val="22"/>
-                                <w:szCs w:val="22"/>
-                                <w:lang w:val="fr-FR"/>
-                              </w:rPr>
-                              <w:t>: 8698 DOUALA</w:t>
-                            </w:r>
-                          </w:p>
-                          <w:p>
-                            <w:pPr>
-                              <w:spacing w:after="0" w:line="240" w:lineRule="auto"/>
-                              <w:jc w:val="center"/>
-                              <w:rPr>
-                                <w:rFonts w:ascii="Times New Roman" w:hAnsi="Times New Roman" w:cs="Times New Roman"/>
-                                <w:color w:val="000000" w:themeColor="text1"/>
-                                <w:sz w:val="22"/>
-                                <w:szCs w:val="22"/>
-                                <w:lang w:val="fr-FR"/>
-                              </w:rPr>
-                            </w:pPr>
-                            <w:r>
-                              <w:rPr>
-                                <w:rFonts w:ascii="Times New Roman" w:hAnsi="Times New Roman" w:cs="Times New Roman"/>
-                                <w:color w:val="000000" w:themeColor="text1"/>
-                                <w:sz w:val="22"/>
-                                <w:szCs w:val="22"/>
-                                <w:lang w:val="fr-FR"/>
-                              </w:rPr>
-                              <w:t>Phone</w:t>
-                            </w:r>
-                            <w:r>
-                              <w:rPr>
-                                <w:rFonts w:ascii="Times New Roman" w:hAnsi="Times New Roman" w:cs="Times New Roman"/>
-                                <w:color w:val="000000" w:themeColor="text1"/>
-                                <w:sz w:val="22"/>
-                                <w:szCs w:val="22"/>
-                                <w:lang w:val="fr-FR"/>
-                              </w:rPr>
-                              <w:t>: (237) 233 40 24 82</w:t>
-                            </w:r>
-                          </w:p>
-                          <w:p>
-                            <w:pPr>
-                              <w:spacing w:after="0" w:line="240" w:lineRule="auto"/>
-                              <w:jc w:val="center"/>
-                              <w:rPr>
-                                <w:rFonts w:ascii="Times New Roman" w:hAnsi="Times New Roman" w:cs="Times New Roman"/>
-                                <w:color w:val="000000" w:themeColor="text1"/>
-                                <w:sz w:val="22"/>
-                                <w:szCs w:val="22"/>
-                                <w:lang w:val="fr-FR"/>
-                              </w:rPr>
-                            </w:pPr>
-                            <w:r>
-                              <w:rPr>
-                                <w:rFonts w:ascii="Times New Roman" w:hAnsi="Times New Roman" w:cs="Times New Roman"/>
-                                <w:color w:val="000000" w:themeColor="text1"/>
-                                <w:sz w:val="22"/>
-                                <w:szCs w:val="22"/>
-                                <w:lang w:val="fr-FR"/>
-                              </w:rPr>
-                              <w:t xml:space="preserve">E-mail : </w:t>
-                            </w:r>
-                            <w:hyperlink r:id="rId7" w:history="1">
-                              <w:r>
-                                <w:rPr>
-                                  <w:rStyle w:val="Heading1Char"/>
-                                  <w:rFonts w:ascii="Times New Roman" w:hAnsi="Times New Roman" w:cs="Times New Roman"/>
-                                  <w:sz w:val="22"/>
-                                  <w:szCs w:val="22"/>
-                                  <w:lang w:val="fr-FR"/>
-                                </w:rPr>
-                                <w:t>infos.iut@univ-douala.com</w:t>
-                              </w:r>
-                            </w:hyperlink>
-                          </w:p>
-                        </w:txbxContent>
-                      </wps:txbx>
-                      <wps:bodyPr rot="0" spcFirstLastPara="0" vertOverflow="overflow" horzOverflow="overflow" vert="horz" wrap="square" lIns="91440" tIns="45720" rIns="91440" bIns="45720" numCol="1" spcCol="0" rtlCol="0" fromWordArt="0" anchor="ctr" anchorCtr="0" forceAA="0" compatLnSpc="1">
-                        <a:prstTxWarp prst="textNoShape">
-                          <a:avLst/>
-                        </a:prstTxWarp>
-                        <a:noAutofit/>
-                      </wps:bodyPr>
-                    </wps:wsp>
-                  </a:graphicData>
-                </a:graphic>
-                <wp14:sizeRelH relativeFrom="margin">
-                  <wp14:pctWidth>0</wp14:pctWidth>
-                </wp14:sizeRelH>
-                <wp14:sizeRelV relativeFrom="margin">
-                  <wp14:pctHeight>0</wp14:pctHeight>
-                </wp14:sizeRelV>
-              </wp:anchor>
-            </w:drawing>
-          </mc:Choice>
-          <mc:Fallback>
-            <w:pict>
-              <v:rect w14:anchorId="131DA42C" id="Rectangle 1" o:spid="_x0000_s1026" style="position:absolute;margin-left:282.4pt;margin-top:-47.8pt;width:224.2pt;height:231.9pt;z-index:251661312;visibility:visible;mso-wrap-style:square;mso-width-percent:0;mso-height-percent:0;mso-wrap-distance-left:9pt;mso-wrap-distance-top:0;mso-wrap-distance-right:9pt;mso-wrap-distance-bottom:0;mso-position-horizontal:absolute;mso-position-horizontal-relative:text;mso-position-vertical:absolute;mso-position-vertical-relative:text;mso-width-percent:0;mso-height-percent:0;mso-width-relative:margin;mso-height-relative:margin;v-text-anchor:middle" o:gfxdata="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" filled="f" stroked="f" strokeweight="1pt">
-                <v:textbox>
-                  <w:txbxContent>
-                    <w:p>
-                      <w:pPr>
-                        <w:spacing w:after="0" w:line="240" w:lineRule="auto"/>
-                        <w:jc w:val="center"/>
-                        <w:rPr>
-                          <w:rFonts w:ascii="Times New Roman" w:hAnsi="Times New Roman" w:cs="Times New Roman"/>
-                          <w:color w:val="000000" w:themeColor="text1"/>
-                          <w:sz w:val="22"/>
-                          <w:szCs w:val="22"/>
-                        </w:rPr>
-                      </w:pPr>
-                      <w:r>
-                        <w:rPr>
-                          <w:rFonts w:ascii="Times New Roman" w:hAnsi="Times New Roman" w:cs="Times New Roman"/>
-                          <w:color w:val="000000" w:themeColor="text1"/>
-                          <w:sz w:val="22"/>
-                          <w:szCs w:val="22"/>
-                        </w:rPr>
-                        <w:t>REPUBLIC OF CAMEROON</w:t>
-                      </w:r>
-                    </w:p>
-                    <w:p>
-                      <w:pPr>
-                        <w:spacing w:after="0" w:line="240" w:lineRule="auto"/>
-                        <w:jc w:val="center"/>
-                        <w:rPr>
-                          <w:rFonts w:ascii="Times New Roman" w:hAnsi="Times New Roman" w:cs="Times New Roman"/>
-                          <w:color w:val="000000" w:themeColor="text1"/>
-                          <w:sz w:val="22"/>
-                          <w:szCs w:val="22"/>
-                        </w:rPr>
-                      </w:pPr>
-                      <w:r>
-                        <w:rPr>
-                          <w:rFonts w:ascii="Times New Roman" w:hAnsi="Times New Roman" w:cs="Times New Roman"/>
-                          <w:color w:val="000000" w:themeColor="text1"/>
-                          <w:sz w:val="22"/>
-                          <w:szCs w:val="22"/>
-                        </w:rPr>
-                        <w:t>Peace – Work – Fatherland</w:t>
-                      </w:r>
-                    </w:p>
-                    <w:p>
-                      <w:pPr>
-                        <w:spacing w:after="0" w:line="240" w:lineRule="auto"/>
-                        <w:jc w:val="center"/>
-                        <w:rPr>
-                          <w:rFonts w:ascii="Times New Roman" w:hAnsi="Times New Roman" w:cs="Times New Roman"/>
-                          <w:color w:val="000000" w:themeColor="text1"/>
-                          <w:sz w:val="22"/>
-                          <w:szCs w:val="22"/>
-                        </w:rPr>
-                      </w:pPr>
-                      <w:r>
-                        <w:rPr>
-                          <w:rFonts w:ascii="Times New Roman" w:hAnsi="Times New Roman" w:cs="Times New Roman"/>
-                          <w:color w:val="000000" w:themeColor="text1"/>
-                          <w:sz w:val="22"/>
-                          <w:szCs w:val="22"/>
-                        </w:rPr>
-                        <w:t>--------------------</w:t>
-                      </w:r>
-                    </w:p>
-                    <w:p>
-                      <w:pPr>
-                        <w:spacing w:after="0" w:line="240" w:lineRule="auto"/>
-                        <w:jc w:val="center"/>
-                        <w:rPr>
-                          <w:rFonts w:ascii="Times New Roman" w:hAnsi="Times New Roman" w:cs="Times New Roman"/>
-                          <w:color w:val="000000" w:themeColor="text1"/>
-                          <w:sz w:val="22"/>
-                          <w:szCs w:val="22"/>
-                        </w:rPr>
-                      </w:pPr>
-                      <w:r>
-                        <w:rPr>
-                          <w:rFonts w:ascii="Times New Roman" w:hAnsi="Times New Roman" w:cs="Times New Roman"/>
-                          <w:color w:val="000000" w:themeColor="text1"/>
-                          <w:sz w:val="22"/>
-                          <w:szCs w:val="22"/>
-                        </w:rPr>
-                        <w:t>MINIST</w:t>
-                      </w:r>
-                      <w:r>
-                        <w:rPr>
-                          <w:rFonts w:ascii="Times New Roman" w:hAnsi="Times New Roman" w:cs="Times New Roman"/>
-                          <w:color w:val="000000" w:themeColor="text1"/>
-                          <w:sz w:val="22"/>
-                          <w:szCs w:val="22"/>
-                        </w:rPr>
-                        <w:t>RY OF HIGHER EDUCATION</w:t>
-                      </w:r>
-                    </w:p>
-                    <w:p>
-                      <w:pPr>
-                        <w:spacing w:after="0" w:line="240" w:lineRule="auto"/>
-                        <w:jc w:val="center"/>
-                        <w:rPr>
-                          <w:rFonts w:ascii="Times New Roman" w:hAnsi="Times New Roman" w:cs="Times New Roman"/>
-                          <w:color w:val="000000" w:themeColor="text1"/>
-                          <w:sz w:val="22"/>
-                          <w:szCs w:val="22"/>
-                        </w:rPr>
-                      </w:pPr>
-                      <w:r>
-                        <w:rPr>
-                          <w:rFonts w:ascii="Times New Roman" w:hAnsi="Times New Roman" w:cs="Times New Roman"/>
-                          <w:color w:val="000000" w:themeColor="text1"/>
-                          <w:sz w:val="22"/>
-                          <w:szCs w:val="22"/>
-                        </w:rPr>
-                        <w:t>--------------------</w:t>
-                      </w:r>
-                    </w:p>
-                    <w:p>
-                      <w:pPr>
-                        <w:spacing w:after="0" w:line="240" w:lineRule="auto"/>
-                        <w:jc w:val="center"/>
-                        <w:rPr>
-                          <w:rFonts w:ascii="Times New Roman" w:hAnsi="Times New Roman" w:cs="Times New Roman"/>
-                          <w:color w:val="000000" w:themeColor="text1"/>
-                          <w:sz w:val="22"/>
-                          <w:szCs w:val="22"/>
-                        </w:rPr>
-                      </w:pPr>
-                      <w:r>
-                        <w:rPr>
-                          <w:rFonts w:ascii="Times New Roman" w:hAnsi="Times New Roman" w:cs="Times New Roman"/>
-                          <w:color w:val="000000" w:themeColor="text1"/>
-                          <w:sz w:val="22"/>
-                          <w:szCs w:val="22"/>
-                        </w:rPr>
-                        <w:t>THE UNIVERSITY OF</w:t>
-                      </w:r>
-                      <w:r>
-                        <w:rPr>
-                          <w:rFonts w:ascii="Times New Roman" w:hAnsi="Times New Roman" w:cs="Times New Roman"/>
-                          <w:color w:val="000000" w:themeColor="text1"/>
-                          <w:sz w:val="22"/>
-                          <w:szCs w:val="22"/>
-                        </w:rPr>
-                        <w:t xml:space="preserve"> DOUALA</w:t>
-                      </w:r>
-                    </w:p>
-                    <w:p>
-                      <w:pPr>
-                        <w:spacing w:after="0" w:line="240" w:lineRule="auto"/>
-                        <w:jc w:val="center"/>
-                        <w:rPr>
-                          <w:rFonts w:ascii="Times New Roman" w:hAnsi="Times New Roman" w:cs="Times New Roman"/>
-                          <w:color w:val="000000" w:themeColor="text1"/>
-                          <w:sz w:val="22"/>
-                          <w:szCs w:val="22"/>
-                        </w:rPr>
-                      </w:pPr>
-                      <w:r>
-                        <w:rPr>
-                          <w:rFonts w:ascii="Times New Roman" w:hAnsi="Times New Roman" w:cs="Times New Roman"/>
-                          <w:color w:val="000000" w:themeColor="text1"/>
-                          <w:sz w:val="22"/>
-                          <w:szCs w:val="22"/>
-                        </w:rPr>
-                        <w:t>--------------------</w:t>
-                      </w:r>
-                    </w:p>
-                    <w:p>
-                      <w:pPr>
-                        <w:spacing w:after="0" w:line="240" w:lineRule="auto"/>
-                        <w:jc w:val="center"/>
-                        <w:rPr>
-                          <w:rFonts w:ascii="Times New Roman" w:hAnsi="Times New Roman" w:cs="Times New Roman"/>
-                          <w:color w:val="000000" w:themeColor="text1"/>
-                          <w:sz w:val="22"/>
-                          <w:szCs w:val="22"/>
-                        </w:rPr>
-                      </w:pPr>
-                      <w:r>
-                        <w:rPr>
-                          <w:rFonts w:ascii="Times New Roman" w:hAnsi="Times New Roman" w:cs="Times New Roman"/>
-                          <w:color w:val="000000" w:themeColor="text1"/>
-                          <w:sz w:val="22"/>
-                          <w:szCs w:val="22"/>
-                        </w:rPr>
-                        <w:t xml:space="preserve">UNIVERSITY </w:t>
-                      </w:r>
-                      <w:r>
-                        <w:rPr>
-                          <w:rFonts w:ascii="Times New Roman" w:hAnsi="Times New Roman" w:cs="Times New Roman"/>
-                          <w:color w:val="000000" w:themeColor="text1"/>
-                          <w:sz w:val="22"/>
-                          <w:szCs w:val="22"/>
-                        </w:rPr>
-                        <w:t>INSTITUT</w:t>
-                      </w:r>
-                      <w:r>
-                        <w:rPr>
-                          <w:rFonts w:ascii="Times New Roman" w:hAnsi="Times New Roman" w:cs="Times New Roman"/>
-                          <w:color w:val="000000" w:themeColor="text1"/>
-                          <w:sz w:val="22"/>
-                          <w:szCs w:val="22"/>
-                        </w:rPr>
-                        <w:t>E</w:t>
-                      </w:r>
-                      <w:r>
-                        <w:rPr>
-                          <w:rFonts w:ascii="Times New Roman" w:hAnsi="Times New Roman" w:cs="Times New Roman"/>
-                          <w:color w:val="000000" w:themeColor="text1"/>
-                          <w:sz w:val="22"/>
-                          <w:szCs w:val="22"/>
-                        </w:rPr>
-                        <w:t xml:space="preserve"> </w:t>
-                      </w:r>
-                      <w:r>
-                        <w:rPr>
-                          <w:rFonts w:ascii="Times New Roman" w:hAnsi="Times New Roman" w:cs="Times New Roman"/>
-                          <w:color w:val="000000" w:themeColor="text1"/>
-                          <w:sz w:val="22"/>
-                          <w:szCs w:val="22"/>
-                        </w:rPr>
-                        <w:t>OF TECHNOLOGY</w:t>
-                      </w:r>
-                    </w:p>
-                    <w:p>
-                      <w:pPr>
-                        <w:spacing w:after="0" w:line="240" w:lineRule="auto"/>
-                        <w:jc w:val="center"/>
-                        <w:rPr>
-                          <w:rFonts w:ascii="Times New Roman" w:hAnsi="Times New Roman" w:cs="Times New Roman"/>
-                          <w:color w:val="000000" w:themeColor="text1"/>
-                          <w:sz w:val="22"/>
-                          <w:szCs w:val="22"/>
-                        </w:rPr>
-                      </w:pPr>
-                      <w:r>
-                        <w:rPr>
-                          <w:rFonts w:ascii="Times New Roman" w:hAnsi="Times New Roman" w:cs="Times New Roman"/>
-                          <w:color w:val="000000" w:themeColor="text1"/>
-                          <w:sz w:val="22"/>
-                          <w:szCs w:val="22"/>
-                        </w:rPr>
-                        <w:t>--------------------</w:t>
-                      </w:r>
-                    </w:p>
-                    <w:p>
-                      <w:pPr>
-                        <w:spacing w:after="0" w:line="240" w:lineRule="auto"/>
-                        <w:jc w:val="center"/>
-                        <w:rPr>
-                          <w:rFonts w:ascii="Times New Roman" w:hAnsi="Times New Roman" w:cs="Times New Roman"/>
-                          <w:color w:val="000000" w:themeColor="text1"/>
-                          <w:sz w:val="22"/>
-                          <w:szCs w:val="22"/>
-                        </w:rPr>
-                      </w:pPr>
-                      <w:r>
-                        <w:rPr>
-                          <w:rFonts w:ascii="Times New Roman" w:hAnsi="Times New Roman" w:cs="Times New Roman"/>
-                          <w:color w:val="000000" w:themeColor="text1"/>
-                          <w:sz w:val="22"/>
-                          <w:szCs w:val="22"/>
-                        </w:rPr>
-                        <w:t xml:space="preserve">DEPARTEMENT </w:t>
-                      </w:r>
-                      <w:r>
-                        <w:rPr>
-                          <w:rFonts w:ascii="Times New Roman" w:hAnsi="Times New Roman" w:cs="Times New Roman"/>
-                          <w:color w:val="000000" w:themeColor="text1"/>
-                          <w:sz w:val="22"/>
-                          <w:szCs w:val="22"/>
-                        </w:rPr>
-                        <w:t>OF COMPUTER SCIENCE ENGINEERING</w:t>
-                      </w:r>
-                    </w:p>
-                    <w:p>
-                      <w:pPr>
-                        <w:spacing w:after="0" w:line="240" w:lineRule="auto"/>
-                        <w:jc w:val="center"/>
-                        <w:rPr>
-                          <w:rFonts w:ascii="Times New Roman" w:hAnsi="Times New Roman" w:cs="Times New Roman"/>
-                          <w:color w:val="000000" w:themeColor="text1"/>
-                          <w:sz w:val="22"/>
-                          <w:szCs w:val="22"/>
-                          <w:lang w:val="fr-FR"/>
-                        </w:rPr>
-                      </w:pPr>
-                      <w:r>
-                        <w:rPr>
-                          <w:rFonts w:ascii="Times New Roman" w:hAnsi="Times New Roman" w:cs="Times New Roman"/>
-                          <w:color w:val="000000" w:themeColor="text1"/>
-                          <w:sz w:val="22"/>
-                          <w:szCs w:val="22"/>
-                          <w:lang w:val="fr-FR"/>
-                        </w:rPr>
-                        <w:t>--------------------</w:t>
-                      </w:r>
-                    </w:p>
-                    <w:p>
-                      <w:pPr>
-                        <w:spacing w:after="0" w:line="240" w:lineRule="auto"/>
-                        <w:jc w:val="center"/>
-                        <w:rPr>
-                          <w:rFonts w:ascii="Times New Roman" w:hAnsi="Times New Roman" w:cs="Times New Roman"/>
-                          <w:color w:val="000000" w:themeColor="text1"/>
-                          <w:sz w:val="22"/>
-                          <w:szCs w:val="22"/>
-                          <w:lang w:val="fr-FR"/>
-                        </w:rPr>
-                      </w:pPr>
-                      <w:r>
-                        <w:rPr>
-                          <w:rFonts w:ascii="Times New Roman" w:hAnsi="Times New Roman" w:cs="Times New Roman"/>
-                          <w:color w:val="000000" w:themeColor="text1"/>
-                          <w:sz w:val="22"/>
-                          <w:szCs w:val="22"/>
-                          <w:lang w:val="fr-FR"/>
-                        </w:rPr>
-                        <w:t>PO-Box</w:t>
-                      </w:r>
-                      <w:r>
-                        <w:rPr>
-                          <w:rFonts w:ascii="Times New Roman" w:hAnsi="Times New Roman" w:cs="Times New Roman"/>
-                          <w:color w:val="000000" w:themeColor="text1"/>
-                          <w:sz w:val="22"/>
-                          <w:szCs w:val="22"/>
-                          <w:lang w:val="fr-FR"/>
-                        </w:rPr>
-                        <w:t>: 8698 DOUALA</w:t>
-                      </w:r>
-                    </w:p>
-                    <w:p>
-                      <w:pPr>
-                        <w:spacing w:after="0" w:line="240" w:lineRule="auto"/>
-                        <w:jc w:val="center"/>
-                        <w:rPr>
-                          <w:rFonts w:ascii="Times New Roman" w:hAnsi="Times New Roman" w:cs="Times New Roman"/>
-                          <w:color w:val="000000" w:themeColor="text1"/>
-                          <w:sz w:val="22"/>
-                          <w:szCs w:val="22"/>
-                          <w:lang w:val="fr-FR"/>
-                        </w:rPr>
-                      </w:pPr>
-                      <w:r>
-                        <w:rPr>
-                          <w:rFonts w:ascii="Times New Roman" w:hAnsi="Times New Roman" w:cs="Times New Roman"/>
-                          <w:color w:val="000000" w:themeColor="text1"/>
-                          <w:sz w:val="22"/>
-                          <w:szCs w:val="22"/>
-                          <w:lang w:val="fr-FR"/>
-                        </w:rPr>
-                        <w:t>Phone</w:t>
-                      </w:r>
-                      <w:r>
-                        <w:rPr>
-                          <w:rFonts w:ascii="Times New Roman" w:hAnsi="Times New Roman" w:cs="Times New Roman"/>
-                          <w:color w:val="000000" w:themeColor="text1"/>
-                          <w:sz w:val="22"/>
-                          <w:szCs w:val="22"/>
-                          <w:lang w:val="fr-FR"/>
-                        </w:rPr>
-                        <w:t>: (237) 233 40 24 82</w:t>
-                      </w:r>
-                    </w:p>
-                    <w:p>
-                      <w:pPr>
-                        <w:spacing w:after="0" w:line="240" w:lineRule="auto"/>
-                        <w:jc w:val="center"/>
-                        <w:rPr>
-                          <w:rFonts w:ascii="Times New Roman" w:hAnsi="Times New Roman" w:cs="Times New Roman"/>
-                          <w:color w:val="000000" w:themeColor="text1"/>
-                          <w:sz w:val="22"/>
-                          <w:szCs w:val="22"/>
-                          <w:lang w:val="fr-FR"/>
-                        </w:rPr>
-                      </w:pPr>
-                      <w:r>
-                        <w:rPr>
-                          <w:rFonts w:ascii="Times New Roman" w:hAnsi="Times New Roman" w:cs="Times New Roman"/>
-                          <w:color w:val="000000" w:themeColor="text1"/>
-                          <w:sz w:val="22"/>
-                          <w:szCs w:val="22"/>
-                          <w:lang w:val="fr-FR"/>
-                        </w:rPr>
-                        <w:t xml:space="preserve">E-mail : </w:t>
-                      </w:r>
-                      <w:hyperlink r:id="rId8" w:history="1">
-                        <w:r>
-                          <w:rPr>
-                            <w:rStyle w:val="Heading1Char"/>
-                            <w:rFonts w:ascii="Times New Roman" w:hAnsi="Times New Roman" w:cs="Times New Roman"/>
-                            <w:sz w:val="22"/>
-                            <w:szCs w:val="22"/>
-                            <w:lang w:val="fr-FR"/>
-                          </w:rPr>
-                          <w:t>infos.iut@univ-douala.com</w:t>
-                        </w:r>
-                      </w:hyperlink>
-                    </w:p>
-                  </w:txbxContent>
-                </v:textbox>
-              </v:rect>
-            </w:pict>
-          </mc:Fallback>
-        </mc:AlternateContent>
-      </w:r>
-      <w:r>
-        <w:rPr>
-          <w:rFonts w:ascii="Times New Roman" w:hAnsi="Times New Roman" w:cs="Times New Roman"/>
-          <w:noProof/>
-          <w:sz w:val="28"/>
-          <w:szCs w:val="28"/>
-        </w:rPr>
-        <mc:AlternateContent>
-          <mc:Choice Requires="wps">
-            <w:drawing>
-              <wp:anchor distT="0" distB="0" distL="114300" distR="114300" simplePos="0" relativeHeight="251659264" behindDoc="0" locked="0" layoutInCell="1" allowOverlap="1" wp14:anchorId="2782D93F" wp14:editId="0792C733">
-                <wp:simplePos x="0" y="0"/>
-                <wp:positionH relativeFrom="column">
-                  <wp:posOffset>-674442</wp:posOffset>
-                </wp:positionH>
-                <wp:positionV relativeFrom="paragraph">
-                  <wp:posOffset>-654685</wp:posOffset>
-                </wp:positionV>
-                <wp:extent cx="2847340" cy="3200400"/>
-                <wp:effectExtent l="0" t="0" r="0" b="0"/>
-                <wp:wrapNone/>
-                <wp:docPr id="879720452" name="Rectangle 1"/>
-                <wp:cNvGraphicFramePr/>
-                <a:graphic xmlns:a="http://schemas.openxmlformats.org/drawingml/2006/main">
-                  <a:graphicData uri="http://schemas.microsoft.com/office/word/2010/wordprocessingShape">
-                    <wps:wsp>
-                      <wps:cNvSpPr/>
-                      <wps:spPr>
-                        <a:xfrm>
-                          <a:off x="0" y="0"/>
-                          <a:ext cx="2847340" cy="3200400"/>
-                        </a:xfrm>
-                        <a:prstGeom prst="rect">
-                          <a:avLst/>
-                        </a:prstGeom>
-                        <a:noFill/>
-                        <a:ln>
-                          <a:noFill/>
-                        </a:ln>
-                      </wps:spPr>
-                      <wps:style>
-                        <a:lnRef idx="2">
-                          <a:schemeClr val="accent1">
-                            <a:shade val="15000"/>
-                          </a:schemeClr>
-                        </a:lnRef>
-                        <a:fillRef idx="1">
-                          <a:schemeClr val="accent1"/>
-                        </a:fillRef>
-                        <a:effectRef idx="0">
-                          <a:schemeClr val="accent1"/>
-                        </a:effectRef>
-                        <a:fontRef idx="minor">
-                          <a:schemeClr val="lt1"/>
-                        </a:fontRef>
-                      </wps:style>
-                      <wps:txbx>
-                        <w:txbxContent>
-                          <w:p>
-                            <w:pPr>
-                              <w:spacing w:after="0" w:line="240" w:lineRule="auto"/>
-                              <w:jc w:val="center"/>
-                              <w:rPr>
-                                <w:rFonts w:ascii="Times New Roman" w:hAnsi="Times New Roman" w:cs="Times New Roman"/>
-                                <w:color w:val="000000" w:themeColor="text1"/>
-                                <w:sz w:val="22"/>
-                                <w:szCs w:val="22"/>
-                                <w:lang w:val="fr-FR"/>
-                              </w:rPr>
-                            </w:pPr>
-                            <w:r>
-                              <w:rPr>
-                                <w:rFonts w:ascii="Times New Roman" w:hAnsi="Times New Roman" w:cs="Times New Roman"/>
-                                <w:color w:val="000000" w:themeColor="text1"/>
-                                <w:sz w:val="22"/>
-                                <w:szCs w:val="22"/>
-                                <w:lang w:val="fr-FR"/>
-                              </w:rPr>
-                              <w:t>REPUBLIQUE DU CAMEROUN</w:t>
-                            </w:r>
-                          </w:p>
-                          <w:p>
-                            <w:pPr>
-                              <w:spacing w:after="0" w:line="240" w:lineRule="auto"/>
-                              <w:jc w:val="center"/>
-                              <w:rPr>
-                                <w:rFonts w:ascii="Times New Roman" w:hAnsi="Times New Roman" w:cs="Times New Roman"/>
-                                <w:color w:val="000000" w:themeColor="text1"/>
-                                <w:sz w:val="22"/>
-                                <w:szCs w:val="22"/>
-                                <w:lang w:val="fr-FR"/>
-                              </w:rPr>
-                            </w:pPr>
-                            <w:r>
-                              <w:rPr>
-                                <w:rFonts w:ascii="Times New Roman" w:hAnsi="Times New Roman" w:cs="Times New Roman"/>
-                                <w:color w:val="000000" w:themeColor="text1"/>
-                                <w:sz w:val="22"/>
-                                <w:szCs w:val="22"/>
-                                <w:lang w:val="fr-FR"/>
-                              </w:rPr>
-                              <w:t>Paix – Travail – Patrie</w:t>
-                            </w:r>
-                          </w:p>
-                          <w:p>
-                            <w:pPr>
-                              <w:spacing w:after="0" w:line="240" w:lineRule="auto"/>
-                              <w:jc w:val="center"/>
-                              <w:rPr>
-                                <w:rFonts w:ascii="Times New Roman" w:hAnsi="Times New Roman" w:cs="Times New Roman"/>
-                                <w:color w:val="000000" w:themeColor="text1"/>
-                                <w:sz w:val="22"/>
-                                <w:szCs w:val="22"/>
-                                <w:lang w:val="fr-FR"/>
-                              </w:rPr>
-                            </w:pPr>
-                            <w:r>
-                              <w:rPr>
-                                <w:rFonts w:ascii="Times New Roman" w:hAnsi="Times New Roman" w:cs="Times New Roman"/>
-                                <w:color w:val="000000" w:themeColor="text1"/>
-                                <w:sz w:val="22"/>
-                                <w:szCs w:val="22"/>
-                                <w:lang w:val="fr-FR"/>
-                              </w:rPr>
-                              <w:t>--------------------</w:t>
-                            </w:r>
-                          </w:p>
-                          <w:p>
-                            <w:pPr>
-                              <w:spacing w:after="0" w:line="240" w:lineRule="auto"/>
-                              <w:jc w:val="center"/>
-                              <w:rPr>
-                                <w:rFonts w:ascii="Times New Roman" w:hAnsi="Times New Roman" w:cs="Times New Roman"/>
-                                <w:color w:val="000000" w:themeColor="text1"/>
-                                <w:sz w:val="22"/>
-                                <w:szCs w:val="22"/>
-                                <w:lang w:val="fr-FR"/>
-                              </w:rPr>
-                            </w:pPr>
-                            <w:r>
-                              <w:rPr>
-                                <w:rFonts w:ascii="Times New Roman" w:hAnsi="Times New Roman" w:cs="Times New Roman"/>
-                                <w:color w:val="000000" w:themeColor="text1"/>
-                                <w:sz w:val="22"/>
-                                <w:szCs w:val="22"/>
-                                <w:lang w:val="fr-FR"/>
-                              </w:rPr>
-                              <w:t>MINISTERE DE L’ENSEIGNEMENT SUPERIEUR</w:t>
-                            </w:r>
-                          </w:p>
-                          <w:p>
-                            <w:pPr>
-                              <w:spacing w:after="0" w:line="240" w:lineRule="auto"/>
-                              <w:jc w:val="center"/>
-                              <w:rPr>
-                                <w:rFonts w:ascii="Times New Roman" w:hAnsi="Times New Roman" w:cs="Times New Roman"/>
-                                <w:color w:val="000000" w:themeColor="text1"/>
-                                <w:sz w:val="22"/>
-                                <w:szCs w:val="22"/>
-                                <w:lang w:val="fr-FR"/>
-                              </w:rPr>
-                            </w:pPr>
-                            <w:r>
-                              <w:rPr>
-                                <w:rFonts w:ascii="Times New Roman" w:hAnsi="Times New Roman" w:cs="Times New Roman"/>
-                                <w:color w:val="000000" w:themeColor="text1"/>
-                                <w:sz w:val="22"/>
-                                <w:szCs w:val="22"/>
-                                <w:lang w:val="fr-FR"/>
-                              </w:rPr>
-                              <w:t>--------------------</w:t>
-                            </w:r>
-                          </w:p>
-                          <w:p>
-                            <w:pPr>
-                              <w:spacing w:after="0" w:line="240" w:lineRule="auto"/>
-                              <w:jc w:val="center"/>
-                              <w:rPr>
-                                <w:rFonts w:ascii="Times New Roman" w:hAnsi="Times New Roman" w:cs="Times New Roman"/>
-                                <w:color w:val="000000" w:themeColor="text1"/>
-                                <w:sz w:val="22"/>
-                                <w:szCs w:val="22"/>
-                                <w:lang w:val="fr-FR"/>
-                              </w:rPr>
-                            </w:pPr>
-                            <w:r>
-                              <w:rPr>
-                                <w:rFonts w:ascii="Times New Roman" w:hAnsi="Times New Roman" w:cs="Times New Roman"/>
-                                <w:color w:val="000000" w:themeColor="text1"/>
-                                <w:sz w:val="22"/>
-                                <w:szCs w:val="22"/>
-                                <w:lang w:val="fr-FR"/>
-                              </w:rPr>
-                              <w:t>UNIVERSITE DE DOUALA</w:t>
-                            </w:r>
-                          </w:p>
-                          <w:p>
-                            <w:pPr>
-                              <w:spacing w:after="0" w:line="240" w:lineRule="auto"/>
-                              <w:jc w:val="center"/>
-                              <w:rPr>
-                                <w:rFonts w:ascii="Times New Roman" w:hAnsi="Times New Roman" w:cs="Times New Roman"/>
-                                <w:color w:val="000000" w:themeColor="text1"/>
-                                <w:sz w:val="22"/>
-                                <w:szCs w:val="22"/>
-                                <w:lang w:val="fr-FR"/>
-                              </w:rPr>
-                            </w:pPr>
-                            <w:r>
-                              <w:rPr>
-                                <w:rFonts w:ascii="Times New Roman" w:hAnsi="Times New Roman" w:cs="Times New Roman"/>
-                                <w:color w:val="000000" w:themeColor="text1"/>
-                                <w:sz w:val="22"/>
-                                <w:szCs w:val="22"/>
-                                <w:lang w:val="fr-FR"/>
-                              </w:rPr>
-                              <w:t>--------------------</w:t>
-                            </w:r>
-                          </w:p>
-                          <w:p>
-                            <w:pPr>
-                              <w:spacing w:after="0" w:line="240" w:lineRule="auto"/>
-                              <w:jc w:val="center"/>
-                              <w:rPr>
-                                <w:rFonts w:ascii="Times New Roman" w:hAnsi="Times New Roman" w:cs="Times New Roman"/>
-                                <w:color w:val="000000" w:themeColor="text1"/>
-                                <w:sz w:val="22"/>
-                                <w:szCs w:val="22"/>
-                                <w:lang w:val="fr-FR"/>
-                              </w:rPr>
-                            </w:pPr>
-                            <w:r>
-                              <w:rPr>
-                                <w:rFonts w:ascii="Times New Roman" w:hAnsi="Times New Roman" w:cs="Times New Roman"/>
-                                <w:color w:val="000000" w:themeColor="text1"/>
-                                <w:sz w:val="22"/>
-                                <w:szCs w:val="22"/>
-                                <w:lang w:val="fr-FR"/>
-                              </w:rPr>
-                              <w:t>INSTITUT UNIVERSITAIRE DE TECHNOLOGIE</w:t>
-                            </w:r>
-                          </w:p>
-                          <w:p>
-                            <w:pPr>
-                              <w:spacing w:after="0" w:line="240" w:lineRule="auto"/>
-                              <w:jc w:val="center"/>
-                              <w:rPr>
-                                <w:rFonts w:ascii="Times New Roman" w:hAnsi="Times New Roman" w:cs="Times New Roman"/>
-                                <w:color w:val="000000" w:themeColor="text1"/>
-                                <w:sz w:val="22"/>
-                                <w:szCs w:val="22"/>
-                                <w:lang w:val="fr-FR"/>
-                              </w:rPr>
-                            </w:pPr>
-                            <w:r>
-                              <w:rPr>
-                                <w:rFonts w:ascii="Times New Roman" w:hAnsi="Times New Roman" w:cs="Times New Roman"/>
-                                <w:color w:val="000000" w:themeColor="text1"/>
-                                <w:sz w:val="22"/>
-                                <w:szCs w:val="22"/>
-                                <w:lang w:val="fr-FR"/>
-                              </w:rPr>
-                              <w:t>--------------------</w:t>
-                            </w:r>
-                          </w:p>
-                          <w:p>
-                            <w:pPr>
-                              <w:spacing w:after="0" w:line="240" w:lineRule="auto"/>
-                              <w:jc w:val="center"/>
-                              <w:rPr>
-                                <w:rFonts w:ascii="Times New Roman" w:hAnsi="Times New Roman" w:cs="Times New Roman"/>
-                                <w:color w:val="000000" w:themeColor="text1"/>
-                                <w:sz w:val="22"/>
-                                <w:szCs w:val="22"/>
-                                <w:lang w:val="fr-FR"/>
-                              </w:rPr>
-                            </w:pPr>
-                            <w:r>
-                              <w:rPr>
-                                <w:rFonts w:ascii="Times New Roman" w:hAnsi="Times New Roman" w:cs="Times New Roman"/>
-                                <w:color w:val="000000" w:themeColor="text1"/>
-                                <w:sz w:val="22"/>
-                                <w:szCs w:val="22"/>
-                                <w:lang w:val="fr-FR"/>
-                              </w:rPr>
-                              <w:t>DEPARTEMENT DE GENIE INFORMATIQUE</w:t>
-                            </w:r>
-                          </w:p>
-                          <w:p>
-                            <w:pPr>
-                              <w:spacing w:after="0" w:line="240" w:lineRule="auto"/>
-                              <w:jc w:val="center"/>
-                              <w:rPr>
-                                <w:rFonts w:ascii="Times New Roman" w:hAnsi="Times New Roman" w:cs="Times New Roman"/>
-                                <w:color w:val="000000" w:themeColor="text1"/>
-                                <w:sz w:val="22"/>
-                                <w:szCs w:val="22"/>
-                                <w:lang w:val="fr-FR"/>
-                              </w:rPr>
-                            </w:pPr>
-                            <w:r>
-                              <w:rPr>
-                                <w:rFonts w:ascii="Times New Roman" w:hAnsi="Times New Roman" w:cs="Times New Roman"/>
-                                <w:color w:val="000000" w:themeColor="text1"/>
-                                <w:sz w:val="22"/>
-                                <w:szCs w:val="22"/>
-                                <w:lang w:val="fr-FR"/>
-                              </w:rPr>
-                              <w:t>--------------------</w:t>
-                            </w:r>
-                          </w:p>
-                          <w:p>
-                            <w:pPr>
-                              <w:spacing w:after="0" w:line="240" w:lineRule="auto"/>
-                              <w:jc w:val="center"/>
-                              <w:rPr>
-                                <w:rFonts w:ascii="Times New Roman" w:hAnsi="Times New Roman" w:cs="Times New Roman"/>
-                                <w:color w:val="000000" w:themeColor="text1"/>
-                                <w:sz w:val="22"/>
-                                <w:szCs w:val="22"/>
-                                <w:lang w:val="fr-FR"/>
-                              </w:rPr>
-                            </w:pPr>
-                            <w:r>
-                              <w:rPr>
-                                <w:rFonts w:ascii="Times New Roman" w:hAnsi="Times New Roman" w:cs="Times New Roman"/>
-                                <w:color w:val="000000" w:themeColor="text1"/>
-                                <w:sz w:val="22"/>
-                                <w:szCs w:val="22"/>
-                                <w:lang w:val="fr-FR"/>
-                              </w:rPr>
-                              <w:t>BP : 8698 DOUALA</w:t>
-                            </w:r>
-                          </w:p>
-                          <w:p>
-                            <w:pPr>
-                              <w:spacing w:after="0" w:line="240" w:lineRule="auto"/>
-                              <w:jc w:val="center"/>
-                              <w:rPr>
-                                <w:rFonts w:ascii="Times New Roman" w:hAnsi="Times New Roman" w:cs="Times New Roman"/>
-                                <w:color w:val="000000" w:themeColor="text1"/>
-                                <w:sz w:val="22"/>
-                                <w:szCs w:val="22"/>
-                                <w:lang w:val="fr-FR"/>
-                              </w:rPr>
-                            </w:pPr>
-                            <w:r>
-                              <w:rPr>
-                                <w:rFonts w:ascii="Times New Roman" w:hAnsi="Times New Roman" w:cs="Times New Roman"/>
-                                <w:color w:val="000000" w:themeColor="text1"/>
-                                <w:sz w:val="22"/>
-                                <w:szCs w:val="22"/>
-                                <w:lang w:val="fr-FR"/>
-                              </w:rPr>
-                              <w:t>Tel. : (237) 233 40 24 82</w:t>
-                            </w:r>
-                          </w:p>
-                          <w:p>
-                            <w:pPr>
-                              <w:spacing w:after="0" w:line="240" w:lineRule="auto"/>
-                              <w:jc w:val="center"/>
-                              <w:rPr>
-                                <w:rFonts w:ascii="Times New Roman" w:hAnsi="Times New Roman" w:cs="Times New Roman"/>
-                                <w:color w:val="000000" w:themeColor="text1"/>
-                                <w:sz w:val="22"/>
-                                <w:szCs w:val="22"/>
-                                <w:lang w:val="fr-FR"/>
-                              </w:rPr>
-                            </w:pPr>
-                            <w:r>
-                              <w:rPr>
-                                <w:rFonts w:ascii="Times New Roman" w:hAnsi="Times New Roman" w:cs="Times New Roman"/>
-                                <w:color w:val="000000" w:themeColor="text1"/>
-                                <w:sz w:val="22"/>
-                                <w:szCs w:val="22"/>
-                                <w:lang w:val="fr-FR"/>
-                              </w:rPr>
-                              <w:t xml:space="preserve">E-mail : </w:t>
-                            </w:r>
-                            <w:hyperlink r:id="rId9" w:history="1">
-                              <w:r>
-                                <w:rPr>
-                                  <w:rStyle w:val="Hyperlink"/>
-                                  <w:rFonts w:ascii="Times New Roman" w:hAnsi="Times New Roman" w:cs="Times New Roman"/>
-                                  <w:sz w:val="22"/>
-                                  <w:szCs w:val="22"/>
-                                  <w:lang w:val="fr-FR"/>
-                                </w:rPr>
-                                <w:t>infos.iut@univ-douala.com</w:t>
-                              </w:r>
-                            </w:hyperlink>
-                          </w:p>
-                        </w:txbxContent>
-                      </wps:txbx>
-                      <wps:bodyPr rot="0" spcFirstLastPara="0" vertOverflow="overflow" horzOverflow="overflow" vert="horz" wrap="square" lIns="91440" tIns="45720" rIns="91440" bIns="45720" numCol="1" spcCol="0" rtlCol="0" fromWordArt="0" anchor="ctr" anchorCtr="0" forceAA="0" compatLnSpc="1">
-                        <a:prstTxWarp prst="textNoShape">
-                          <a:avLst/>
-                        </a:prstTxWarp>
-                        <a:noAutofit/>
-                      </wps:bodyPr>
-                    </wps:wsp>
-                  </a:graphicData>
-                </a:graphic>
-                <wp14:sizeRelH relativeFrom="margin">
-                  <wp14:pctWidth>0</wp14:pctWidth>
-                </wp14:sizeRelH>
-                <wp14:sizeRelV relativeFrom="margin">
-                  <wp14:pctHeight>0</wp14:pctHeight>
-                </wp14:sizeRelV>
-              </wp:anchor>
-            </w:drawing>
-          </mc:Choice>
-          <mc:Fallback>
-            <w:pict>
-              <v:rect w14:anchorId="2782D93F" id="_x0000_s1027" style="position:absolute;margin-left:-53.1pt;margin-top:-51.55pt;width:224.2pt;height:252pt;z-index:251659264;visibility:visible;mso-wrap-style:square;mso-width-percent:0;mso-height-percent:0;mso-wrap-distance-left:9pt;mso-wrap-distance-top:0;mso-wrap-distance-right:9pt;mso-wrap-distance-bottom:0;mso-position-horizontal:absolute;mso-position-horizontal-relative:text;mso-position-vertical:absolute;mso-position-vertical-relative:text;mso-width-percent:0;mso-height-percent:0;mso-width-relative:margin;mso-height-relative:margin;v-text-anchor:middle" o:gfxdata="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" filled="f" stroked="f" strokeweight="1pt">
-                <v:textbox>
-                  <w:txbxContent>
-                    <w:p>
-                      <w:pPr>
-                        <w:spacing w:after="0" w:line="240" w:lineRule="auto"/>
-                        <w:jc w:val="center"/>
-                        <w:rPr>
-                          <w:rFonts w:ascii="Times New Roman" w:hAnsi="Times New Roman" w:cs="Times New Roman"/>
-                          <w:color w:val="000000" w:themeColor="text1"/>
-                          <w:sz w:val="22"/>
-                          <w:szCs w:val="22"/>
-                          <w:lang w:val="fr-FR"/>
-                        </w:rPr>
-                      </w:pPr>
-                      <w:r>
-                        <w:rPr>
-                          <w:rFonts w:ascii="Times New Roman" w:hAnsi="Times New Roman" w:cs="Times New Roman"/>
-                          <w:color w:val="000000" w:themeColor="text1"/>
-                          <w:sz w:val="22"/>
-                          <w:szCs w:val="22"/>
-                          <w:lang w:val="fr-FR"/>
-                        </w:rPr>
-                        <w:t>REPUBLIQUE DU CAMEROUN</w:t>
-                      </w:r>
-                    </w:p>
-                    <w:p>
-                      <w:pPr>
-                        <w:spacing w:after="0" w:line="240" w:lineRule="auto"/>
-                        <w:jc w:val="center"/>
-                        <w:rPr>
-                          <w:rFonts w:ascii="Times New Roman" w:hAnsi="Times New Roman" w:cs="Times New Roman"/>
-                          <w:color w:val="000000" w:themeColor="text1"/>
-                          <w:sz w:val="22"/>
-                          <w:szCs w:val="22"/>
-                          <w:lang w:val="fr-FR"/>
-                        </w:rPr>
-                      </w:pPr>
-                      <w:r>
-                        <w:rPr>
-                          <w:rFonts w:ascii="Times New Roman" w:hAnsi="Times New Roman" w:cs="Times New Roman"/>
-                          <w:color w:val="000000" w:themeColor="text1"/>
-                          <w:sz w:val="22"/>
-                          <w:szCs w:val="22"/>
-                          <w:lang w:val="fr-FR"/>
-                        </w:rPr>
-                        <w:t>Paix – Travail – Patrie</w:t>
-                      </w:r>
-                    </w:p>
-                    <w:p>
-                      <w:pPr>
-                        <w:spacing w:after="0" w:line="240" w:lineRule="auto"/>
-                        <w:jc w:val="center"/>
-                        <w:rPr>
-                          <w:rFonts w:ascii="Times New Roman" w:hAnsi="Times New Roman" w:cs="Times New Roman"/>
-                          <w:color w:val="000000" w:themeColor="text1"/>
-                          <w:sz w:val="22"/>
-                          <w:szCs w:val="22"/>
-                          <w:lang w:val="fr-FR"/>
-                        </w:rPr>
-                      </w:pPr>
-                      <w:r>
-                        <w:rPr>
-                          <w:rFonts w:ascii="Times New Roman" w:hAnsi="Times New Roman" w:cs="Times New Roman"/>
-                          <w:color w:val="000000" w:themeColor="text1"/>
-                          <w:sz w:val="22"/>
-                          <w:szCs w:val="22"/>
-                          <w:lang w:val="fr-FR"/>
-                        </w:rPr>
-                        <w:t>--------------------</w:t>
-                      </w:r>
-                    </w:p>
-                    <w:p>
-                      <w:pPr>
-                        <w:spacing w:after="0" w:line="240" w:lineRule="auto"/>
-                        <w:jc w:val="center"/>
-                        <w:rPr>
-                          <w:rFonts w:ascii="Times New Roman" w:hAnsi="Times New Roman" w:cs="Times New Roman"/>
-                          <w:color w:val="000000" w:themeColor="text1"/>
-                          <w:sz w:val="22"/>
-                          <w:szCs w:val="22"/>
-                          <w:lang w:val="fr-FR"/>
-                        </w:rPr>
-                      </w:pPr>
-                      <w:r>
-                        <w:rPr>
-                          <w:rFonts w:ascii="Times New Roman" w:hAnsi="Times New Roman" w:cs="Times New Roman"/>
-                          <w:color w:val="000000" w:themeColor="text1"/>
-                          <w:sz w:val="22"/>
-                          <w:szCs w:val="22"/>
-                          <w:lang w:val="fr-FR"/>
-                        </w:rPr>
-                        <w:t>MINISTERE DE L’ENSEIGNEMENT SUPERIEUR</w:t>
-                      </w:r>
-                    </w:p>
-                    <w:p>
-                      <w:pPr>
-                        <w:spacing w:after="0" w:line="240" w:lineRule="auto"/>
-                        <w:jc w:val="center"/>
-                        <w:rPr>
-                          <w:rFonts w:ascii="Times New Roman" w:hAnsi="Times New Roman" w:cs="Times New Roman"/>
-                          <w:color w:val="000000" w:themeColor="text1"/>
-                          <w:sz w:val="22"/>
-                          <w:szCs w:val="22"/>
-                          <w:lang w:val="fr-FR"/>
-                        </w:rPr>
-                      </w:pPr>
-                      <w:r>
-                        <w:rPr>
-                          <w:rFonts w:ascii="Times New Roman" w:hAnsi="Times New Roman" w:cs="Times New Roman"/>
-                          <w:color w:val="000000" w:themeColor="text1"/>
-                          <w:sz w:val="22"/>
-                          <w:szCs w:val="22"/>
-                          <w:lang w:val="fr-FR"/>
-                        </w:rPr>
-                        <w:t>--------------------</w:t>
-                      </w:r>
-                    </w:p>
-                    <w:p>
-                      <w:pPr>
-                        <w:spacing w:after="0" w:line="240" w:lineRule="auto"/>
-                        <w:jc w:val="center"/>
-                        <w:rPr>
-                          <w:rFonts w:ascii="Times New Roman" w:hAnsi="Times New Roman" w:cs="Times New Roman"/>
-                          <w:color w:val="000000" w:themeColor="text1"/>
-                          <w:sz w:val="22"/>
-                          <w:szCs w:val="22"/>
-                          <w:lang w:val="fr-FR"/>
-                        </w:rPr>
-                      </w:pPr>
-                      <w:r>
-                        <w:rPr>
-                          <w:rFonts w:ascii="Times New Roman" w:hAnsi="Times New Roman" w:cs="Times New Roman"/>
-                          <w:color w:val="000000" w:themeColor="text1"/>
-                          <w:sz w:val="22"/>
-                          <w:szCs w:val="22"/>
-                          <w:lang w:val="fr-FR"/>
-                        </w:rPr>
-                        <w:t>UNIVERSITE DE DOUALA</w:t>
-                      </w:r>
-                    </w:p>
-                    <w:p>
-                      <w:pPr>
-                        <w:spacing w:after="0" w:line="240" w:lineRule="auto"/>
-                        <w:jc w:val="center"/>
-                        <w:rPr>
-                          <w:rFonts w:ascii="Times New Roman" w:hAnsi="Times New Roman" w:cs="Times New Roman"/>
-                          <w:color w:val="000000" w:themeColor="text1"/>
-                          <w:sz w:val="22"/>
-                          <w:szCs w:val="22"/>
-                          <w:lang w:val="fr-FR"/>
-                        </w:rPr>
-                      </w:pPr>
-                      <w:r>
-                        <w:rPr>
-                          <w:rFonts w:ascii="Times New Roman" w:hAnsi="Times New Roman" w:cs="Times New Roman"/>
-                          <w:color w:val="000000" w:themeColor="text1"/>
-                          <w:sz w:val="22"/>
-                          <w:szCs w:val="22"/>
-                          <w:lang w:val="fr-FR"/>
-                        </w:rPr>
-                        <w:t>--------------------</w:t>
-                      </w:r>
-                    </w:p>
-                    <w:p>
-                      <w:pPr>
-                        <w:spacing w:after="0" w:line="240" w:lineRule="auto"/>
-                        <w:jc w:val="center"/>
-                        <w:rPr>
-                          <w:rFonts w:ascii="Times New Roman" w:hAnsi="Times New Roman" w:cs="Times New Roman"/>
-                          <w:color w:val="000000" w:themeColor="text1"/>
-                          <w:sz w:val="22"/>
-                          <w:szCs w:val="22"/>
-                          <w:lang w:val="fr-FR"/>
-                        </w:rPr>
-                      </w:pPr>
-                      <w:r>
-                        <w:rPr>
-                          <w:rFonts w:ascii="Times New Roman" w:hAnsi="Times New Roman" w:cs="Times New Roman"/>
-                          <w:color w:val="000000" w:themeColor="text1"/>
-                          <w:sz w:val="22"/>
-                          <w:szCs w:val="22"/>
-                          <w:lang w:val="fr-FR"/>
-                        </w:rPr>
-                        <w:t>INSTITUT UNIVERSITAIRE DE TECHNOLOGIE</w:t>
-                      </w:r>
-                    </w:p>
-                    <w:p>
-                      <w:pPr>
-                        <w:spacing w:after="0" w:line="240" w:lineRule="auto"/>
-                        <w:jc w:val="center"/>
-                        <w:rPr>
-                          <w:rFonts w:ascii="Times New Roman" w:hAnsi="Times New Roman" w:cs="Times New Roman"/>
-                          <w:color w:val="000000" w:themeColor="text1"/>
-                          <w:sz w:val="22"/>
-                          <w:szCs w:val="22"/>
-                          <w:lang w:val="fr-FR"/>
-                        </w:rPr>
-                      </w:pPr>
-                      <w:r>
-                        <w:rPr>
-                          <w:rFonts w:ascii="Times New Roman" w:hAnsi="Times New Roman" w:cs="Times New Roman"/>
-                          <w:color w:val="000000" w:themeColor="text1"/>
-                          <w:sz w:val="22"/>
-                          <w:szCs w:val="22"/>
-                          <w:lang w:val="fr-FR"/>
-                        </w:rPr>
-                        <w:t>--------------------</w:t>
-                      </w:r>
-                    </w:p>
-                    <w:p>
-                      <w:pPr>
-                        <w:spacing w:after="0" w:line="240" w:lineRule="auto"/>
-                        <w:jc w:val="center"/>
-                        <w:rPr>
-                          <w:rFonts w:ascii="Times New Roman" w:hAnsi="Times New Roman" w:cs="Times New Roman"/>
-                          <w:color w:val="000000" w:themeColor="text1"/>
-                          <w:sz w:val="22"/>
-                          <w:szCs w:val="22"/>
-                          <w:lang w:val="fr-FR"/>
-                        </w:rPr>
-                      </w:pPr>
-                      <w:r>
-                        <w:rPr>
-                          <w:rFonts w:ascii="Times New Roman" w:hAnsi="Times New Roman" w:cs="Times New Roman"/>
-                          <w:color w:val="000000" w:themeColor="text1"/>
-                          <w:sz w:val="22"/>
-                          <w:szCs w:val="22"/>
-                          <w:lang w:val="fr-FR"/>
-                        </w:rPr>
-                        <w:t>DEPARTEMENT DE GENIE INFORMATIQUE</w:t>
-                      </w:r>
-                    </w:p>
-                    <w:p>
-                      <w:pPr>
-                        <w:spacing w:after="0" w:line="240" w:lineRule="auto"/>
-                        <w:jc w:val="center"/>
-                        <w:rPr>
-                          <w:rFonts w:ascii="Times New Roman" w:hAnsi="Times New Roman" w:cs="Times New Roman"/>
-                          <w:color w:val="000000" w:themeColor="text1"/>
-                          <w:sz w:val="22"/>
-                          <w:szCs w:val="22"/>
-                          <w:lang w:val="fr-FR"/>
-                        </w:rPr>
-                      </w:pPr>
-                      <w:r>
-                        <w:rPr>
-                          <w:rFonts w:ascii="Times New Roman" w:hAnsi="Times New Roman" w:cs="Times New Roman"/>
-                          <w:color w:val="000000" w:themeColor="text1"/>
-                          <w:sz w:val="22"/>
-                          <w:szCs w:val="22"/>
-                          <w:lang w:val="fr-FR"/>
-                        </w:rPr>
-                        <w:t>--------------------</w:t>
-                      </w:r>
-                    </w:p>
-                    <w:p>
-                      <w:pPr>
-                        <w:spacing w:after="0" w:line="240" w:lineRule="auto"/>
-                        <w:jc w:val="center"/>
-                        <w:rPr>
-                          <w:rFonts w:ascii="Times New Roman" w:hAnsi="Times New Roman" w:cs="Times New Roman"/>
-                          <w:color w:val="000000" w:themeColor="text1"/>
-                          <w:sz w:val="22"/>
-                          <w:szCs w:val="22"/>
-                          <w:lang w:val="fr-FR"/>
-                        </w:rPr>
-                      </w:pPr>
-                      <w:r>
-                        <w:rPr>
-                          <w:rFonts w:ascii="Times New Roman" w:hAnsi="Times New Roman" w:cs="Times New Roman"/>
-                          <w:color w:val="000000" w:themeColor="text1"/>
-                          <w:sz w:val="22"/>
-                          <w:szCs w:val="22"/>
-                          <w:lang w:val="fr-FR"/>
-                        </w:rPr>
-                        <w:t>BP : 8698 DOUALA</w:t>
-                      </w:r>
-                    </w:p>
-                    <w:p>
-                      <w:pPr>
-                        <w:spacing w:after="0" w:line="240" w:lineRule="auto"/>
-                        <w:jc w:val="center"/>
-                        <w:rPr>
-                          <w:rFonts w:ascii="Times New Roman" w:hAnsi="Times New Roman" w:cs="Times New Roman"/>
-                          <w:color w:val="000000" w:themeColor="text1"/>
-                          <w:sz w:val="22"/>
-                          <w:szCs w:val="22"/>
-                          <w:lang w:val="fr-FR"/>
-                        </w:rPr>
-                      </w:pPr>
-                      <w:r>
-                        <w:rPr>
-                          <w:rFonts w:ascii="Times New Roman" w:hAnsi="Times New Roman" w:cs="Times New Roman"/>
-                          <w:color w:val="000000" w:themeColor="text1"/>
-                          <w:sz w:val="22"/>
-                          <w:szCs w:val="22"/>
-                          <w:lang w:val="fr-FR"/>
-                        </w:rPr>
-                        <w:t>Tel. : (237) 233 40 24 82</w:t>
-                      </w:r>
-                    </w:p>
-                    <w:p>
-                      <w:pPr>
-                        <w:spacing w:after="0" w:line="240" w:lineRule="auto"/>
-                        <w:jc w:val="center"/>
-                        <w:rPr>
-                          <w:rFonts w:ascii="Times New Roman" w:hAnsi="Times New Roman" w:cs="Times New Roman"/>
-                          <w:color w:val="000000" w:themeColor="text1"/>
-                          <w:sz w:val="22"/>
-                          <w:szCs w:val="22"/>
-                          <w:lang w:val="fr-FR"/>
-                        </w:rPr>
-                      </w:pPr>
-                      <w:r>
-                        <w:rPr>
-                          <w:rFonts w:ascii="Times New Roman" w:hAnsi="Times New Roman" w:cs="Times New Roman"/>
-                          <w:color w:val="000000" w:themeColor="text1"/>
-                          <w:sz w:val="22"/>
-                          <w:szCs w:val="22"/>
-                          <w:lang w:val="fr-FR"/>
-                        </w:rPr>
-                        <w:t xml:space="preserve">E-mail : </w:t>
-                      </w:r>
-                      <w:hyperlink r:id="rId10" w:history="1">
-                        <w:r>
-                          <w:rPr>
-                            <w:rStyle w:val="Hyperlink"/>
-                            <w:rFonts w:ascii="Times New Roman" w:hAnsi="Times New Roman" w:cs="Times New Roman"/>
-                            <w:sz w:val="22"/>
-                            <w:szCs w:val="22"/>
-                            <w:lang w:val="fr-FR"/>
-                          </w:rPr>
-                          <w:t>infos.iut@univ-douala.com</w:t>
-                        </w:r>
-                      </w:hyperlink>
-                    </w:p>
-                  </w:txbxContent>
-                </v:textbox>
-              </v:rect>
-            </w:pict>
-          </mc:Fallback>
-        </mc:AlternateContent>
       </w:r>
       <w:r>
         <w:rPr>
@@ -1969,7 +2037,7 @@
         <mc:AlternateContent>
           <mc:Choice Requires="wps">
             <w:drawing>
-              <wp:anchor distT="0" distB="0" distL="114300" distR="114300" simplePos="0" relativeHeight="251663360" behindDoc="0" locked="0" layoutInCell="1" allowOverlap="1" wp14:anchorId="173C6923" wp14:editId="2A6C353F">
+              <wp:anchor distT="0" distB="0" distL="114300" distR="114300" simplePos="0" relativeHeight="251663360" behindDoc="0" locked="0" layoutInCell="1" allowOverlap="1" wp14:anchorId="173C6923" wp14:editId="3259EEA8">
                 <wp:simplePos x="0" y="0"/>
                 <wp:positionH relativeFrom="margin">
                   <wp:posOffset>-28575</wp:posOffset>
@@ -1995,9 +2063,9 @@
                           <a:avLst/>
                         </a:prstGeom>
                         <a:solidFill>
-                          <a:srgbClr val="000080"/>
+                          <a:srgbClr val="2C31F4"/>
                         </a:solidFill>
-                        <a:ln w="19050">
+                        <a:ln w="6350">
                           <a:solidFill>
                             <a:schemeClr val="tx1"/>
                           </a:solidFill>
@@ -2034,6 +2102,7 @@
                                 <w:lang w:val="fr-FR"/>
                               </w:rPr>
                             </w:pPr>
+                            <w:proofErr w:type="gramStart"/>
                             <w:r>
                               <w:rPr>
                                 <w:rFonts w:ascii="Times New Roman" w:hAnsi="Times New Roman" w:cs="Times New Roman"/>
@@ -2044,7 +2113,20 @@
                                 <w:u w:val="single"/>
                                 <w:lang w:val="fr-FR"/>
                               </w:rPr>
-                              <w:t xml:space="preserve">THEME: </w:t>
+                              <w:t>THEME:</w:t>
+                            </w:r>
+                            <w:proofErr w:type="gramEnd"/>
+                            <w:r>
+                              <w:rPr>
+                                <w:rFonts w:ascii="Times New Roman" w:hAnsi="Times New Roman" w:cs="Times New Roman"/>
+                                <w:b/>
+                                <w:bCs/>
+                                <w:sz w:val="28"/>
+                                <w:szCs w:val="28"/>
+                                <w:u w:val="single"/>
+                                <w:lang w:val="fr-FR"/>
+                              </w:rPr>
+                              <w:t xml:space="preserve"> </w:t>
                             </w:r>
                           </w:p>
                           <w:p>
@@ -2227,7 +2309,7 @@
                 </v:handles>
                 <o:complex v:ext="view"/>
               </v:shapetype>
-              <v:shape id="Scroll: Horizontal 3" o:spid="_x0000_s1028" type="#_x0000_t98" style="position:absolute;margin-left:-2.25pt;margin-top:26.4pt;width:478.9pt;height:146.7pt;z-index:251663360;visibility:visible;mso-wrap-style:square;mso-width-percent:0;mso-height-percent:0;mso-wrap-distance-left:9pt;mso-wrap-distance-top:0;mso-wrap-distance-right:9pt;mso-wrap-distance-bottom:0;mso-position-horizontal:absolute;mso-position-horizontal-relative:margin;mso-position-vertical:absolute;mso-position-vertical-relative:text;mso-width-percent:0;mso-height-percent:0;mso-width-relative:margin;mso-height-relative:margin;v-text-anchor:middle" o:gfxdata="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" fillcolor="navy" strokecolor="black [3213]" strokeweight="1.5pt">
+              <v:shape id="Scroll: Horizontal 3" o:spid="_x0000_s1028" type="#_x0000_t98" style="position:absolute;margin-left:-2.25pt;margin-top:26.4pt;width:478.9pt;height:146.7pt;z-index:251663360;visibility:visible;mso-wrap-style:square;mso-width-percent:0;mso-height-percent:0;mso-wrap-distance-left:9pt;mso-wrap-distance-top:0;mso-wrap-distance-right:9pt;mso-wrap-distance-bottom:0;mso-position-horizontal:absolute;mso-position-horizontal-relative:margin;mso-position-vertical:absolute;mso-position-vertical-relative:text;mso-width-percent:0;mso-height-percent:0;mso-width-relative:margin;mso-height-relative:margin;v-text-anchor:middle" o:gfxdata="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" fillcolor="#2c31f4" strokecolor="black [3213]" strokeweight=".5pt">
                 <v:stroke joinstyle="miter"/>
                 <v:textbox>
                   <w:txbxContent>
@@ -2244,6 +2326,7 @@
                           <w:lang w:val="fr-FR"/>
                         </w:rPr>
                       </w:pPr>
+                      <w:proofErr w:type="gramStart"/>
                       <w:r>
                         <w:rPr>
                           <w:rFonts w:ascii="Times New Roman" w:hAnsi="Times New Roman" w:cs="Times New Roman"/>
@@ -2254,7 +2337,20 @@
                           <w:u w:val="single"/>
                           <w:lang w:val="fr-FR"/>
                         </w:rPr>
-                        <w:t xml:space="preserve">THEME: </w:t>
+                        <w:t>THEME:</w:t>
+                      </w:r>
+                      <w:proofErr w:type="gramEnd"/>
+                      <w:r>
+                        <w:rPr>
+                          <w:rFonts w:ascii="Times New Roman" w:hAnsi="Times New Roman" w:cs="Times New Roman"/>
+                          <w:b/>
+                          <w:bCs/>
+                          <w:sz w:val="28"/>
+                          <w:szCs w:val="28"/>
+                          <w:u w:val="single"/>
+                          <w:lang w:val="fr-FR"/>
+                        </w:rPr>
+                        <w:t xml:space="preserve"> </w:t>
                       </w:r>
                     </w:p>
                     <w:p>
@@ -2576,7 +2672,7 @@
         <mc:AlternateContent>
           <mc:Choice Requires="wps">
             <w:drawing>
-              <wp:anchor distT="0" distB="0" distL="114300" distR="114300" simplePos="0" relativeHeight="251674624" behindDoc="0" locked="0" layoutInCell="1" allowOverlap="1" wp14:anchorId="234E8FEB" wp14:editId="5DBFBBDA">
+              <wp:anchor distT="0" distB="0" distL="114300" distR="114300" simplePos="0" relativeHeight="251674624" behindDoc="0" locked="0" layoutInCell="1" allowOverlap="1" wp14:anchorId="234E8FEB" wp14:editId="6FABC579">
                 <wp:simplePos x="0" y="0"/>
                 <wp:positionH relativeFrom="margin">
                   <wp:posOffset>523875</wp:posOffset>
@@ -2605,9 +2701,9 @@
                           </a:avLst>
                         </a:prstGeom>
                         <a:solidFill>
-                          <a:srgbClr val="000080"/>
+                          <a:srgbClr val="2C31F4"/>
                         </a:solidFill>
-                        <a:ln>
+                        <a:ln w="6350">
                           <a:solidFill>
                             <a:schemeClr val="tx1"/>
                           </a:solidFill>
@@ -2709,7 +2805,7 @@
                 </v:handles>
                 <o:complex v:ext="view"/>
               </v:shapetype>
-              <v:shape id="Ribbon: Tilted Up 12" o:spid="_x0000_s1030" type="#_x0000_t54" style="position:absolute;margin-left:41.25pt;margin-top:288.1pt;width:384.6pt;height:58.3pt;z-index:251674624;visibility:visible;mso-wrap-style:square;mso-wrap-distance-left:9pt;mso-wrap-distance-top:0;mso-wrap-distance-right:9pt;mso-wrap-distance-bottom:0;mso-position-horizontal:absolute;mso-position-horizontal-relative:margin;mso-position-vertical:absolute;mso-position-vertical-relative:text;v-text-anchor:middle" o:gfxdata="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" adj="3532,18169" fillcolor="navy" strokecolor="black [3213]" strokeweight="1pt">
+              <v:shape id="Ribbon: Tilted Up 12" o:spid="_x0000_s1030" type="#_x0000_t54" style="position:absolute;margin-left:41.25pt;margin-top:288.1pt;width:384.6pt;height:58.3pt;z-index:251674624;visibility:visible;mso-wrap-style:square;mso-wrap-distance-left:9pt;mso-wrap-distance-top:0;mso-wrap-distance-right:9pt;mso-wrap-distance-bottom:0;mso-position-horizontal:absolute;mso-position-horizontal-relative:margin;mso-position-vertical:absolute;mso-position-vertical-relative:text;v-text-anchor:middle" o:gfxdata="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" adj="3532,18169" fillcolor="#2c31f4" strokecolor="black [3213]" strokeweight=".5pt">
                 <v:stroke joinstyle="miter"/>
                 <v:textbox>
                   <w:txbxContent>
@@ -3004,6 +3100,7 @@
                                 <w:lang w:val="fr-FR"/>
                               </w:rPr>
                             </w:pPr>
+                            <w:proofErr w:type="spellStart"/>
                             <w:r>
                               <w:rPr>
                                 <w:rFonts w:ascii="Times New Roman" w:hAnsi="Times New Roman" w:cs="Times New Roman"/>
@@ -3023,6 +3120,7 @@
                               </w:rPr>
                               <w:t>mique</w:t>
                             </w:r>
+                            <w:proofErr w:type="spellEnd"/>
                             <w:r>
                               <w:rPr>
                                 <w:rFonts w:ascii="Times New Roman" w:hAnsi="Times New Roman" w:cs="Times New Roman"/>
@@ -3304,6 +3402,7 @@
                                 <w:color w:val="000000" w:themeColor="text1"/>
                                 <w:sz w:val="28"/>
                                 <w:szCs w:val="28"/>
+                                <w:lang w:val="fr-FR"/>
                               </w:rPr>
                             </w:pPr>
                             <w:r>
@@ -3312,6 +3411,7 @@
                                 <w:color w:val="000000" w:themeColor="text1"/>
                                 <w:sz w:val="28"/>
                                 <w:szCs w:val="28"/>
+                                <w:lang w:val="fr-FR"/>
                               </w:rPr>
                               <w:t>Matricule :</w:t>
                             </w:r>
@@ -3327,6 +3427,7 @@
                                 <w:color w:val="000000" w:themeColor="text1"/>
                                 <w:sz w:val="28"/>
                                 <w:szCs w:val="28"/>
+                                <w:lang w:val="fr-FR"/>
                               </w:rPr>
                             </w:pPr>
                             <w:r>
@@ -3337,6 +3438,7 @@
                                 <w:color w:val="000000" w:themeColor="text1"/>
                                 <w:sz w:val="28"/>
                                 <w:szCs w:val="28"/>
+                                <w:lang w:val="fr-FR"/>
                               </w:rPr>
                               <w:t>24I00052SE</w:t>
                             </w:r>
@@ -3350,6 +3452,7 @@
                                 <w:color w:val="000000" w:themeColor="text1"/>
                                 <w:sz w:val="28"/>
                                 <w:szCs w:val="28"/>
+                                <w:lang w:val="fr-FR"/>
                               </w:rPr>
                             </w:pPr>
                             <w:r>
@@ -3358,8 +3461,31 @@
                                 <w:color w:val="000000" w:themeColor="text1"/>
                                 <w:sz w:val="28"/>
                                 <w:szCs w:val="28"/>
-                              </w:rPr>
-                              <w:t>Sous l’encardrement de :</w:t>
+                                <w:lang w:val="fr-FR"/>
+                              </w:rPr>
+                              <w:t>Sous l’</w:t>
+                            </w:r>
+                            <w:proofErr w:type="spellStart"/>
+                            <w:r>
+                              <w:rPr>
+                                <w:rFonts w:ascii="Times New Roman" w:hAnsi="Times New Roman" w:cs="Times New Roman"/>
+                                <w:color w:val="000000" w:themeColor="text1"/>
+                                <w:sz w:val="28"/>
+                                <w:szCs w:val="28"/>
+                                <w:lang w:val="fr-FR"/>
+                              </w:rPr>
+                              <w:t>encardrement</w:t>
+                            </w:r>
+                            <w:proofErr w:type="spellEnd"/>
+                            <w:r>
+                              <w:rPr>
+                                <w:rFonts w:ascii="Times New Roman" w:hAnsi="Times New Roman" w:cs="Times New Roman"/>
+                                <w:color w:val="000000" w:themeColor="text1"/>
+                                <w:sz w:val="28"/>
+                                <w:szCs w:val="28"/>
+                                <w:lang w:val="fr-FR"/>
+                              </w:rPr>
+                              <w:t xml:space="preserve"> de :</w:t>
                             </w:r>
                           </w:p>
                         </w:txbxContent>
@@ -3476,30 +3602,19 @@
                           <w:color w:val="000000" w:themeColor="text1"/>
                           <w:sz w:val="28"/>
                           <w:szCs w:val="28"/>
+                          <w:lang w:val="fr-FR"/>
                         </w:rPr>
                       </w:pPr>
-                      <w:proofErr w:type="spellStart"/>
-                      <w:proofErr w:type="gramStart"/>
                       <w:r>
                         <w:rPr>
                           <w:rFonts w:ascii="Times New Roman" w:hAnsi="Times New Roman" w:cs="Times New Roman"/>
                           <w:color w:val="000000" w:themeColor="text1"/>
                           <w:sz w:val="28"/>
                           <w:szCs w:val="28"/>
-                        </w:rPr>
-                        <w:t>Matricule</w:t>
-                      </w:r>
-                      <w:proofErr w:type="spellEnd"/>
-                      <w:r>
-                        <w:rPr>
-                          <w:rFonts w:ascii="Times New Roman" w:hAnsi="Times New Roman" w:cs="Times New Roman"/>
-                          <w:color w:val="000000" w:themeColor="text1"/>
-                          <w:sz w:val="28"/>
-                          <w:szCs w:val="28"/>
-                        </w:rPr>
-                        <w:t xml:space="preserve"> :</w:t>
-                      </w:r>
-                      <w:proofErr w:type="gramEnd"/>
+                          <w:lang w:val="fr-FR"/>
+                        </w:rPr>
+                        <w:t>Matricule :</w:t>
+                      </w:r>
                     </w:p>
                     <w:p>
                       <w:pPr>
@@ -3512,6 +3627,7 @@
                           <w:color w:val="000000" w:themeColor="text1"/>
                           <w:sz w:val="28"/>
                           <w:szCs w:val="28"/>
+                          <w:lang w:val="fr-FR"/>
                         </w:rPr>
                       </w:pPr>
                       <w:r>
@@ -3522,6 +3638,7 @@
                           <w:color w:val="000000" w:themeColor="text1"/>
                           <w:sz w:val="28"/>
                           <w:szCs w:val="28"/>
+                          <w:lang w:val="fr-FR"/>
                         </w:rPr>
                         <w:t>24I00052SE</w:t>
                       </w:r>
@@ -3535,6 +3652,7 @@
                           <w:color w:val="000000" w:themeColor="text1"/>
                           <w:sz w:val="28"/>
                           <w:szCs w:val="28"/>
+                          <w:lang w:val="fr-FR"/>
                         </w:rPr>
                       </w:pPr>
                       <w:r>
@@ -3543,8 +3661,9 @@
                           <w:color w:val="000000" w:themeColor="text1"/>
                           <w:sz w:val="28"/>
                           <w:szCs w:val="28"/>
-                        </w:rPr>
-                        <w:t xml:space="preserve">Sous </w:t>
+                          <w:lang w:val="fr-FR"/>
+                        </w:rPr>
+                        <w:t>Sous l’</w:t>
                       </w:r>
                       <w:proofErr w:type="spellStart"/>
                       <w:r>
@@ -3553,8 +3672,9 @@
                           <w:color w:val="000000" w:themeColor="text1"/>
                           <w:sz w:val="28"/>
                           <w:szCs w:val="28"/>
-                        </w:rPr>
-                        <w:t>l’encardrement</w:t>
+                          <w:lang w:val="fr-FR"/>
+                        </w:rPr>
+                        <w:t>encardrement</w:t>
                       </w:r>
                       <w:proofErr w:type="spellEnd"/>
                       <w:r>
@@ -3563,20 +3683,10 @@
                           <w:color w:val="000000" w:themeColor="text1"/>
                           <w:sz w:val="28"/>
                           <w:szCs w:val="28"/>
-                        </w:rPr>
-                        <w:t xml:space="preserve"> </w:t>
-                      </w:r>
-                      <w:proofErr w:type="gramStart"/>
-                      <w:r>
-                        <w:rPr>
-                          <w:rFonts w:ascii="Times New Roman" w:hAnsi="Times New Roman" w:cs="Times New Roman"/>
-                          <w:color w:val="000000" w:themeColor="text1"/>
-                          <w:sz w:val="28"/>
-                          <w:szCs w:val="28"/>
-                        </w:rPr>
-                        <w:t>de :</w:t>
-                      </w:r>
-                      <w:proofErr w:type="gramEnd"/>
+                          <w:lang w:val="fr-FR"/>
+                        </w:rPr>
+                        <w:t xml:space="preserve"> de :</w:t>
+                      </w:r>
                     </w:p>
                   </w:txbxContent>
                 </v:textbox>
@@ -3833,10 +3943,10 @@
       <w:pgSz w:w="12240" w:h="15840"/>
       <w:pgMar w:top="1440" w:right="1440" w:bottom="1440" w:left="1440" w:header="720" w:footer="720" w:gutter="0"/>
       <w:pgBorders w:offsetFrom="page">
-        <w:top w:val="twistedLines1" w:sz="18" w:space="24" w:color="auto"/>
-        <w:left w:val="twistedLines1" w:sz="18" w:space="24" w:color="auto"/>
-        <w:bottom w:val="twistedLines1" w:sz="18" w:space="24" w:color="auto"/>
-        <w:right w:val="twistedLines1" w:sz="18" w:space="24" w:color="auto"/>
+        <w:top w:val="twistedLines1" w:sz="18" w:space="24" w:color="2C31F4"/>
+        <w:left w:val="twistedLines1" w:sz="18" w:space="24" w:color="2C31F4"/>
+        <w:bottom w:val="twistedLines1" w:sz="18" w:space="24" w:color="2C31F4"/>
+        <w:right w:val="twistedLines1" w:sz="18" w:space="24" w:color="2C31F4"/>
       </w:pgBorders>
       <w:cols w:space="720"/>
       <w:docGrid w:linePitch="360"/>
